--- a/A1 THE HUMAN BEING/4Human life.docx
+++ b/A1 THE HUMAN BEING/4Human life.docx
@@ -21,12 +21,66 @@
     </w:p>
     <w:p>
       <w:pPr>
-        <w:rPr>
-          <w:rFonts w:ascii="Times New Roman" w:hAnsi="Times New Roman" w:cs="Times New Roman"/>
-          <w:sz w:val="40"/>
-          <w:szCs w:val="40"/>
-        </w:rPr>
-      </w:pPr>
+        <w:jc w:val="center"/>
+        <w:rPr>
+          <w:rFonts w:ascii="Times New Roman" w:hAnsi="Times New Roman" w:cs="Times New Roman"/>
+          <w:sz w:val="40"/>
+          <w:szCs w:val="40"/>
+        </w:rPr>
+      </w:pPr>
+      <w:r>
+        <w:rPr>
+          <w:noProof/>
+        </w:rPr>
+        <w:drawing>
+          <wp:inline distT="0" distB="0" distL="0" distR="0" wp14:anchorId="004F6CDE" wp14:editId="063798C4">
+            <wp:extent cx="4763135" cy="3172460"/>
+            <wp:effectExtent l="0" t="0" r="0" b="8890"/>
+            <wp:docPr id="1" name="Picture 1"/>
+            <wp:cNvGraphicFramePr>
+              <a:graphicFrameLocks xmlns:a="http://schemas.openxmlformats.org/drawingml/2006/main" noChangeAspect="1"/>
+            </wp:cNvGraphicFramePr>
+            <a:graphic xmlns:a="http://schemas.openxmlformats.org/drawingml/2006/main">
+              <a:graphicData uri="http://schemas.openxmlformats.org/drawingml/2006/picture">
+                <pic:pic xmlns:pic="http://schemas.openxmlformats.org/drawingml/2006/picture">
+                  <pic:nvPicPr>
+                    <pic:cNvPr id="0" name="Picture 1"/>
+                    <pic:cNvPicPr>
+                      <a:picLocks noChangeAspect="1" noChangeArrowheads="1"/>
+                    </pic:cNvPicPr>
+                  </pic:nvPicPr>
+                  <pic:blipFill>
+                    <a:blip r:embed="rId4">
+                      <a:extLst>
+                        <a:ext uri="{28A0092B-C50C-407E-A947-70E740481C1C}">
+                          <a14:useLocalDpi xmlns:a14="http://schemas.microsoft.com/office/drawing/2010/main" val="0"/>
+                        </a:ext>
+                      </a:extLst>
+                    </a:blip>
+                    <a:srcRect/>
+                    <a:stretch>
+                      <a:fillRect/>
+                    </a:stretch>
+                  </pic:blipFill>
+                  <pic:spPr bwMode="auto">
+                    <a:xfrm>
+                      <a:off x="0" y="0"/>
+                      <a:ext cx="4763135" cy="3172460"/>
+                    </a:xfrm>
+                    <a:prstGeom prst="rect">
+                      <a:avLst/>
+                    </a:prstGeom>
+                    <a:noFill/>
+                    <a:ln>
+                      <a:noFill/>
+                    </a:ln>
+                  </pic:spPr>
+                </pic:pic>
+              </a:graphicData>
+            </a:graphic>
+          </wp:inline>
+        </w:drawing>
+      </w:r>
     </w:p>
     <w:p>
       <w:pPr>
@@ -215,6 +269,7 @@
           <w:sz w:val="40"/>
           <w:szCs w:val="40"/>
         </w:rPr>
+        <w:lastRenderedPageBreak/>
         <w:t xml:space="preserve">--names    : </w:t>
       </w:r>
     </w:p>
@@ -282,12 +337,66 @@
     </w:p>
     <w:p>
       <w:pPr>
-        <w:rPr>
-          <w:rFonts w:ascii="Times New Roman" w:hAnsi="Times New Roman" w:cs="Times New Roman"/>
-          <w:sz w:val="40"/>
-          <w:szCs w:val="40"/>
-        </w:rPr>
-      </w:pPr>
+        <w:jc w:val="center"/>
+        <w:rPr>
+          <w:rFonts w:ascii="Times New Roman" w:hAnsi="Times New Roman" w:cs="Times New Roman"/>
+          <w:sz w:val="40"/>
+          <w:szCs w:val="40"/>
+        </w:rPr>
+      </w:pPr>
+      <w:r>
+        <w:rPr>
+          <w:noProof/>
+        </w:rPr>
+        <w:drawing>
+          <wp:inline distT="0" distB="0" distL="0" distR="0" wp14:anchorId="29D8D401" wp14:editId="28F767B5">
+            <wp:extent cx="4763135" cy="3172460"/>
+            <wp:effectExtent l="0" t="0" r="0" b="8890"/>
+            <wp:docPr id="2" name="Picture 2"/>
+            <wp:cNvGraphicFramePr>
+              <a:graphicFrameLocks xmlns:a="http://schemas.openxmlformats.org/drawingml/2006/main" noChangeAspect="1"/>
+            </wp:cNvGraphicFramePr>
+            <a:graphic xmlns:a="http://schemas.openxmlformats.org/drawingml/2006/main">
+              <a:graphicData uri="http://schemas.openxmlformats.org/drawingml/2006/picture">
+                <pic:pic xmlns:pic="http://schemas.openxmlformats.org/drawingml/2006/picture">
+                  <pic:nvPicPr>
+                    <pic:cNvPr id="0" name="Picture 3"/>
+                    <pic:cNvPicPr>
+                      <a:picLocks noChangeAspect="1" noChangeArrowheads="1"/>
+                    </pic:cNvPicPr>
+                  </pic:nvPicPr>
+                  <pic:blipFill>
+                    <a:blip r:embed="rId5">
+                      <a:extLst>
+                        <a:ext uri="{28A0092B-C50C-407E-A947-70E740481C1C}">
+                          <a14:useLocalDpi xmlns:a14="http://schemas.microsoft.com/office/drawing/2010/main" val="0"/>
+                        </a:ext>
+                      </a:extLst>
+                    </a:blip>
+                    <a:srcRect/>
+                    <a:stretch>
+                      <a:fillRect/>
+                    </a:stretch>
+                  </pic:blipFill>
+                  <pic:spPr bwMode="auto">
+                    <a:xfrm>
+                      <a:off x="0" y="0"/>
+                      <a:ext cx="4763135" cy="3172460"/>
+                    </a:xfrm>
+                    <a:prstGeom prst="rect">
+                      <a:avLst/>
+                    </a:prstGeom>
+                    <a:noFill/>
+                    <a:ln>
+                      <a:noFill/>
+                    </a:ln>
+                  </pic:spPr>
+                </pic:pic>
+              </a:graphicData>
+            </a:graphic>
+          </wp:inline>
+        </w:drawing>
+      </w:r>
     </w:p>
     <w:p>
       <w:pPr>
@@ -398,6 +507,7 @@
           <w:sz w:val="40"/>
           <w:szCs w:val="40"/>
         </w:rPr>
+        <w:lastRenderedPageBreak/>
         <w:t>Exemple : La conception survient souvent lors d'un rapport sexuel fertile.</w:t>
       </w:r>
     </w:p>
@@ -481,12 +591,66 @@
     </w:p>
     <w:p>
       <w:pPr>
-        <w:rPr>
-          <w:rFonts w:ascii="Times New Roman" w:hAnsi="Times New Roman" w:cs="Times New Roman"/>
-          <w:sz w:val="40"/>
-          <w:szCs w:val="40"/>
-        </w:rPr>
-      </w:pPr>
+        <w:jc w:val="center"/>
+        <w:rPr>
+          <w:rFonts w:ascii="Times New Roman" w:hAnsi="Times New Roman" w:cs="Times New Roman"/>
+          <w:sz w:val="40"/>
+          <w:szCs w:val="40"/>
+        </w:rPr>
+      </w:pPr>
+      <w:r>
+        <w:rPr>
+          <w:noProof/>
+        </w:rPr>
+        <w:drawing>
+          <wp:inline distT="0" distB="0" distL="0" distR="0" wp14:anchorId="1E4A7739" wp14:editId="0BC1C19E">
+            <wp:extent cx="3172460" cy="4763135"/>
+            <wp:effectExtent l="0" t="0" r="8890" b="0"/>
+            <wp:docPr id="3" name="Picture 3"/>
+            <wp:cNvGraphicFramePr>
+              <a:graphicFrameLocks xmlns:a="http://schemas.openxmlformats.org/drawingml/2006/main" noChangeAspect="1"/>
+            </wp:cNvGraphicFramePr>
+            <a:graphic xmlns:a="http://schemas.openxmlformats.org/drawingml/2006/main">
+              <a:graphicData uri="http://schemas.openxmlformats.org/drawingml/2006/picture">
+                <pic:pic xmlns:pic="http://schemas.openxmlformats.org/drawingml/2006/picture">
+                  <pic:nvPicPr>
+                    <pic:cNvPr id="0" name="Picture 5"/>
+                    <pic:cNvPicPr>
+                      <a:picLocks noChangeAspect="1" noChangeArrowheads="1"/>
+                    </pic:cNvPicPr>
+                  </pic:nvPicPr>
+                  <pic:blipFill>
+                    <a:blip r:embed="rId6">
+                      <a:extLst>
+                        <a:ext uri="{28A0092B-C50C-407E-A947-70E740481C1C}">
+                          <a14:useLocalDpi xmlns:a14="http://schemas.microsoft.com/office/drawing/2010/main" val="0"/>
+                        </a:ext>
+                      </a:extLst>
+                    </a:blip>
+                    <a:srcRect/>
+                    <a:stretch>
+                      <a:fillRect/>
+                    </a:stretch>
+                  </pic:blipFill>
+                  <pic:spPr bwMode="auto">
+                    <a:xfrm>
+                      <a:off x="0" y="0"/>
+                      <a:ext cx="3172460" cy="4763135"/>
+                    </a:xfrm>
+                    <a:prstGeom prst="rect">
+                      <a:avLst/>
+                    </a:prstGeom>
+                    <a:noFill/>
+                    <a:ln>
+                      <a:noFill/>
+                    </a:ln>
+                  </pic:spPr>
+                </pic:pic>
+              </a:graphicData>
+            </a:graphic>
+          </wp:inline>
+        </w:drawing>
+      </w:r>
     </w:p>
     <w:p>
       <w:pPr>
@@ -680,36 +844,91 @@
     </w:p>
     <w:p>
       <w:pPr>
-        <w:rPr>
-          <w:rFonts w:ascii="Times New Roman" w:hAnsi="Times New Roman" w:cs="Times New Roman"/>
-          <w:sz w:val="40"/>
-          <w:szCs w:val="40"/>
-        </w:rPr>
-      </w:pPr>
-    </w:p>
-    <w:p>
-      <w:pPr>
-        <w:rPr>
-          <w:rFonts w:ascii="Times New Roman" w:hAnsi="Times New Roman" w:cs="Times New Roman"/>
-          <w:sz w:val="40"/>
-          <w:szCs w:val="40"/>
-        </w:rPr>
-      </w:pPr>
-    </w:p>
-    <w:p>
-      <w:pPr>
-        <w:rPr>
-          <w:rFonts w:ascii="Times New Roman" w:hAnsi="Times New Roman" w:cs="Times New Roman"/>
-          <w:sz w:val="40"/>
-          <w:szCs w:val="40"/>
-        </w:rPr>
-      </w:pPr>
-      <w:r>
-        <w:rPr>
-          <w:rFonts w:ascii="Times New Roman" w:hAnsi="Times New Roman" w:cs="Times New Roman"/>
-          <w:sz w:val="40"/>
-          <w:szCs w:val="40"/>
-        </w:rPr>
+        <w:jc w:val="center"/>
+        <w:rPr>
+          <w:rFonts w:ascii="Times New Roman" w:hAnsi="Times New Roman" w:cs="Times New Roman"/>
+          <w:sz w:val="40"/>
+          <w:szCs w:val="40"/>
+        </w:rPr>
+      </w:pPr>
+      <w:r>
+        <w:rPr>
+          <w:noProof/>
+        </w:rPr>
+        <w:drawing>
+          <wp:inline distT="0" distB="0" distL="0" distR="0" wp14:anchorId="49221314" wp14:editId="33B5980D">
+            <wp:extent cx="3172460" cy="4763135"/>
+            <wp:effectExtent l="0" t="0" r="8890" b="0"/>
+            <wp:docPr id="4" name="Picture 4"/>
+            <wp:cNvGraphicFramePr>
+              <a:graphicFrameLocks xmlns:a="http://schemas.openxmlformats.org/drawingml/2006/main" noChangeAspect="1"/>
+            </wp:cNvGraphicFramePr>
+            <a:graphic xmlns:a="http://schemas.openxmlformats.org/drawingml/2006/main">
+              <a:graphicData uri="http://schemas.openxmlformats.org/drawingml/2006/picture">
+                <pic:pic xmlns:pic="http://schemas.openxmlformats.org/drawingml/2006/picture">
+                  <pic:nvPicPr>
+                    <pic:cNvPr id="0" name="Picture 7"/>
+                    <pic:cNvPicPr>
+                      <a:picLocks noChangeAspect="1" noChangeArrowheads="1"/>
+                    </pic:cNvPicPr>
+                  </pic:nvPicPr>
+                  <pic:blipFill>
+                    <a:blip r:embed="rId7">
+                      <a:extLst>
+                        <a:ext uri="{28A0092B-C50C-407E-A947-70E740481C1C}">
+                          <a14:useLocalDpi xmlns:a14="http://schemas.microsoft.com/office/drawing/2010/main" val="0"/>
+                        </a:ext>
+                      </a:extLst>
+                    </a:blip>
+                    <a:srcRect/>
+                    <a:stretch>
+                      <a:fillRect/>
+                    </a:stretch>
+                  </pic:blipFill>
+                  <pic:spPr bwMode="auto">
+                    <a:xfrm>
+                      <a:off x="0" y="0"/>
+                      <a:ext cx="3172460" cy="4763135"/>
+                    </a:xfrm>
+                    <a:prstGeom prst="rect">
+                      <a:avLst/>
+                    </a:prstGeom>
+                    <a:noFill/>
+                    <a:ln>
+                      <a:noFill/>
+                    </a:ln>
+                  </pic:spPr>
+                </pic:pic>
+              </a:graphicData>
+            </a:graphic>
+          </wp:inline>
+        </w:drawing>
+      </w:r>
+    </w:p>
+    <w:p>
+      <w:pPr>
+        <w:rPr>
+          <w:rFonts w:ascii="Times New Roman" w:hAnsi="Times New Roman" w:cs="Times New Roman"/>
+          <w:sz w:val="40"/>
+          <w:szCs w:val="40"/>
+        </w:rPr>
+      </w:pPr>
+    </w:p>
+    <w:p>
+      <w:pPr>
+        <w:rPr>
+          <w:rFonts w:ascii="Times New Roman" w:hAnsi="Times New Roman" w:cs="Times New Roman"/>
+          <w:sz w:val="40"/>
+          <w:szCs w:val="40"/>
+        </w:rPr>
+      </w:pPr>
+      <w:r>
+        <w:rPr>
+          <w:rFonts w:ascii="Times New Roman" w:hAnsi="Times New Roman" w:cs="Times New Roman"/>
+          <w:sz w:val="40"/>
+          <w:szCs w:val="40"/>
+        </w:rPr>
+        <w:lastRenderedPageBreak/>
         <w:t>An embryo</w:t>
       </w:r>
     </w:p>
@@ -823,6 +1042,260 @@
           <w:szCs w:val="40"/>
         </w:rPr>
         <w:t>Signification : Stade initial d'un futur bébé.</w:t>
+      </w:r>
+    </w:p>
+    <w:p>
+      <w:pPr>
+        <w:rPr>
+          <w:rFonts w:ascii="Times New Roman" w:hAnsi="Times New Roman" w:cs="Times New Roman"/>
+          <w:sz w:val="40"/>
+          <w:szCs w:val="40"/>
+        </w:rPr>
+      </w:pPr>
+      <w:r>
+        <w:rPr>
+          <w:rFonts w:ascii="Times New Roman" w:hAnsi="Times New Roman" w:cs="Times New Roman"/>
+          <w:sz w:val="40"/>
+          <w:szCs w:val="40"/>
+        </w:rPr>
+        <w:t>)</w:t>
+      </w:r>
+    </w:p>
+    <w:p>
+      <w:pPr>
+        <w:rPr>
+          <w:rFonts w:ascii="Times New Roman" w:hAnsi="Times New Roman" w:cs="Times New Roman"/>
+          <w:sz w:val="40"/>
+          <w:szCs w:val="40"/>
+        </w:rPr>
+      </w:pPr>
+    </w:p>
+    <w:p>
+      <w:pPr>
+        <w:rPr>
+          <w:rFonts w:ascii="Times New Roman" w:hAnsi="Times New Roman" w:cs="Times New Roman"/>
+          <w:sz w:val="40"/>
+          <w:szCs w:val="40"/>
+        </w:rPr>
+      </w:pPr>
+    </w:p>
+    <w:p>
+      <w:pPr>
+        <w:rPr>
+          <w:rFonts w:ascii="Times New Roman" w:hAnsi="Times New Roman" w:cs="Times New Roman"/>
+          <w:sz w:val="40"/>
+          <w:szCs w:val="40"/>
+        </w:rPr>
+      </w:pPr>
+      <w:r>
+        <w:rPr>
+          <w:rFonts w:ascii="Times New Roman" w:hAnsi="Times New Roman" w:cs="Times New Roman"/>
+          <w:sz w:val="40"/>
+          <w:szCs w:val="40"/>
+        </w:rPr>
+        <w:t xml:space="preserve">un foetus    : </w:t>
+      </w:r>
+    </w:p>
+    <w:p>
+      <w:pPr>
+        <w:jc w:val="center"/>
+        <w:rPr>
+          <w:rFonts w:ascii="Times New Roman" w:hAnsi="Times New Roman" w:cs="Times New Roman"/>
+          <w:sz w:val="40"/>
+          <w:szCs w:val="40"/>
+        </w:rPr>
+      </w:pPr>
+      <w:r>
+        <w:rPr>
+          <w:noProof/>
+        </w:rPr>
+        <w:lastRenderedPageBreak/>
+        <w:drawing>
+          <wp:inline distT="0" distB="0" distL="0" distR="0" wp14:anchorId="10BE9FFB" wp14:editId="13826368">
+            <wp:extent cx="3172460" cy="4763135"/>
+            <wp:effectExtent l="0" t="0" r="8890" b="0"/>
+            <wp:docPr id="5" name="Picture 5"/>
+            <wp:cNvGraphicFramePr>
+              <a:graphicFrameLocks xmlns:a="http://schemas.openxmlformats.org/drawingml/2006/main" noChangeAspect="1"/>
+            </wp:cNvGraphicFramePr>
+            <a:graphic xmlns:a="http://schemas.openxmlformats.org/drawingml/2006/main">
+              <a:graphicData uri="http://schemas.openxmlformats.org/drawingml/2006/picture">
+                <pic:pic xmlns:pic="http://schemas.openxmlformats.org/drawingml/2006/picture">
+                  <pic:nvPicPr>
+                    <pic:cNvPr id="0" name="Picture 9"/>
+                    <pic:cNvPicPr>
+                      <a:picLocks noChangeAspect="1" noChangeArrowheads="1"/>
+                    </pic:cNvPicPr>
+                  </pic:nvPicPr>
+                  <pic:blipFill>
+                    <a:blip r:embed="rId8">
+                      <a:extLst>
+                        <a:ext uri="{28A0092B-C50C-407E-A947-70E740481C1C}">
+                          <a14:useLocalDpi xmlns:a14="http://schemas.microsoft.com/office/drawing/2010/main" val="0"/>
+                        </a:ext>
+                      </a:extLst>
+                    </a:blip>
+                    <a:srcRect/>
+                    <a:stretch>
+                      <a:fillRect/>
+                    </a:stretch>
+                  </pic:blipFill>
+                  <pic:spPr bwMode="auto">
+                    <a:xfrm>
+                      <a:off x="0" y="0"/>
+                      <a:ext cx="3172460" cy="4763135"/>
+                    </a:xfrm>
+                    <a:prstGeom prst="rect">
+                      <a:avLst/>
+                    </a:prstGeom>
+                    <a:noFill/>
+                    <a:ln>
+                      <a:noFill/>
+                    </a:ln>
+                  </pic:spPr>
+                </pic:pic>
+              </a:graphicData>
+            </a:graphic>
+          </wp:inline>
+        </w:drawing>
+      </w:r>
+    </w:p>
+    <w:p>
+      <w:pPr>
+        <w:rPr>
+          <w:rFonts w:ascii="Times New Roman" w:hAnsi="Times New Roman" w:cs="Times New Roman"/>
+          <w:sz w:val="40"/>
+          <w:szCs w:val="40"/>
+        </w:rPr>
+      </w:pPr>
+    </w:p>
+    <w:p>
+      <w:pPr>
+        <w:rPr>
+          <w:rFonts w:ascii="Times New Roman" w:hAnsi="Times New Roman" w:cs="Times New Roman"/>
+          <w:sz w:val="40"/>
+          <w:szCs w:val="40"/>
+        </w:rPr>
+      </w:pPr>
+      <w:r>
+        <w:rPr>
+          <w:rFonts w:ascii="Times New Roman" w:hAnsi="Times New Roman" w:cs="Times New Roman"/>
+          <w:sz w:val="40"/>
+          <w:szCs w:val="40"/>
+        </w:rPr>
+        <w:t>A foetus</w:t>
+      </w:r>
+    </w:p>
+    <w:p>
+      <w:pPr>
+        <w:rPr>
+          <w:rFonts w:ascii="Times New Roman" w:hAnsi="Times New Roman" w:cs="Times New Roman"/>
+          <w:sz w:val="40"/>
+          <w:szCs w:val="40"/>
+        </w:rPr>
+      </w:pPr>
+      <w:r>
+        <w:rPr>
+          <w:rFonts w:ascii="Times New Roman" w:hAnsi="Times New Roman" w:cs="Times New Roman"/>
+          <w:sz w:val="40"/>
+          <w:szCs w:val="40"/>
+        </w:rPr>
+        <w:t>(</w:t>
+      </w:r>
+    </w:p>
+    <w:p>
+      <w:pPr>
+        <w:rPr>
+          <w:rFonts w:ascii="Times New Roman" w:hAnsi="Times New Roman" w:cs="Times New Roman"/>
+          <w:sz w:val="40"/>
+          <w:szCs w:val="40"/>
+        </w:rPr>
+      </w:pPr>
+      <w:r>
+        <w:rPr>
+          <w:rFonts w:ascii="Times New Roman" w:hAnsi="Times New Roman" w:cs="Times New Roman"/>
+          <w:sz w:val="40"/>
+          <w:szCs w:val="40"/>
+        </w:rPr>
+        <w:t>Imagine une graine dans la terre : c'est un embryon. Quand elle pousse ses racines et feuilles, elle devient un petit arbre - voilà le fœtus ! Simple comme la vie qui grandit au chaud dans le ventre de maman.</w:t>
+      </w:r>
+    </w:p>
+    <w:p>
+      <w:pPr>
+        <w:rPr>
+          <w:rFonts w:ascii="Times New Roman" w:hAnsi="Times New Roman" w:cs="Times New Roman"/>
+          <w:sz w:val="40"/>
+          <w:szCs w:val="40"/>
+        </w:rPr>
+      </w:pPr>
+    </w:p>
+    <w:p>
+      <w:pPr>
+        <w:rPr>
+          <w:rFonts w:ascii="Times New Roman" w:hAnsi="Times New Roman" w:cs="Times New Roman"/>
+          <w:sz w:val="40"/>
+          <w:szCs w:val="40"/>
+        </w:rPr>
+      </w:pPr>
+      <w:r>
+        <w:rPr>
+          <w:rFonts w:ascii="Times New Roman" w:hAnsi="Times New Roman" w:cs="Times New Roman"/>
+          <w:sz w:val="40"/>
+          <w:szCs w:val="40"/>
+        </w:rPr>
+        <w:t>Définition : Un fœtus est l'être humain en développement dans l'utérus, du 3e mois de grossesse jusqu'à la naissance (environ 8 mois].</w:t>
+      </w:r>
+    </w:p>
+    <w:p>
+      <w:pPr>
+        <w:rPr>
+          <w:rFonts w:ascii="Times New Roman" w:hAnsi="Times New Roman" w:cs="Times New Roman"/>
+          <w:sz w:val="40"/>
+          <w:szCs w:val="40"/>
+        </w:rPr>
+      </w:pPr>
+    </w:p>
+    <w:p>
+      <w:pPr>
+        <w:rPr>
+          <w:rFonts w:ascii="Times New Roman" w:hAnsi="Times New Roman" w:cs="Times New Roman"/>
+          <w:sz w:val="40"/>
+          <w:szCs w:val="40"/>
+        </w:rPr>
+      </w:pPr>
+      <w:r>
+        <w:rPr>
+          <w:rFonts w:ascii="Times New Roman" w:hAnsi="Times New Roman" w:cs="Times New Roman"/>
+          <w:sz w:val="40"/>
+          <w:szCs w:val="40"/>
+        </w:rPr>
+        <w:t>Exemple : À 5 mois, le fœtus bouge, entend et ressemble à un bébé miniature.</w:t>
+      </w:r>
+    </w:p>
+    <w:p>
+      <w:pPr>
+        <w:rPr>
+          <w:rFonts w:ascii="Times New Roman" w:hAnsi="Times New Roman" w:cs="Times New Roman"/>
+          <w:sz w:val="40"/>
+          <w:szCs w:val="40"/>
+        </w:rPr>
+      </w:pPr>
+    </w:p>
+    <w:p>
+      <w:pPr>
+        <w:rPr>
+          <w:rFonts w:ascii="Times New Roman" w:hAnsi="Times New Roman" w:cs="Times New Roman"/>
+          <w:sz w:val="40"/>
+          <w:szCs w:val="40"/>
+        </w:rPr>
+      </w:pPr>
+      <w:r>
+        <w:rPr>
+          <w:rFonts w:ascii="Times New Roman" w:hAnsi="Times New Roman" w:cs="Times New Roman"/>
+          <w:sz w:val="40"/>
+          <w:szCs w:val="40"/>
+        </w:rPr>
+        <w:t>Signification : Bébé en formation dans le ventre maternel.</w:t>
       </w:r>
     </w:p>
     <w:p>
@@ -875,42 +1348,96 @@
           <w:sz w:val="40"/>
           <w:szCs w:val="40"/>
         </w:rPr>
-        <w:t xml:space="preserve">un foetus    : </w:t>
-      </w:r>
-    </w:p>
-    <w:p>
-      <w:pPr>
-        <w:rPr>
-          <w:rFonts w:ascii="Times New Roman" w:hAnsi="Times New Roman" w:cs="Times New Roman"/>
-          <w:sz w:val="40"/>
-          <w:szCs w:val="40"/>
-        </w:rPr>
-      </w:pPr>
-    </w:p>
-    <w:p>
-      <w:pPr>
-        <w:rPr>
-          <w:rFonts w:ascii="Times New Roman" w:hAnsi="Times New Roman" w:cs="Times New Roman"/>
-          <w:sz w:val="40"/>
-          <w:szCs w:val="40"/>
-        </w:rPr>
-      </w:pPr>
-    </w:p>
-    <w:p>
-      <w:pPr>
-        <w:rPr>
-          <w:rFonts w:ascii="Times New Roman" w:hAnsi="Times New Roman" w:cs="Times New Roman"/>
-          <w:sz w:val="40"/>
-          <w:szCs w:val="40"/>
-        </w:rPr>
-      </w:pPr>
-      <w:r>
-        <w:rPr>
-          <w:rFonts w:ascii="Times New Roman" w:hAnsi="Times New Roman" w:cs="Times New Roman"/>
-          <w:sz w:val="40"/>
-          <w:szCs w:val="40"/>
-        </w:rPr>
-        <w:t>A foetus</w:t>
+        <w:t xml:space="preserve">l'utérus    : </w:t>
+      </w:r>
+    </w:p>
+    <w:p>
+      <w:pPr>
+        <w:jc w:val="center"/>
+        <w:rPr>
+          <w:rFonts w:ascii="Times New Roman" w:hAnsi="Times New Roman" w:cs="Times New Roman"/>
+          <w:sz w:val="40"/>
+          <w:szCs w:val="40"/>
+        </w:rPr>
+      </w:pPr>
+      <w:r>
+        <w:rPr>
+          <w:noProof/>
+        </w:rPr>
+        <w:drawing>
+          <wp:inline distT="0" distB="0" distL="0" distR="0" wp14:anchorId="6D17BF7F" wp14:editId="5CB32D3E">
+            <wp:extent cx="4763135" cy="4763135"/>
+            <wp:effectExtent l="0" t="0" r="0" b="0"/>
+            <wp:docPr id="6" name="Picture 6"/>
+            <wp:cNvGraphicFramePr>
+              <a:graphicFrameLocks xmlns:a="http://schemas.openxmlformats.org/drawingml/2006/main" noChangeAspect="1"/>
+            </wp:cNvGraphicFramePr>
+            <a:graphic xmlns:a="http://schemas.openxmlformats.org/drawingml/2006/main">
+              <a:graphicData uri="http://schemas.openxmlformats.org/drawingml/2006/picture">
+                <pic:pic xmlns:pic="http://schemas.openxmlformats.org/drawingml/2006/picture">
+                  <pic:nvPicPr>
+                    <pic:cNvPr id="0" name="Picture 11"/>
+                    <pic:cNvPicPr>
+                      <a:picLocks noChangeAspect="1" noChangeArrowheads="1"/>
+                    </pic:cNvPicPr>
+                  </pic:nvPicPr>
+                  <pic:blipFill>
+                    <a:blip r:embed="rId9">
+                      <a:extLst>
+                        <a:ext uri="{28A0092B-C50C-407E-A947-70E740481C1C}">
+                          <a14:useLocalDpi xmlns:a14="http://schemas.microsoft.com/office/drawing/2010/main" val="0"/>
+                        </a:ext>
+                      </a:extLst>
+                    </a:blip>
+                    <a:srcRect/>
+                    <a:stretch>
+                      <a:fillRect/>
+                    </a:stretch>
+                  </pic:blipFill>
+                  <pic:spPr bwMode="auto">
+                    <a:xfrm>
+                      <a:off x="0" y="0"/>
+                      <a:ext cx="4763135" cy="4763135"/>
+                    </a:xfrm>
+                    <a:prstGeom prst="rect">
+                      <a:avLst/>
+                    </a:prstGeom>
+                    <a:noFill/>
+                    <a:ln>
+                      <a:noFill/>
+                    </a:ln>
+                  </pic:spPr>
+                </pic:pic>
+              </a:graphicData>
+            </a:graphic>
+          </wp:inline>
+        </w:drawing>
+      </w:r>
+    </w:p>
+    <w:p>
+      <w:pPr>
+        <w:rPr>
+          <w:rFonts w:ascii="Times New Roman" w:hAnsi="Times New Roman" w:cs="Times New Roman"/>
+          <w:sz w:val="40"/>
+          <w:szCs w:val="40"/>
+        </w:rPr>
+      </w:pPr>
+    </w:p>
+    <w:p>
+      <w:pPr>
+        <w:rPr>
+          <w:rFonts w:ascii="Times New Roman" w:hAnsi="Times New Roman" w:cs="Times New Roman"/>
+          <w:sz w:val="40"/>
+          <w:szCs w:val="40"/>
+        </w:rPr>
+      </w:pPr>
+      <w:r>
+        <w:rPr>
+          <w:rFonts w:ascii="Times New Roman" w:hAnsi="Times New Roman" w:cs="Times New Roman"/>
+          <w:sz w:val="40"/>
+          <w:szCs w:val="40"/>
+        </w:rPr>
+        <w:t>The womb</w:t>
       </w:r>
     </w:p>
     <w:p>
@@ -944,85 +1471,86 @@
           <w:sz w:val="40"/>
           <w:szCs w:val="40"/>
         </w:rPr>
-        <w:t>Imagine une graine dans la terre : c'est un embryon. Quand elle pousse ses racines et feuilles, elle devient un petit arbre - voilà le fœtus ! Simple comme la vie qui grandit au chaud dans le ventre de maman.</w:t>
-      </w:r>
-    </w:p>
-    <w:p>
-      <w:pPr>
-        <w:rPr>
-          <w:rFonts w:ascii="Times New Roman" w:hAnsi="Times New Roman" w:cs="Times New Roman"/>
-          <w:sz w:val="40"/>
-          <w:szCs w:val="40"/>
-        </w:rPr>
-      </w:pPr>
-    </w:p>
-    <w:p>
-      <w:pPr>
-        <w:rPr>
-          <w:rFonts w:ascii="Times New Roman" w:hAnsi="Times New Roman" w:cs="Times New Roman"/>
-          <w:sz w:val="40"/>
-          <w:szCs w:val="40"/>
-        </w:rPr>
-      </w:pPr>
-      <w:r>
-        <w:rPr>
-          <w:rFonts w:ascii="Times New Roman" w:hAnsi="Times New Roman" w:cs="Times New Roman"/>
-          <w:sz w:val="40"/>
-          <w:szCs w:val="40"/>
-        </w:rPr>
-        <w:t>Définition : Un fœtus est l'être humain en développement dans l'utérus, du 3e mois de grossesse jusqu'à la naissance (environ 8 mois].</w:t>
-      </w:r>
-    </w:p>
-    <w:p>
-      <w:pPr>
-        <w:rPr>
-          <w:rFonts w:ascii="Times New Roman" w:hAnsi="Times New Roman" w:cs="Times New Roman"/>
-          <w:sz w:val="40"/>
-          <w:szCs w:val="40"/>
-        </w:rPr>
-      </w:pPr>
-    </w:p>
-    <w:p>
-      <w:pPr>
-        <w:rPr>
-          <w:rFonts w:ascii="Times New Roman" w:hAnsi="Times New Roman" w:cs="Times New Roman"/>
-          <w:sz w:val="40"/>
-          <w:szCs w:val="40"/>
-        </w:rPr>
-      </w:pPr>
-      <w:r>
-        <w:rPr>
-          <w:rFonts w:ascii="Times New Roman" w:hAnsi="Times New Roman" w:cs="Times New Roman"/>
-          <w:sz w:val="40"/>
-          <w:szCs w:val="40"/>
-        </w:rPr>
-        <w:t>Exemple : À 5 mois, le fœtus bouge, entend et ressemble à un bébé miniature.</w:t>
-      </w:r>
-    </w:p>
-    <w:p>
-      <w:pPr>
-        <w:rPr>
-          <w:rFonts w:ascii="Times New Roman" w:hAnsi="Times New Roman" w:cs="Times New Roman"/>
-          <w:sz w:val="40"/>
-          <w:szCs w:val="40"/>
-        </w:rPr>
-      </w:pPr>
-    </w:p>
-    <w:p>
-      <w:pPr>
-        <w:rPr>
-          <w:rFonts w:ascii="Times New Roman" w:hAnsi="Times New Roman" w:cs="Times New Roman"/>
-          <w:sz w:val="40"/>
-          <w:szCs w:val="40"/>
-        </w:rPr>
-      </w:pPr>
-      <w:r>
-        <w:rPr>
-          <w:rFonts w:ascii="Times New Roman" w:hAnsi="Times New Roman" w:cs="Times New Roman"/>
-          <w:sz w:val="40"/>
-          <w:szCs w:val="40"/>
-        </w:rPr>
-        <w:t>Signification : Bébé en formation dans le ventre maternel.</w:t>
+        <w:t xml:space="preserve">Imagine l'utérus comme un nid douillet au cœur d'une maman : un sac musclé où le bébé grandit en sécurité, nourri et protégé 9 mois, tel un oisillon dans son cocon. </w:t>
+      </w:r>
+    </w:p>
+    <w:p>
+      <w:pPr>
+        <w:rPr>
+          <w:rFonts w:ascii="Times New Roman" w:hAnsi="Times New Roman" w:cs="Times New Roman"/>
+          <w:sz w:val="40"/>
+          <w:szCs w:val="40"/>
+        </w:rPr>
+      </w:pPr>
+    </w:p>
+    <w:p>
+      <w:pPr>
+        <w:rPr>
+          <w:rFonts w:ascii="Times New Roman" w:hAnsi="Times New Roman" w:cs="Times New Roman"/>
+          <w:sz w:val="40"/>
+          <w:szCs w:val="40"/>
+        </w:rPr>
+      </w:pPr>
+      <w:r>
+        <w:rPr>
+          <w:rFonts w:ascii="Times New Roman" w:hAnsi="Times New Roman" w:cs="Times New Roman"/>
+          <w:sz w:val="40"/>
+          <w:szCs w:val="40"/>
+        </w:rPr>
+        <w:t xml:space="preserve">Définition : Organe reproducteur féminin chez les mammifères, où se développe l'embryon. </w:t>
+      </w:r>
+    </w:p>
+    <w:p>
+      <w:pPr>
+        <w:rPr>
+          <w:rFonts w:ascii="Times New Roman" w:hAnsi="Times New Roman" w:cs="Times New Roman"/>
+          <w:sz w:val="40"/>
+          <w:szCs w:val="40"/>
+        </w:rPr>
+      </w:pPr>
+    </w:p>
+    <w:p>
+      <w:pPr>
+        <w:rPr>
+          <w:rFonts w:ascii="Times New Roman" w:hAnsi="Times New Roman" w:cs="Times New Roman"/>
+          <w:sz w:val="40"/>
+          <w:szCs w:val="40"/>
+        </w:rPr>
+      </w:pPr>
+      <w:r>
+        <w:rPr>
+          <w:rFonts w:ascii="Times New Roman" w:hAnsi="Times New Roman" w:cs="Times New Roman"/>
+          <w:sz w:val="40"/>
+          <w:szCs w:val="40"/>
+        </w:rPr>
+        <w:lastRenderedPageBreak/>
+        <w:t>Exemple : "L'utérus s'épaissit pendant la grossesse pour accueillir le fœtus."</w:t>
+      </w:r>
+    </w:p>
+    <w:p>
+      <w:pPr>
+        <w:rPr>
+          <w:rFonts w:ascii="Times New Roman" w:hAnsi="Times New Roman" w:cs="Times New Roman"/>
+          <w:sz w:val="40"/>
+          <w:szCs w:val="40"/>
+        </w:rPr>
+      </w:pPr>
+    </w:p>
+    <w:p>
+      <w:pPr>
+        <w:rPr>
+          <w:rFonts w:ascii="Times New Roman" w:hAnsi="Times New Roman" w:cs="Times New Roman"/>
+          <w:sz w:val="40"/>
+          <w:szCs w:val="40"/>
+        </w:rPr>
+      </w:pPr>
+      <w:r>
+        <w:rPr>
+          <w:rFonts w:ascii="Times New Roman" w:hAnsi="Times New Roman" w:cs="Times New Roman"/>
+          <w:sz w:val="40"/>
+          <w:szCs w:val="40"/>
+        </w:rPr>
+        <w:t>Signification simple : Nid de vie pour le bébé.</w:t>
       </w:r>
     </w:p>
     <w:p>
@@ -1074,42 +1602,349 @@
           <w:sz w:val="40"/>
           <w:szCs w:val="40"/>
         </w:rPr>
-        <w:t xml:space="preserve">l'utérus    : </w:t>
-      </w:r>
-    </w:p>
-    <w:p>
-      <w:pPr>
-        <w:rPr>
-          <w:rFonts w:ascii="Times New Roman" w:hAnsi="Times New Roman" w:cs="Times New Roman"/>
-          <w:sz w:val="40"/>
-          <w:szCs w:val="40"/>
-        </w:rPr>
-      </w:pPr>
-    </w:p>
-    <w:p>
-      <w:pPr>
-        <w:rPr>
-          <w:rFonts w:ascii="Times New Roman" w:hAnsi="Times New Roman" w:cs="Times New Roman"/>
-          <w:sz w:val="40"/>
-          <w:szCs w:val="40"/>
-        </w:rPr>
-      </w:pPr>
-    </w:p>
-    <w:p>
-      <w:pPr>
-        <w:rPr>
-          <w:rFonts w:ascii="Times New Roman" w:hAnsi="Times New Roman" w:cs="Times New Roman"/>
-          <w:sz w:val="40"/>
-          <w:szCs w:val="40"/>
-        </w:rPr>
-      </w:pPr>
-      <w:r>
-        <w:rPr>
-          <w:rFonts w:ascii="Times New Roman" w:hAnsi="Times New Roman" w:cs="Times New Roman"/>
-          <w:sz w:val="40"/>
-          <w:szCs w:val="40"/>
-        </w:rPr>
-        <w:t>The womb</w:t>
+        <w:t xml:space="preserve">la grossesse    : </w:t>
+      </w:r>
+    </w:p>
+    <w:p>
+      <w:pPr>
+        <w:jc w:val="center"/>
+        <w:rPr>
+          <w:rFonts w:ascii="Times New Roman" w:hAnsi="Times New Roman" w:cs="Times New Roman"/>
+          <w:sz w:val="40"/>
+          <w:szCs w:val="40"/>
+        </w:rPr>
+      </w:pPr>
+      <w:r>
+        <w:rPr>
+          <w:noProof/>
+        </w:rPr>
+        <w:drawing>
+          <wp:inline distT="0" distB="0" distL="0" distR="0" wp14:anchorId="18B83C47" wp14:editId="2BA97BC4">
+            <wp:extent cx="3172460" cy="4763135"/>
+            <wp:effectExtent l="0" t="0" r="8890" b="0"/>
+            <wp:docPr id="7" name="Picture 7"/>
+            <wp:cNvGraphicFramePr>
+              <a:graphicFrameLocks xmlns:a="http://schemas.openxmlformats.org/drawingml/2006/main" noChangeAspect="1"/>
+            </wp:cNvGraphicFramePr>
+            <a:graphic xmlns:a="http://schemas.openxmlformats.org/drawingml/2006/main">
+              <a:graphicData uri="http://schemas.openxmlformats.org/drawingml/2006/picture">
+                <pic:pic xmlns:pic="http://schemas.openxmlformats.org/drawingml/2006/picture">
+                  <pic:nvPicPr>
+                    <pic:cNvPr id="0" name="Picture 13"/>
+                    <pic:cNvPicPr>
+                      <a:picLocks noChangeAspect="1" noChangeArrowheads="1"/>
+                    </pic:cNvPicPr>
+                  </pic:nvPicPr>
+                  <pic:blipFill>
+                    <a:blip r:embed="rId10">
+                      <a:extLst>
+                        <a:ext uri="{28A0092B-C50C-407E-A947-70E740481C1C}">
+                          <a14:useLocalDpi xmlns:a14="http://schemas.microsoft.com/office/drawing/2010/main" val="0"/>
+                        </a:ext>
+                      </a:extLst>
+                    </a:blip>
+                    <a:srcRect/>
+                    <a:stretch>
+                      <a:fillRect/>
+                    </a:stretch>
+                  </pic:blipFill>
+                  <pic:spPr bwMode="auto">
+                    <a:xfrm>
+                      <a:off x="0" y="0"/>
+                      <a:ext cx="3172460" cy="4763135"/>
+                    </a:xfrm>
+                    <a:prstGeom prst="rect">
+                      <a:avLst/>
+                    </a:prstGeom>
+                    <a:noFill/>
+                    <a:ln>
+                      <a:noFill/>
+                    </a:ln>
+                  </pic:spPr>
+                </pic:pic>
+              </a:graphicData>
+            </a:graphic>
+          </wp:inline>
+        </w:drawing>
+      </w:r>
+    </w:p>
+    <w:p>
+      <w:pPr>
+        <w:rPr>
+          <w:rFonts w:ascii="Times New Roman" w:hAnsi="Times New Roman" w:cs="Times New Roman"/>
+          <w:sz w:val="40"/>
+          <w:szCs w:val="40"/>
+        </w:rPr>
+      </w:pPr>
+    </w:p>
+    <w:p>
+      <w:pPr>
+        <w:rPr>
+          <w:rFonts w:ascii="Times New Roman" w:hAnsi="Times New Roman" w:cs="Times New Roman"/>
+          <w:sz w:val="40"/>
+          <w:szCs w:val="40"/>
+        </w:rPr>
+      </w:pPr>
+      <w:r>
+        <w:rPr>
+          <w:rFonts w:ascii="Times New Roman" w:hAnsi="Times New Roman" w:cs="Times New Roman"/>
+          <w:sz w:val="40"/>
+          <w:szCs w:val="40"/>
+        </w:rPr>
+        <w:t>Pregnancy</w:t>
+      </w:r>
+    </w:p>
+    <w:p>
+      <w:pPr>
+        <w:rPr>
+          <w:rFonts w:ascii="Times New Roman" w:hAnsi="Times New Roman" w:cs="Times New Roman"/>
+          <w:sz w:val="40"/>
+          <w:szCs w:val="40"/>
+        </w:rPr>
+      </w:pPr>
+      <w:r>
+        <w:rPr>
+          <w:rFonts w:ascii="Times New Roman" w:hAnsi="Times New Roman" w:cs="Times New Roman"/>
+          <w:sz w:val="40"/>
+          <w:szCs w:val="40"/>
+        </w:rPr>
+        <w:t>(</w:t>
+      </w:r>
+    </w:p>
+    <w:p>
+      <w:pPr>
+        <w:rPr>
+          <w:rFonts w:ascii="Times New Roman" w:hAnsi="Times New Roman" w:cs="Times New Roman"/>
+          <w:sz w:val="40"/>
+          <w:szCs w:val="40"/>
+        </w:rPr>
+      </w:pPr>
+      <w:r>
+        <w:rPr>
+          <w:rFonts w:ascii="Times New Roman" w:hAnsi="Times New Roman" w:cs="Times New Roman"/>
+          <w:sz w:val="40"/>
+          <w:szCs w:val="40"/>
+        </w:rPr>
+        <w:t>La grossesse est comme un fruit qui mûrit 9 mois dans le ventre de la maman, abritant un bébé en pleine croissance.</w:t>
+      </w:r>
+    </w:p>
+    <w:p>
+      <w:pPr>
+        <w:rPr>
+          <w:rFonts w:ascii="Times New Roman" w:hAnsi="Times New Roman" w:cs="Times New Roman"/>
+          <w:sz w:val="40"/>
+          <w:szCs w:val="40"/>
+        </w:rPr>
+      </w:pPr>
+    </w:p>
+    <w:p>
+      <w:pPr>
+        <w:rPr>
+          <w:rFonts w:ascii="Times New Roman" w:hAnsi="Times New Roman" w:cs="Times New Roman"/>
+          <w:sz w:val="40"/>
+          <w:szCs w:val="40"/>
+        </w:rPr>
+      </w:pPr>
+      <w:r>
+        <w:rPr>
+          <w:rFonts w:ascii="Times New Roman" w:hAnsi="Times New Roman" w:cs="Times New Roman"/>
+          <w:sz w:val="40"/>
+          <w:szCs w:val="40"/>
+        </w:rPr>
+        <w:t>Définition : État physiologique où une femme porte un fœtus dans son utérus, du début de la conception jusqu'à l'accouchement.</w:t>
+      </w:r>
+    </w:p>
+    <w:p>
+      <w:pPr>
+        <w:rPr>
+          <w:rFonts w:ascii="Times New Roman" w:hAnsi="Times New Roman" w:cs="Times New Roman"/>
+          <w:sz w:val="40"/>
+          <w:szCs w:val="40"/>
+        </w:rPr>
+      </w:pPr>
+    </w:p>
+    <w:p>
+      <w:pPr>
+        <w:rPr>
+          <w:rFonts w:ascii="Times New Roman" w:hAnsi="Times New Roman" w:cs="Times New Roman"/>
+          <w:sz w:val="40"/>
+          <w:szCs w:val="40"/>
+        </w:rPr>
+      </w:pPr>
+      <w:r>
+        <w:rPr>
+          <w:rFonts w:ascii="Times New Roman" w:hAnsi="Times New Roman" w:cs="Times New Roman"/>
+          <w:sz w:val="40"/>
+          <w:szCs w:val="40"/>
+        </w:rPr>
+        <w:t>Exemple : Marie vit sa première grossesse avec joie.</w:t>
+      </w:r>
+    </w:p>
+    <w:p>
+      <w:pPr>
+        <w:rPr>
+          <w:rFonts w:ascii="Times New Roman" w:hAnsi="Times New Roman" w:cs="Times New Roman"/>
+          <w:sz w:val="40"/>
+          <w:szCs w:val="40"/>
+        </w:rPr>
+      </w:pPr>
+    </w:p>
+    <w:p>
+      <w:pPr>
+        <w:rPr>
+          <w:rFonts w:ascii="Times New Roman" w:hAnsi="Times New Roman" w:cs="Times New Roman"/>
+          <w:sz w:val="40"/>
+          <w:szCs w:val="40"/>
+        </w:rPr>
+      </w:pPr>
+      <w:r>
+        <w:rPr>
+          <w:rFonts w:ascii="Times New Roman" w:hAnsi="Times New Roman" w:cs="Times New Roman"/>
+          <w:sz w:val="40"/>
+          <w:szCs w:val="40"/>
+        </w:rPr>
+        <w:t>Signification : Bébé grandit 9 mois dans ventre maman.</w:t>
+      </w:r>
+    </w:p>
+    <w:p>
+      <w:pPr>
+        <w:rPr>
+          <w:rFonts w:ascii="Times New Roman" w:hAnsi="Times New Roman" w:cs="Times New Roman"/>
+          <w:sz w:val="40"/>
+          <w:szCs w:val="40"/>
+        </w:rPr>
+      </w:pPr>
+      <w:r>
+        <w:rPr>
+          <w:rFonts w:ascii="Times New Roman" w:hAnsi="Times New Roman" w:cs="Times New Roman"/>
+          <w:sz w:val="40"/>
+          <w:szCs w:val="40"/>
+        </w:rPr>
+        <w:t>)</w:t>
+      </w:r>
+    </w:p>
+    <w:p>
+      <w:pPr>
+        <w:rPr>
+          <w:rFonts w:ascii="Times New Roman" w:hAnsi="Times New Roman" w:cs="Times New Roman"/>
+          <w:sz w:val="40"/>
+          <w:szCs w:val="40"/>
+        </w:rPr>
+      </w:pPr>
+    </w:p>
+    <w:p>
+      <w:pPr>
+        <w:rPr>
+          <w:rFonts w:ascii="Times New Roman" w:hAnsi="Times New Roman" w:cs="Times New Roman"/>
+          <w:sz w:val="40"/>
+          <w:szCs w:val="40"/>
+        </w:rPr>
+      </w:pPr>
+    </w:p>
+    <w:p>
+      <w:pPr>
+        <w:rPr>
+          <w:rFonts w:ascii="Times New Roman" w:hAnsi="Times New Roman" w:cs="Times New Roman"/>
+          <w:sz w:val="40"/>
+          <w:szCs w:val="40"/>
+        </w:rPr>
+      </w:pPr>
+      <w:r>
+        <w:rPr>
+          <w:rFonts w:ascii="Times New Roman" w:hAnsi="Times New Roman" w:cs="Times New Roman"/>
+          <w:sz w:val="40"/>
+          <w:szCs w:val="40"/>
+        </w:rPr>
+        <w:t xml:space="preserve">la naissance    : </w:t>
+      </w:r>
+    </w:p>
+    <w:p>
+      <w:pPr>
+        <w:jc w:val="center"/>
+        <w:rPr>
+          <w:rFonts w:ascii="Times New Roman" w:hAnsi="Times New Roman" w:cs="Times New Roman"/>
+          <w:sz w:val="40"/>
+          <w:szCs w:val="40"/>
+        </w:rPr>
+      </w:pPr>
+      <w:r>
+        <w:rPr>
+          <w:noProof/>
+        </w:rPr>
+        <w:drawing>
+          <wp:inline distT="0" distB="0" distL="0" distR="0" wp14:anchorId="68B75712" wp14:editId="1909553C">
+            <wp:extent cx="3172460" cy="4763135"/>
+            <wp:effectExtent l="0" t="0" r="8890" b="0"/>
+            <wp:docPr id="8" name="Picture 8"/>
+            <wp:cNvGraphicFramePr>
+              <a:graphicFrameLocks xmlns:a="http://schemas.openxmlformats.org/drawingml/2006/main" noChangeAspect="1"/>
+            </wp:cNvGraphicFramePr>
+            <a:graphic xmlns:a="http://schemas.openxmlformats.org/drawingml/2006/main">
+              <a:graphicData uri="http://schemas.openxmlformats.org/drawingml/2006/picture">
+                <pic:pic xmlns:pic="http://schemas.openxmlformats.org/drawingml/2006/picture">
+                  <pic:nvPicPr>
+                    <pic:cNvPr id="0" name="Picture 15"/>
+                    <pic:cNvPicPr>
+                      <a:picLocks noChangeAspect="1" noChangeArrowheads="1"/>
+                    </pic:cNvPicPr>
+                  </pic:nvPicPr>
+                  <pic:blipFill>
+                    <a:blip r:embed="rId11">
+                      <a:extLst>
+                        <a:ext uri="{28A0092B-C50C-407E-A947-70E740481C1C}">
+                          <a14:useLocalDpi xmlns:a14="http://schemas.microsoft.com/office/drawing/2010/main" val="0"/>
+                        </a:ext>
+                      </a:extLst>
+                    </a:blip>
+                    <a:srcRect/>
+                    <a:stretch>
+                      <a:fillRect/>
+                    </a:stretch>
+                  </pic:blipFill>
+                  <pic:spPr bwMode="auto">
+                    <a:xfrm>
+                      <a:off x="0" y="0"/>
+                      <a:ext cx="3172460" cy="4763135"/>
+                    </a:xfrm>
+                    <a:prstGeom prst="rect">
+                      <a:avLst/>
+                    </a:prstGeom>
+                    <a:noFill/>
+                    <a:ln>
+                      <a:noFill/>
+                    </a:ln>
+                  </pic:spPr>
+                </pic:pic>
+              </a:graphicData>
+            </a:graphic>
+          </wp:inline>
+        </w:drawing>
+      </w:r>
+    </w:p>
+    <w:p>
+      <w:pPr>
+        <w:rPr>
+          <w:rFonts w:ascii="Times New Roman" w:hAnsi="Times New Roman" w:cs="Times New Roman"/>
+          <w:sz w:val="40"/>
+          <w:szCs w:val="40"/>
+        </w:rPr>
+      </w:pPr>
+    </w:p>
+    <w:p>
+      <w:pPr>
+        <w:rPr>
+          <w:rFonts w:ascii="Times New Roman" w:hAnsi="Times New Roman" w:cs="Times New Roman"/>
+          <w:sz w:val="40"/>
+          <w:szCs w:val="40"/>
+        </w:rPr>
+      </w:pPr>
+      <w:r>
+        <w:rPr>
+          <w:rFonts w:ascii="Times New Roman" w:hAnsi="Times New Roman" w:cs="Times New Roman"/>
+          <w:sz w:val="40"/>
+          <w:szCs w:val="40"/>
+        </w:rPr>
+        <w:t>Birth</w:t>
       </w:r>
     </w:p>
     <w:p>
@@ -1144,85 +1979,85 @@
           <w:sz w:val="40"/>
           <w:szCs w:val="40"/>
         </w:rPr>
-        <w:t xml:space="preserve">Imagine l'utérus comme un nid douillet au cœur d'une maman : un sac musclé où le bébé grandit en sécurité, nourri et protégé 9 mois, tel un oisillon dans son cocon. </w:t>
-      </w:r>
-    </w:p>
-    <w:p>
-      <w:pPr>
-        <w:rPr>
-          <w:rFonts w:ascii="Times New Roman" w:hAnsi="Times New Roman" w:cs="Times New Roman"/>
-          <w:sz w:val="40"/>
-          <w:szCs w:val="40"/>
-        </w:rPr>
-      </w:pPr>
-    </w:p>
-    <w:p>
-      <w:pPr>
-        <w:rPr>
-          <w:rFonts w:ascii="Times New Roman" w:hAnsi="Times New Roman" w:cs="Times New Roman"/>
-          <w:sz w:val="40"/>
-          <w:szCs w:val="40"/>
-        </w:rPr>
-      </w:pPr>
-      <w:r>
-        <w:rPr>
-          <w:rFonts w:ascii="Times New Roman" w:hAnsi="Times New Roman" w:cs="Times New Roman"/>
-          <w:sz w:val="40"/>
-          <w:szCs w:val="40"/>
-        </w:rPr>
-        <w:t xml:space="preserve">Définition : Organe reproducteur féminin chez les mammifères, où se développe l'embryon. </w:t>
-      </w:r>
-    </w:p>
-    <w:p>
-      <w:pPr>
-        <w:rPr>
-          <w:rFonts w:ascii="Times New Roman" w:hAnsi="Times New Roman" w:cs="Times New Roman"/>
-          <w:sz w:val="40"/>
-          <w:szCs w:val="40"/>
-        </w:rPr>
-      </w:pPr>
-    </w:p>
-    <w:p>
-      <w:pPr>
-        <w:rPr>
-          <w:rFonts w:ascii="Times New Roman" w:hAnsi="Times New Roman" w:cs="Times New Roman"/>
-          <w:sz w:val="40"/>
-          <w:szCs w:val="40"/>
-        </w:rPr>
-      </w:pPr>
-      <w:r>
-        <w:rPr>
-          <w:rFonts w:ascii="Times New Roman" w:hAnsi="Times New Roman" w:cs="Times New Roman"/>
-          <w:sz w:val="40"/>
-          <w:szCs w:val="40"/>
-        </w:rPr>
-        <w:t>Exemple : "L'utérus s'épaissit pendant la grossesse pour accueillir le fœtus."</w:t>
-      </w:r>
-    </w:p>
-    <w:p>
-      <w:pPr>
-        <w:rPr>
-          <w:rFonts w:ascii="Times New Roman" w:hAnsi="Times New Roman" w:cs="Times New Roman"/>
-          <w:sz w:val="40"/>
-          <w:szCs w:val="40"/>
-        </w:rPr>
-      </w:pPr>
-    </w:p>
-    <w:p>
-      <w:pPr>
-        <w:rPr>
-          <w:rFonts w:ascii="Times New Roman" w:hAnsi="Times New Roman" w:cs="Times New Roman"/>
-          <w:sz w:val="40"/>
-          <w:szCs w:val="40"/>
-        </w:rPr>
-      </w:pPr>
-      <w:r>
-        <w:rPr>
-          <w:rFonts w:ascii="Times New Roman" w:hAnsi="Times New Roman" w:cs="Times New Roman"/>
-          <w:sz w:val="40"/>
-          <w:szCs w:val="40"/>
-        </w:rPr>
-        <w:t>Signification simple : Nid de vie pour le bébé.</w:t>
+        <w:t xml:space="preserve">Imagine un bourgeon qui s'ouvre en fleur au lever du soleil : voilà la naissance, le premier cri de la vie humaine qui éclot comme une rose dans le jardin du monde. </w:t>
+      </w:r>
+    </w:p>
+    <w:p>
+      <w:pPr>
+        <w:rPr>
+          <w:rFonts w:ascii="Times New Roman" w:hAnsi="Times New Roman" w:cs="Times New Roman"/>
+          <w:sz w:val="40"/>
+          <w:szCs w:val="40"/>
+        </w:rPr>
+      </w:pPr>
+    </w:p>
+    <w:p>
+      <w:pPr>
+        <w:rPr>
+          <w:rFonts w:ascii="Times New Roman" w:hAnsi="Times New Roman" w:cs="Times New Roman"/>
+          <w:sz w:val="40"/>
+          <w:szCs w:val="40"/>
+        </w:rPr>
+      </w:pPr>
+      <w:r>
+        <w:rPr>
+          <w:rFonts w:ascii="Times New Roman" w:hAnsi="Times New Roman" w:cs="Times New Roman"/>
+          <w:sz w:val="40"/>
+          <w:szCs w:val="40"/>
+        </w:rPr>
+        <w:t xml:space="preserve">Définition : La naissance désigne l'entrée d'un être humain dans la vie par l'accouchement, marquant le début de son existence physique et autonome. </w:t>
+      </w:r>
+    </w:p>
+    <w:p>
+      <w:pPr>
+        <w:rPr>
+          <w:rFonts w:ascii="Times New Roman" w:hAnsi="Times New Roman" w:cs="Times New Roman"/>
+          <w:sz w:val="40"/>
+          <w:szCs w:val="40"/>
+        </w:rPr>
+      </w:pPr>
+    </w:p>
+    <w:p>
+      <w:pPr>
+        <w:rPr>
+          <w:rFonts w:ascii="Times New Roman" w:hAnsi="Times New Roman" w:cs="Times New Roman"/>
+          <w:sz w:val="40"/>
+          <w:szCs w:val="40"/>
+        </w:rPr>
+      </w:pPr>
+      <w:r>
+        <w:rPr>
+          <w:rFonts w:ascii="Times New Roman" w:hAnsi="Times New Roman" w:cs="Times New Roman"/>
+          <w:sz w:val="40"/>
+          <w:szCs w:val="40"/>
+        </w:rPr>
+        <w:t>Exemple : La naissance de mon neveu a illuminé notre famille entière.</w:t>
+      </w:r>
+    </w:p>
+    <w:p>
+      <w:pPr>
+        <w:rPr>
+          <w:rFonts w:ascii="Times New Roman" w:hAnsi="Times New Roman" w:cs="Times New Roman"/>
+          <w:sz w:val="40"/>
+          <w:szCs w:val="40"/>
+        </w:rPr>
+      </w:pPr>
+    </w:p>
+    <w:p>
+      <w:pPr>
+        <w:rPr>
+          <w:rFonts w:ascii="Times New Roman" w:hAnsi="Times New Roman" w:cs="Times New Roman"/>
+          <w:sz w:val="40"/>
+          <w:szCs w:val="40"/>
+        </w:rPr>
+      </w:pPr>
+      <w:r>
+        <w:rPr>
+          <w:rFonts w:ascii="Times New Roman" w:hAnsi="Times New Roman" w:cs="Times New Roman"/>
+          <w:sz w:val="40"/>
+          <w:szCs w:val="40"/>
+        </w:rPr>
+        <w:t>Signification : Début de la vie humaine.</w:t>
       </w:r>
     </w:p>
     <w:p>
@@ -1274,58 +2109,113 @@
           <w:sz w:val="40"/>
           <w:szCs w:val="40"/>
         </w:rPr>
-        <w:t xml:space="preserve">la grossesse    : </w:t>
-      </w:r>
-    </w:p>
-    <w:p>
-      <w:pPr>
-        <w:rPr>
-          <w:rFonts w:ascii="Times New Roman" w:hAnsi="Times New Roman" w:cs="Times New Roman"/>
-          <w:sz w:val="40"/>
-          <w:szCs w:val="40"/>
-        </w:rPr>
-      </w:pPr>
-    </w:p>
-    <w:p>
-      <w:pPr>
-        <w:rPr>
-          <w:rFonts w:ascii="Times New Roman" w:hAnsi="Times New Roman" w:cs="Times New Roman"/>
-          <w:sz w:val="40"/>
-          <w:szCs w:val="40"/>
-        </w:rPr>
-      </w:pPr>
-    </w:p>
-    <w:p>
-      <w:pPr>
-        <w:rPr>
-          <w:rFonts w:ascii="Times New Roman" w:hAnsi="Times New Roman" w:cs="Times New Roman"/>
-          <w:sz w:val="40"/>
-          <w:szCs w:val="40"/>
-        </w:rPr>
-      </w:pPr>
-      <w:r>
-        <w:rPr>
-          <w:rFonts w:ascii="Times New Roman" w:hAnsi="Times New Roman" w:cs="Times New Roman"/>
-          <w:sz w:val="40"/>
-          <w:szCs w:val="40"/>
-        </w:rPr>
-        <w:t>Pregnancy</w:t>
-      </w:r>
-    </w:p>
-    <w:p>
-      <w:pPr>
-        <w:rPr>
-          <w:rFonts w:ascii="Times New Roman" w:hAnsi="Times New Roman" w:cs="Times New Roman"/>
-          <w:sz w:val="40"/>
-          <w:szCs w:val="40"/>
-        </w:rPr>
-      </w:pPr>
-      <w:r>
-        <w:rPr>
-          <w:rFonts w:ascii="Times New Roman" w:hAnsi="Times New Roman" w:cs="Times New Roman"/>
-          <w:sz w:val="40"/>
-          <w:szCs w:val="40"/>
-        </w:rPr>
+        <w:t xml:space="preserve">le contrôle des naissances    : </w:t>
+      </w:r>
+    </w:p>
+    <w:p>
+      <w:pPr>
+        <w:jc w:val="center"/>
+        <w:rPr>
+          <w:rFonts w:ascii="Times New Roman" w:hAnsi="Times New Roman" w:cs="Times New Roman"/>
+          <w:sz w:val="40"/>
+          <w:szCs w:val="40"/>
+        </w:rPr>
+      </w:pPr>
+      <w:r>
+        <w:rPr>
+          <w:noProof/>
+        </w:rPr>
+        <w:drawing>
+          <wp:inline distT="0" distB="0" distL="0" distR="0" wp14:anchorId="74A5F134" wp14:editId="47A565D9">
+            <wp:extent cx="4763135" cy="3172460"/>
+            <wp:effectExtent l="0" t="0" r="0" b="8890"/>
+            <wp:docPr id="9" name="Picture 9"/>
+            <wp:cNvGraphicFramePr>
+              <a:graphicFrameLocks xmlns:a="http://schemas.openxmlformats.org/drawingml/2006/main" noChangeAspect="1"/>
+            </wp:cNvGraphicFramePr>
+            <a:graphic xmlns:a="http://schemas.openxmlformats.org/drawingml/2006/main">
+              <a:graphicData uri="http://schemas.openxmlformats.org/drawingml/2006/picture">
+                <pic:pic xmlns:pic="http://schemas.openxmlformats.org/drawingml/2006/picture">
+                  <pic:nvPicPr>
+                    <pic:cNvPr id="0" name="Picture 17"/>
+                    <pic:cNvPicPr>
+                      <a:picLocks noChangeAspect="1" noChangeArrowheads="1"/>
+                    </pic:cNvPicPr>
+                  </pic:nvPicPr>
+                  <pic:blipFill>
+                    <a:blip r:embed="rId12">
+                      <a:extLst>
+                        <a:ext uri="{28A0092B-C50C-407E-A947-70E740481C1C}">
+                          <a14:useLocalDpi xmlns:a14="http://schemas.microsoft.com/office/drawing/2010/main" val="0"/>
+                        </a:ext>
+                      </a:extLst>
+                    </a:blip>
+                    <a:srcRect/>
+                    <a:stretch>
+                      <a:fillRect/>
+                    </a:stretch>
+                  </pic:blipFill>
+                  <pic:spPr bwMode="auto">
+                    <a:xfrm>
+                      <a:off x="0" y="0"/>
+                      <a:ext cx="4763135" cy="3172460"/>
+                    </a:xfrm>
+                    <a:prstGeom prst="rect">
+                      <a:avLst/>
+                    </a:prstGeom>
+                    <a:noFill/>
+                    <a:ln>
+                      <a:noFill/>
+                    </a:ln>
+                  </pic:spPr>
+                </pic:pic>
+              </a:graphicData>
+            </a:graphic>
+          </wp:inline>
+        </w:drawing>
+      </w:r>
+    </w:p>
+    <w:p>
+      <w:pPr>
+        <w:rPr>
+          <w:rFonts w:ascii="Times New Roman" w:hAnsi="Times New Roman" w:cs="Times New Roman"/>
+          <w:sz w:val="40"/>
+          <w:szCs w:val="40"/>
+        </w:rPr>
+      </w:pPr>
+    </w:p>
+    <w:p>
+      <w:pPr>
+        <w:rPr>
+          <w:rFonts w:ascii="Times New Roman" w:hAnsi="Times New Roman" w:cs="Times New Roman"/>
+          <w:sz w:val="40"/>
+          <w:szCs w:val="40"/>
+        </w:rPr>
+      </w:pPr>
+      <w:r>
+        <w:rPr>
+          <w:rFonts w:ascii="Times New Roman" w:hAnsi="Times New Roman" w:cs="Times New Roman"/>
+          <w:sz w:val="40"/>
+          <w:szCs w:val="40"/>
+        </w:rPr>
+        <w:t>Birth control</w:t>
+      </w:r>
+    </w:p>
+    <w:p>
+      <w:pPr>
+        <w:rPr>
+          <w:rFonts w:ascii="Times New Roman" w:hAnsi="Times New Roman" w:cs="Times New Roman"/>
+          <w:sz w:val="40"/>
+          <w:szCs w:val="40"/>
+        </w:rPr>
+      </w:pPr>
+      <w:r>
+        <w:rPr>
+          <w:rFonts w:ascii="Times New Roman" w:hAnsi="Times New Roman" w:cs="Times New Roman"/>
+          <w:sz w:val="40"/>
+          <w:szCs w:val="40"/>
+        </w:rPr>
+        <w:lastRenderedPageBreak/>
         <w:t>(</w:t>
       </w:r>
     </w:p>
@@ -1343,43 +2233,229 @@
           <w:sz w:val="40"/>
           <w:szCs w:val="40"/>
         </w:rPr>
-        <w:t>La grossesse est comme un fruit qui mûrit 9 mois dans le ventre de la maman, abritant un bébé en pleine croissance.</w:t>
-      </w:r>
-    </w:p>
-    <w:p>
-      <w:pPr>
-        <w:rPr>
-          <w:rFonts w:ascii="Times New Roman" w:hAnsi="Times New Roman" w:cs="Times New Roman"/>
-          <w:sz w:val="40"/>
-          <w:szCs w:val="40"/>
-        </w:rPr>
-      </w:pPr>
-    </w:p>
-    <w:p>
-      <w:pPr>
-        <w:rPr>
-          <w:rFonts w:ascii="Times New Roman" w:hAnsi="Times New Roman" w:cs="Times New Roman"/>
-          <w:sz w:val="40"/>
-          <w:szCs w:val="40"/>
-        </w:rPr>
-      </w:pPr>
-      <w:r>
-        <w:rPr>
-          <w:rFonts w:ascii="Times New Roman" w:hAnsi="Times New Roman" w:cs="Times New Roman"/>
-          <w:sz w:val="40"/>
-          <w:szCs w:val="40"/>
-        </w:rPr>
-        <w:t>Définition : État physiologique où une femme porte un fœtus dans son utérus, du début de la conception jusqu'à l'accouchement.</w:t>
-      </w:r>
-    </w:p>
-    <w:p>
-      <w:pPr>
-        <w:rPr>
-          <w:rFonts w:ascii="Times New Roman" w:hAnsi="Times New Roman" w:cs="Times New Roman"/>
-          <w:sz w:val="40"/>
-          <w:szCs w:val="40"/>
-        </w:rPr>
-      </w:pPr>
+        <w:t xml:space="preserve">Imaginez une rivière : sans digues (contrôle des naissances), elle déborde partout. Avec, l'eau coule calmement, quand on veut ! </w:t>
+      </w:r>
+    </w:p>
+    <w:p>
+      <w:pPr>
+        <w:rPr>
+          <w:rFonts w:ascii="Times New Roman" w:hAnsi="Times New Roman" w:cs="Times New Roman"/>
+          <w:sz w:val="40"/>
+          <w:szCs w:val="40"/>
+        </w:rPr>
+      </w:pPr>
+    </w:p>
+    <w:p>
+      <w:pPr>
+        <w:rPr>
+          <w:rFonts w:ascii="Times New Roman" w:hAnsi="Times New Roman" w:cs="Times New Roman"/>
+          <w:sz w:val="40"/>
+          <w:szCs w:val="40"/>
+        </w:rPr>
+      </w:pPr>
+      <w:r>
+        <w:rPr>
+          <w:rFonts w:ascii="Times New Roman" w:hAnsi="Times New Roman" w:cs="Times New Roman"/>
+          <w:sz w:val="40"/>
+          <w:szCs w:val="40"/>
+        </w:rPr>
+        <w:t xml:space="preserve">Définition : Méthodes pour réguler les naissances et éviter les grossesses non désirées. </w:t>
+      </w:r>
+    </w:p>
+    <w:p>
+      <w:pPr>
+        <w:rPr>
+          <w:rFonts w:ascii="Times New Roman" w:hAnsi="Times New Roman" w:cs="Times New Roman"/>
+          <w:sz w:val="40"/>
+          <w:szCs w:val="40"/>
+        </w:rPr>
+      </w:pPr>
+    </w:p>
+    <w:p>
+      <w:pPr>
+        <w:rPr>
+          <w:rFonts w:ascii="Times New Roman" w:hAnsi="Times New Roman" w:cs="Times New Roman"/>
+          <w:sz w:val="40"/>
+          <w:szCs w:val="40"/>
+        </w:rPr>
+      </w:pPr>
+      <w:r>
+        <w:rPr>
+          <w:rFonts w:ascii="Times New Roman" w:hAnsi="Times New Roman" w:cs="Times New Roman"/>
+          <w:sz w:val="40"/>
+          <w:szCs w:val="40"/>
+        </w:rPr>
+        <w:t>Exemple : Une femme utilise la pilule contraceptive pour espacer ses enfants.</w:t>
+      </w:r>
+    </w:p>
+    <w:p>
+      <w:pPr>
+        <w:rPr>
+          <w:rFonts w:ascii="Times New Roman" w:hAnsi="Times New Roman" w:cs="Times New Roman"/>
+          <w:sz w:val="40"/>
+          <w:szCs w:val="40"/>
+        </w:rPr>
+      </w:pPr>
+    </w:p>
+    <w:p>
+      <w:pPr>
+        <w:rPr>
+          <w:rFonts w:ascii="Times New Roman" w:hAnsi="Times New Roman" w:cs="Times New Roman"/>
+          <w:sz w:val="40"/>
+          <w:szCs w:val="40"/>
+        </w:rPr>
+      </w:pPr>
+      <w:r>
+        <w:rPr>
+          <w:rFonts w:ascii="Times New Roman" w:hAnsi="Times New Roman" w:cs="Times New Roman"/>
+          <w:sz w:val="40"/>
+          <w:szCs w:val="40"/>
+        </w:rPr>
+        <w:t>Signification simple : Limiter les naissances volontairement.</w:t>
+      </w:r>
+    </w:p>
+    <w:p>
+      <w:pPr>
+        <w:rPr>
+          <w:rFonts w:ascii="Times New Roman" w:hAnsi="Times New Roman" w:cs="Times New Roman"/>
+          <w:sz w:val="40"/>
+          <w:szCs w:val="40"/>
+        </w:rPr>
+      </w:pPr>
+      <w:r>
+        <w:rPr>
+          <w:rFonts w:ascii="Times New Roman" w:hAnsi="Times New Roman" w:cs="Times New Roman"/>
+          <w:sz w:val="40"/>
+          <w:szCs w:val="40"/>
+        </w:rPr>
+        <w:t>)</w:t>
+      </w:r>
+    </w:p>
+    <w:p>
+      <w:pPr>
+        <w:rPr>
+          <w:rFonts w:ascii="Times New Roman" w:hAnsi="Times New Roman" w:cs="Times New Roman"/>
+          <w:sz w:val="40"/>
+          <w:szCs w:val="40"/>
+        </w:rPr>
+      </w:pPr>
+    </w:p>
+    <w:p>
+      <w:pPr>
+        <w:rPr>
+          <w:rFonts w:ascii="Times New Roman" w:hAnsi="Times New Roman" w:cs="Times New Roman"/>
+          <w:sz w:val="40"/>
+          <w:szCs w:val="40"/>
+        </w:rPr>
+      </w:pPr>
+    </w:p>
+    <w:p>
+      <w:pPr>
+        <w:rPr>
+          <w:rFonts w:ascii="Times New Roman" w:hAnsi="Times New Roman" w:cs="Times New Roman"/>
+          <w:sz w:val="40"/>
+          <w:szCs w:val="40"/>
+        </w:rPr>
+      </w:pPr>
+      <w:r>
+        <w:rPr>
+          <w:rFonts w:ascii="Times New Roman" w:hAnsi="Times New Roman" w:cs="Times New Roman"/>
+          <w:sz w:val="40"/>
+          <w:szCs w:val="40"/>
+        </w:rPr>
+        <w:t xml:space="preserve">un avortement    : </w:t>
+      </w:r>
+    </w:p>
+    <w:p>
+      <w:pPr>
+        <w:jc w:val="center"/>
+        <w:rPr>
+          <w:rFonts w:ascii="Times New Roman" w:hAnsi="Times New Roman" w:cs="Times New Roman"/>
+          <w:sz w:val="40"/>
+          <w:szCs w:val="40"/>
+        </w:rPr>
+      </w:pPr>
+      <w:bookmarkStart w:id="0" w:name="_GoBack"/>
+      <w:bookmarkEnd w:id="0"/>
+      <w:r>
+        <w:rPr>
+          <w:noProof/>
+        </w:rPr>
+        <w:drawing>
+          <wp:inline distT="0" distB="0" distL="0" distR="0" wp14:anchorId="0808A6BE" wp14:editId="1C2E806F">
+            <wp:extent cx="4763135" cy="3172460"/>
+            <wp:effectExtent l="0" t="0" r="0" b="8890"/>
+            <wp:docPr id="10" name="Picture 10"/>
+            <wp:cNvGraphicFramePr>
+              <a:graphicFrameLocks xmlns:a="http://schemas.openxmlformats.org/drawingml/2006/main" noChangeAspect="1"/>
+            </wp:cNvGraphicFramePr>
+            <a:graphic xmlns:a="http://schemas.openxmlformats.org/drawingml/2006/main">
+              <a:graphicData uri="http://schemas.openxmlformats.org/drawingml/2006/picture">
+                <pic:pic xmlns:pic="http://schemas.openxmlformats.org/drawingml/2006/picture">
+                  <pic:nvPicPr>
+                    <pic:cNvPr id="0" name="Picture 19"/>
+                    <pic:cNvPicPr>
+                      <a:picLocks noChangeAspect="1" noChangeArrowheads="1"/>
+                    </pic:cNvPicPr>
+                  </pic:nvPicPr>
+                  <pic:blipFill>
+                    <a:blip r:embed="rId13">
+                      <a:extLst>
+                        <a:ext uri="{28A0092B-C50C-407E-A947-70E740481C1C}">
+                          <a14:useLocalDpi xmlns:a14="http://schemas.microsoft.com/office/drawing/2010/main" val="0"/>
+                        </a:ext>
+                      </a:extLst>
+                    </a:blip>
+                    <a:srcRect/>
+                    <a:stretch>
+                      <a:fillRect/>
+                    </a:stretch>
+                  </pic:blipFill>
+                  <pic:spPr bwMode="auto">
+                    <a:xfrm>
+                      <a:off x="0" y="0"/>
+                      <a:ext cx="4763135" cy="3172460"/>
+                    </a:xfrm>
+                    <a:prstGeom prst="rect">
+                      <a:avLst/>
+                    </a:prstGeom>
+                    <a:noFill/>
+                    <a:ln>
+                      <a:noFill/>
+                    </a:ln>
+                  </pic:spPr>
+                </pic:pic>
+              </a:graphicData>
+            </a:graphic>
+          </wp:inline>
+        </w:drawing>
+      </w:r>
+    </w:p>
+    <w:p>
+      <w:pPr>
+        <w:rPr>
+          <w:rFonts w:ascii="Times New Roman" w:hAnsi="Times New Roman" w:cs="Times New Roman"/>
+          <w:sz w:val="40"/>
+          <w:szCs w:val="40"/>
+        </w:rPr>
+      </w:pPr>
+    </w:p>
+    <w:p>
+      <w:pPr>
+        <w:rPr>
+          <w:rFonts w:ascii="Times New Roman" w:hAnsi="Times New Roman" w:cs="Times New Roman"/>
+          <w:sz w:val="40"/>
+          <w:szCs w:val="40"/>
+        </w:rPr>
+      </w:pPr>
+      <w:r>
+        <w:rPr>
+          <w:rFonts w:ascii="Times New Roman" w:hAnsi="Times New Roman" w:cs="Times New Roman"/>
+          <w:sz w:val="40"/>
+          <w:szCs w:val="40"/>
+        </w:rPr>
+        <w:t>An abortion</w:t>
+      </w:r>
     </w:p>
     <w:p>
       <w:pPr>
@@ -1396,33 +2472,102 @@
           <w:szCs w:val="40"/>
         </w:rPr>
         <w:lastRenderedPageBreak/>
-        <w:t>Exemple : Marie vit sa première grossesse avec joie.</w:t>
-      </w:r>
-    </w:p>
-    <w:p>
-      <w:pPr>
-        <w:rPr>
-          <w:rFonts w:ascii="Times New Roman" w:hAnsi="Times New Roman" w:cs="Times New Roman"/>
-          <w:sz w:val="40"/>
-          <w:szCs w:val="40"/>
-        </w:rPr>
-      </w:pPr>
-    </w:p>
-    <w:p>
-      <w:pPr>
-        <w:rPr>
-          <w:rFonts w:ascii="Times New Roman" w:hAnsi="Times New Roman" w:cs="Times New Roman"/>
-          <w:sz w:val="40"/>
-          <w:szCs w:val="40"/>
-        </w:rPr>
-      </w:pPr>
-      <w:r>
-        <w:rPr>
-          <w:rFonts w:ascii="Times New Roman" w:hAnsi="Times New Roman" w:cs="Times New Roman"/>
-          <w:sz w:val="40"/>
-          <w:szCs w:val="40"/>
-        </w:rPr>
-        <w:t>Signification : Bébé grandit 9 mois dans ventre maman.</w:t>
+        <w:t>(</w:t>
+      </w:r>
+    </w:p>
+    <w:p>
+      <w:pPr>
+        <w:rPr>
+          <w:rFonts w:ascii="Times New Roman" w:hAnsi="Times New Roman" w:cs="Times New Roman"/>
+          <w:sz w:val="40"/>
+          <w:szCs w:val="40"/>
+        </w:rPr>
+      </w:pPr>
+      <w:r>
+        <w:rPr>
+          <w:rFonts w:ascii="Times New Roman" w:hAnsi="Times New Roman" w:cs="Times New Roman"/>
+          <w:sz w:val="40"/>
+          <w:szCs w:val="40"/>
+        </w:rPr>
+        <w:t>Imaginez une graine plantée qui commence à pousser en une petite plante. Un avortement, c'est comme l'arrêter net avant qu'elle ne devienne un arbre : interrompre une grossesse.</w:t>
+      </w:r>
+    </w:p>
+    <w:p>
+      <w:pPr>
+        <w:rPr>
+          <w:rFonts w:ascii="Times New Roman" w:hAnsi="Times New Roman" w:cs="Times New Roman"/>
+          <w:sz w:val="40"/>
+          <w:szCs w:val="40"/>
+        </w:rPr>
+      </w:pPr>
+    </w:p>
+    <w:p>
+      <w:pPr>
+        <w:rPr>
+          <w:rFonts w:ascii="Times New Roman" w:hAnsi="Times New Roman" w:cs="Times New Roman"/>
+          <w:sz w:val="40"/>
+          <w:szCs w:val="40"/>
+        </w:rPr>
+      </w:pPr>
+      <w:r>
+        <w:rPr>
+          <w:rFonts w:ascii="Times New Roman" w:hAnsi="Times New Roman" w:cs="Times New Roman"/>
+          <w:sz w:val="40"/>
+          <w:szCs w:val="40"/>
+        </w:rPr>
+        <w:t>Définition : Expulsion ou extraction prématurée d'un fœtus avant qu'il soit viable (généralement avant 22 semaines].</w:t>
+      </w:r>
+    </w:p>
+    <w:p>
+      <w:pPr>
+        <w:rPr>
+          <w:rFonts w:ascii="Times New Roman" w:hAnsi="Times New Roman" w:cs="Times New Roman"/>
+          <w:sz w:val="40"/>
+          <w:szCs w:val="40"/>
+        </w:rPr>
+      </w:pPr>
+    </w:p>
+    <w:p>
+      <w:pPr>
+        <w:rPr>
+          <w:rFonts w:ascii="Times New Roman" w:hAnsi="Times New Roman" w:cs="Times New Roman"/>
+          <w:sz w:val="40"/>
+          <w:szCs w:val="40"/>
+        </w:rPr>
+      </w:pPr>
+      <w:r>
+        <w:rPr>
+          <w:rFonts w:ascii="Times New Roman" w:hAnsi="Times New Roman" w:cs="Times New Roman"/>
+          <w:sz w:val="40"/>
+          <w:szCs w:val="40"/>
+        </w:rPr>
+        <w:t>Exemple : En France, l'IVG est légale jusqu'à 14 semaines.</w:t>
+      </w:r>
+    </w:p>
+    <w:p>
+      <w:pPr>
+        <w:rPr>
+          <w:rFonts w:ascii="Times New Roman" w:hAnsi="Times New Roman" w:cs="Times New Roman"/>
+          <w:sz w:val="40"/>
+          <w:szCs w:val="40"/>
+        </w:rPr>
+      </w:pPr>
+    </w:p>
+    <w:p>
+      <w:pPr>
+        <w:rPr>
+          <w:rFonts w:ascii="Times New Roman" w:hAnsi="Times New Roman" w:cs="Times New Roman"/>
+          <w:sz w:val="40"/>
+          <w:szCs w:val="40"/>
+        </w:rPr>
+      </w:pPr>
+      <w:r>
+        <w:rPr>
+          <w:rFonts w:ascii="Times New Roman" w:hAnsi="Times New Roman" w:cs="Times New Roman"/>
+          <w:sz w:val="40"/>
+          <w:szCs w:val="40"/>
+        </w:rPr>
+        <w:t>Signification simple : Fin prématurée d'une grossesse.</w:t>
       </w:r>
     </w:p>
     <w:p>
@@ -1474,42 +2619,42 @@
           <w:sz w:val="40"/>
           <w:szCs w:val="40"/>
         </w:rPr>
-        <w:t xml:space="preserve">la naissance    : </w:t>
-      </w:r>
-    </w:p>
-    <w:p>
-      <w:pPr>
-        <w:rPr>
-          <w:rFonts w:ascii="Times New Roman" w:hAnsi="Times New Roman" w:cs="Times New Roman"/>
-          <w:sz w:val="40"/>
-          <w:szCs w:val="40"/>
-        </w:rPr>
-      </w:pPr>
-    </w:p>
-    <w:p>
-      <w:pPr>
-        <w:rPr>
-          <w:rFonts w:ascii="Times New Roman" w:hAnsi="Times New Roman" w:cs="Times New Roman"/>
-          <w:sz w:val="40"/>
-          <w:szCs w:val="40"/>
-        </w:rPr>
-      </w:pPr>
-    </w:p>
-    <w:p>
-      <w:pPr>
-        <w:rPr>
-          <w:rFonts w:ascii="Times New Roman" w:hAnsi="Times New Roman" w:cs="Times New Roman"/>
-          <w:sz w:val="40"/>
-          <w:szCs w:val="40"/>
-        </w:rPr>
-      </w:pPr>
-      <w:r>
-        <w:rPr>
-          <w:rFonts w:ascii="Times New Roman" w:hAnsi="Times New Roman" w:cs="Times New Roman"/>
-          <w:sz w:val="40"/>
-          <w:szCs w:val="40"/>
-        </w:rPr>
-        <w:t>Birth</w:t>
+        <w:t xml:space="preserve">l'adoption (f)    : </w:t>
+      </w:r>
+    </w:p>
+    <w:p>
+      <w:pPr>
+        <w:rPr>
+          <w:rFonts w:ascii="Times New Roman" w:hAnsi="Times New Roman" w:cs="Times New Roman"/>
+          <w:sz w:val="40"/>
+          <w:szCs w:val="40"/>
+        </w:rPr>
+      </w:pPr>
+    </w:p>
+    <w:p>
+      <w:pPr>
+        <w:rPr>
+          <w:rFonts w:ascii="Times New Roman" w:hAnsi="Times New Roman" w:cs="Times New Roman"/>
+          <w:sz w:val="40"/>
+          <w:szCs w:val="40"/>
+        </w:rPr>
+      </w:pPr>
+    </w:p>
+    <w:p>
+      <w:pPr>
+        <w:rPr>
+          <w:rFonts w:ascii="Times New Roman" w:hAnsi="Times New Roman" w:cs="Times New Roman"/>
+          <w:sz w:val="40"/>
+          <w:szCs w:val="40"/>
+        </w:rPr>
+      </w:pPr>
+      <w:r>
+        <w:rPr>
+          <w:rFonts w:ascii="Times New Roman" w:hAnsi="Times New Roman" w:cs="Times New Roman"/>
+          <w:sz w:val="40"/>
+          <w:szCs w:val="40"/>
+        </w:rPr>
+        <w:t>Adoption</w:t>
       </w:r>
     </w:p>
     <w:p>
@@ -1543,85 +2688,85 @@
           <w:sz w:val="40"/>
           <w:szCs w:val="40"/>
         </w:rPr>
-        <w:t xml:space="preserve">Imagine un bourgeon qui s'ouvre en fleur au lever du soleil : voilà la naissance, le premier cri de la vie humaine qui éclot comme une rose dans le jardin du monde. </w:t>
-      </w:r>
-    </w:p>
-    <w:p>
-      <w:pPr>
-        <w:rPr>
-          <w:rFonts w:ascii="Times New Roman" w:hAnsi="Times New Roman" w:cs="Times New Roman"/>
-          <w:sz w:val="40"/>
-          <w:szCs w:val="40"/>
-        </w:rPr>
-      </w:pPr>
-    </w:p>
-    <w:p>
-      <w:pPr>
-        <w:rPr>
-          <w:rFonts w:ascii="Times New Roman" w:hAnsi="Times New Roman" w:cs="Times New Roman"/>
-          <w:sz w:val="40"/>
-          <w:szCs w:val="40"/>
-        </w:rPr>
-      </w:pPr>
-      <w:r>
-        <w:rPr>
-          <w:rFonts w:ascii="Times New Roman" w:hAnsi="Times New Roman" w:cs="Times New Roman"/>
-          <w:sz w:val="40"/>
-          <w:szCs w:val="40"/>
-        </w:rPr>
-        <w:t xml:space="preserve">Définition : La naissance désigne l'entrée d'un être humain dans la vie par l'accouchement, marquant le début de son existence physique et autonome. </w:t>
-      </w:r>
-    </w:p>
-    <w:p>
-      <w:pPr>
-        <w:rPr>
-          <w:rFonts w:ascii="Times New Roman" w:hAnsi="Times New Roman" w:cs="Times New Roman"/>
-          <w:sz w:val="40"/>
-          <w:szCs w:val="40"/>
-        </w:rPr>
-      </w:pPr>
-    </w:p>
-    <w:p>
-      <w:pPr>
-        <w:rPr>
-          <w:rFonts w:ascii="Times New Roman" w:hAnsi="Times New Roman" w:cs="Times New Roman"/>
-          <w:sz w:val="40"/>
-          <w:szCs w:val="40"/>
-        </w:rPr>
-      </w:pPr>
-      <w:r>
-        <w:rPr>
-          <w:rFonts w:ascii="Times New Roman" w:hAnsi="Times New Roman" w:cs="Times New Roman"/>
-          <w:sz w:val="40"/>
-          <w:szCs w:val="40"/>
-        </w:rPr>
-        <w:t>Exemple : La naissance de mon neveu a illuminé notre famille entière.</w:t>
-      </w:r>
-    </w:p>
-    <w:p>
-      <w:pPr>
-        <w:rPr>
-          <w:rFonts w:ascii="Times New Roman" w:hAnsi="Times New Roman" w:cs="Times New Roman"/>
-          <w:sz w:val="40"/>
-          <w:szCs w:val="40"/>
-        </w:rPr>
-      </w:pPr>
-    </w:p>
-    <w:p>
-      <w:pPr>
-        <w:rPr>
-          <w:rFonts w:ascii="Times New Roman" w:hAnsi="Times New Roman" w:cs="Times New Roman"/>
-          <w:sz w:val="40"/>
-          <w:szCs w:val="40"/>
-        </w:rPr>
-      </w:pPr>
-      <w:r>
-        <w:rPr>
-          <w:rFonts w:ascii="Times New Roman" w:hAnsi="Times New Roman" w:cs="Times New Roman"/>
-          <w:sz w:val="40"/>
-          <w:szCs w:val="40"/>
-        </w:rPr>
-        <w:t>Signification : Début de la vie humaine.</w:t>
+        <w:t>Imagine un arbre sans racines qui trouve un sol fertile : l'adoption greffe une branche sur une nouvelle famille, lui donnant force et amour.</w:t>
+      </w:r>
+    </w:p>
+    <w:p>
+      <w:pPr>
+        <w:rPr>
+          <w:rFonts w:ascii="Times New Roman" w:hAnsi="Times New Roman" w:cs="Times New Roman"/>
+          <w:sz w:val="40"/>
+          <w:szCs w:val="40"/>
+        </w:rPr>
+      </w:pPr>
+    </w:p>
+    <w:p>
+      <w:pPr>
+        <w:rPr>
+          <w:rFonts w:ascii="Times New Roman" w:hAnsi="Times New Roman" w:cs="Times New Roman"/>
+          <w:sz w:val="40"/>
+          <w:szCs w:val="40"/>
+        </w:rPr>
+      </w:pPr>
+      <w:r>
+        <w:rPr>
+          <w:rFonts w:ascii="Times New Roman" w:hAnsi="Times New Roman" w:cs="Times New Roman"/>
+          <w:sz w:val="40"/>
+          <w:szCs w:val="40"/>
+        </w:rPr>
+        <w:t>Définition : Processus légal par lequel des parents adoptifs deviennent les père et mère d'un enfant, rompant tout lien avec sa famille d'origine biologique.</w:t>
+      </w:r>
+    </w:p>
+    <w:p>
+      <w:pPr>
+        <w:rPr>
+          <w:rFonts w:ascii="Times New Roman" w:hAnsi="Times New Roman" w:cs="Times New Roman"/>
+          <w:sz w:val="40"/>
+          <w:szCs w:val="40"/>
+        </w:rPr>
+      </w:pPr>
+    </w:p>
+    <w:p>
+      <w:pPr>
+        <w:rPr>
+          <w:rFonts w:ascii="Times New Roman" w:hAnsi="Times New Roman" w:cs="Times New Roman"/>
+          <w:sz w:val="40"/>
+          <w:szCs w:val="40"/>
+        </w:rPr>
+      </w:pPr>
+      <w:r>
+        <w:rPr>
+          <w:rFonts w:ascii="Times New Roman" w:hAnsi="Times New Roman" w:cs="Times New Roman"/>
+          <w:sz w:val="40"/>
+          <w:szCs w:val="40"/>
+        </w:rPr>
+        <w:t>Exemple : Un couple sans enfant adopte un bébé orphelin et l'élève comme leur propre fils.</w:t>
+      </w:r>
+    </w:p>
+    <w:p>
+      <w:pPr>
+        <w:rPr>
+          <w:rFonts w:ascii="Times New Roman" w:hAnsi="Times New Roman" w:cs="Times New Roman"/>
+          <w:sz w:val="40"/>
+          <w:szCs w:val="40"/>
+        </w:rPr>
+      </w:pPr>
+    </w:p>
+    <w:p>
+      <w:pPr>
+        <w:rPr>
+          <w:rFonts w:ascii="Times New Roman" w:hAnsi="Times New Roman" w:cs="Times New Roman"/>
+          <w:sz w:val="40"/>
+          <w:szCs w:val="40"/>
+        </w:rPr>
+      </w:pPr>
+      <w:r>
+        <w:rPr>
+          <w:rFonts w:ascii="Times New Roman" w:hAnsi="Times New Roman" w:cs="Times New Roman"/>
+          <w:sz w:val="40"/>
+          <w:szCs w:val="40"/>
+        </w:rPr>
+        <w:t>Signification simple : Accueillir légalement un enfant comme sien.</w:t>
       </w:r>
     </w:p>
     <w:p>
@@ -1673,42 +2818,42 @@
           <w:sz w:val="40"/>
           <w:szCs w:val="40"/>
         </w:rPr>
-        <w:t xml:space="preserve">le contrôle des naissances    : </w:t>
-      </w:r>
-    </w:p>
-    <w:p>
-      <w:pPr>
-        <w:rPr>
-          <w:rFonts w:ascii="Times New Roman" w:hAnsi="Times New Roman" w:cs="Times New Roman"/>
-          <w:sz w:val="40"/>
-          <w:szCs w:val="40"/>
-        </w:rPr>
-      </w:pPr>
-    </w:p>
-    <w:p>
-      <w:pPr>
-        <w:rPr>
-          <w:rFonts w:ascii="Times New Roman" w:hAnsi="Times New Roman" w:cs="Times New Roman"/>
-          <w:sz w:val="40"/>
-          <w:szCs w:val="40"/>
-        </w:rPr>
-      </w:pPr>
-    </w:p>
-    <w:p>
-      <w:pPr>
-        <w:rPr>
-          <w:rFonts w:ascii="Times New Roman" w:hAnsi="Times New Roman" w:cs="Times New Roman"/>
-          <w:sz w:val="40"/>
-          <w:szCs w:val="40"/>
-        </w:rPr>
-      </w:pPr>
-      <w:r>
-        <w:rPr>
-          <w:rFonts w:ascii="Times New Roman" w:hAnsi="Times New Roman" w:cs="Times New Roman"/>
-          <w:sz w:val="40"/>
-          <w:szCs w:val="40"/>
-        </w:rPr>
-        <w:t>Birth control</w:t>
+        <w:t xml:space="preserve">un orphelin    : </w:t>
+      </w:r>
+    </w:p>
+    <w:p>
+      <w:pPr>
+        <w:rPr>
+          <w:rFonts w:ascii="Times New Roman" w:hAnsi="Times New Roman" w:cs="Times New Roman"/>
+          <w:sz w:val="40"/>
+          <w:szCs w:val="40"/>
+        </w:rPr>
+      </w:pPr>
+    </w:p>
+    <w:p>
+      <w:pPr>
+        <w:rPr>
+          <w:rFonts w:ascii="Times New Roman" w:hAnsi="Times New Roman" w:cs="Times New Roman"/>
+          <w:sz w:val="40"/>
+          <w:szCs w:val="40"/>
+        </w:rPr>
+      </w:pPr>
+    </w:p>
+    <w:p>
+      <w:pPr>
+        <w:rPr>
+          <w:rFonts w:ascii="Times New Roman" w:hAnsi="Times New Roman" w:cs="Times New Roman"/>
+          <w:sz w:val="40"/>
+          <w:szCs w:val="40"/>
+        </w:rPr>
+      </w:pPr>
+      <w:r>
+        <w:rPr>
+          <w:rFonts w:ascii="Times New Roman" w:hAnsi="Times New Roman" w:cs="Times New Roman"/>
+          <w:sz w:val="40"/>
+          <w:szCs w:val="40"/>
+        </w:rPr>
+        <w:t>An orphan</w:t>
       </w:r>
     </w:p>
     <w:p>
@@ -1742,85 +2887,85 @@
           <w:sz w:val="40"/>
           <w:szCs w:val="40"/>
         </w:rPr>
-        <w:t xml:space="preserve">Imaginez une rivière : sans digues (contrôle des naissances), elle déborde partout. Avec, l'eau coule calmement, quand on veut ! </w:t>
-      </w:r>
-    </w:p>
-    <w:p>
-      <w:pPr>
-        <w:rPr>
-          <w:rFonts w:ascii="Times New Roman" w:hAnsi="Times New Roman" w:cs="Times New Roman"/>
-          <w:sz w:val="40"/>
-          <w:szCs w:val="40"/>
-        </w:rPr>
-      </w:pPr>
-    </w:p>
-    <w:p>
-      <w:pPr>
-        <w:rPr>
-          <w:rFonts w:ascii="Times New Roman" w:hAnsi="Times New Roman" w:cs="Times New Roman"/>
-          <w:sz w:val="40"/>
-          <w:szCs w:val="40"/>
-        </w:rPr>
-      </w:pPr>
-      <w:r>
-        <w:rPr>
-          <w:rFonts w:ascii="Times New Roman" w:hAnsi="Times New Roman" w:cs="Times New Roman"/>
-          <w:sz w:val="40"/>
-          <w:szCs w:val="40"/>
-        </w:rPr>
-        <w:t xml:space="preserve">Définition : Méthodes pour réguler les naissances et éviter les grossesses non désirées. </w:t>
-      </w:r>
-    </w:p>
-    <w:p>
-      <w:pPr>
-        <w:rPr>
-          <w:rFonts w:ascii="Times New Roman" w:hAnsi="Times New Roman" w:cs="Times New Roman"/>
-          <w:sz w:val="40"/>
-          <w:szCs w:val="40"/>
-        </w:rPr>
-      </w:pPr>
-    </w:p>
-    <w:p>
-      <w:pPr>
-        <w:rPr>
-          <w:rFonts w:ascii="Times New Roman" w:hAnsi="Times New Roman" w:cs="Times New Roman"/>
-          <w:sz w:val="40"/>
-          <w:szCs w:val="40"/>
-        </w:rPr>
-      </w:pPr>
-      <w:r>
-        <w:rPr>
-          <w:rFonts w:ascii="Times New Roman" w:hAnsi="Times New Roman" w:cs="Times New Roman"/>
-          <w:sz w:val="40"/>
-          <w:szCs w:val="40"/>
-        </w:rPr>
-        <w:t>Exemple : Une femme utilise la pilule contraceptive pour espacer ses enfants.</w:t>
-      </w:r>
-    </w:p>
-    <w:p>
-      <w:pPr>
-        <w:rPr>
-          <w:rFonts w:ascii="Times New Roman" w:hAnsi="Times New Roman" w:cs="Times New Roman"/>
-          <w:sz w:val="40"/>
-          <w:szCs w:val="40"/>
-        </w:rPr>
-      </w:pPr>
-    </w:p>
-    <w:p>
-      <w:pPr>
-        <w:rPr>
-          <w:rFonts w:ascii="Times New Roman" w:hAnsi="Times New Roman" w:cs="Times New Roman"/>
-          <w:sz w:val="40"/>
-          <w:szCs w:val="40"/>
-        </w:rPr>
-      </w:pPr>
-      <w:r>
-        <w:rPr>
-          <w:rFonts w:ascii="Times New Roman" w:hAnsi="Times New Roman" w:cs="Times New Roman"/>
-          <w:sz w:val="40"/>
-          <w:szCs w:val="40"/>
-        </w:rPr>
-        <w:t>Signification simple : Limiter les naissances volontairement.</w:t>
+        <w:t>Imagine un petit oiseau dont le nid est vide : maman et papa partis pour toujours. Cet oiseau est un orphelin, seul face au ciel immense.</w:t>
+      </w:r>
+    </w:p>
+    <w:p>
+      <w:pPr>
+        <w:rPr>
+          <w:rFonts w:ascii="Times New Roman" w:hAnsi="Times New Roman" w:cs="Times New Roman"/>
+          <w:sz w:val="40"/>
+          <w:szCs w:val="40"/>
+        </w:rPr>
+      </w:pPr>
+    </w:p>
+    <w:p>
+      <w:pPr>
+        <w:rPr>
+          <w:rFonts w:ascii="Times New Roman" w:hAnsi="Times New Roman" w:cs="Times New Roman"/>
+          <w:sz w:val="40"/>
+          <w:szCs w:val="40"/>
+        </w:rPr>
+      </w:pPr>
+      <w:r>
+        <w:rPr>
+          <w:rFonts w:ascii="Times New Roman" w:hAnsi="Times New Roman" w:cs="Times New Roman"/>
+          <w:sz w:val="40"/>
+          <w:szCs w:val="40"/>
+        </w:rPr>
+        <w:t>Définition : Enfant mineur privé de ses deux parents par décès.</w:t>
+      </w:r>
+    </w:p>
+    <w:p>
+      <w:pPr>
+        <w:rPr>
+          <w:rFonts w:ascii="Times New Roman" w:hAnsi="Times New Roman" w:cs="Times New Roman"/>
+          <w:sz w:val="40"/>
+          <w:szCs w:val="40"/>
+        </w:rPr>
+      </w:pPr>
+    </w:p>
+    <w:p>
+      <w:pPr>
+        <w:rPr>
+          <w:rFonts w:ascii="Times New Roman" w:hAnsi="Times New Roman" w:cs="Times New Roman"/>
+          <w:sz w:val="40"/>
+          <w:szCs w:val="40"/>
+        </w:rPr>
+      </w:pPr>
+      <w:r>
+        <w:rPr>
+          <w:rFonts w:ascii="Times New Roman" w:hAnsi="Times New Roman" w:cs="Times New Roman"/>
+          <w:sz w:val="40"/>
+          <w:szCs w:val="40"/>
+        </w:rPr>
+        <w:t>Exemple : "L'orphelin fut recueilli par sa tante aimante."</w:t>
+      </w:r>
+    </w:p>
+    <w:p>
+      <w:pPr>
+        <w:rPr>
+          <w:rFonts w:ascii="Times New Roman" w:hAnsi="Times New Roman" w:cs="Times New Roman"/>
+          <w:sz w:val="40"/>
+          <w:szCs w:val="40"/>
+        </w:rPr>
+      </w:pPr>
+    </w:p>
+    <w:p>
+      <w:pPr>
+        <w:rPr>
+          <w:rFonts w:ascii="Times New Roman" w:hAnsi="Times New Roman" w:cs="Times New Roman"/>
+          <w:sz w:val="40"/>
+          <w:szCs w:val="40"/>
+        </w:rPr>
+      </w:pPr>
+      <w:r>
+        <w:rPr>
+          <w:rFonts w:ascii="Times New Roman" w:hAnsi="Times New Roman" w:cs="Times New Roman"/>
+          <w:sz w:val="40"/>
+          <w:szCs w:val="40"/>
+        </w:rPr>
+        <w:t>Signification : Enfant sans parents.</w:t>
       </w:r>
     </w:p>
     <w:p>
@@ -1872,42 +3017,42 @@
           <w:sz w:val="40"/>
           <w:szCs w:val="40"/>
         </w:rPr>
-        <w:t xml:space="preserve">un avortement    : </w:t>
-      </w:r>
-    </w:p>
-    <w:p>
-      <w:pPr>
-        <w:rPr>
-          <w:rFonts w:ascii="Times New Roman" w:hAnsi="Times New Roman" w:cs="Times New Roman"/>
-          <w:sz w:val="40"/>
-          <w:szCs w:val="40"/>
-        </w:rPr>
-      </w:pPr>
-    </w:p>
-    <w:p>
-      <w:pPr>
-        <w:rPr>
-          <w:rFonts w:ascii="Times New Roman" w:hAnsi="Times New Roman" w:cs="Times New Roman"/>
-          <w:sz w:val="40"/>
-          <w:szCs w:val="40"/>
-        </w:rPr>
-      </w:pPr>
-    </w:p>
-    <w:p>
-      <w:pPr>
-        <w:rPr>
-          <w:rFonts w:ascii="Times New Roman" w:hAnsi="Times New Roman" w:cs="Times New Roman"/>
-          <w:sz w:val="40"/>
-          <w:szCs w:val="40"/>
-        </w:rPr>
-      </w:pPr>
-      <w:r>
-        <w:rPr>
-          <w:rFonts w:ascii="Times New Roman" w:hAnsi="Times New Roman" w:cs="Times New Roman"/>
-          <w:sz w:val="40"/>
-          <w:szCs w:val="40"/>
-        </w:rPr>
-        <w:t>An abortion</w:t>
+        <w:t xml:space="preserve">la prime jeunesse    : </w:t>
+      </w:r>
+    </w:p>
+    <w:p>
+      <w:pPr>
+        <w:rPr>
+          <w:rFonts w:ascii="Times New Roman" w:hAnsi="Times New Roman" w:cs="Times New Roman"/>
+          <w:sz w:val="40"/>
+          <w:szCs w:val="40"/>
+        </w:rPr>
+      </w:pPr>
+    </w:p>
+    <w:p>
+      <w:pPr>
+        <w:rPr>
+          <w:rFonts w:ascii="Times New Roman" w:hAnsi="Times New Roman" w:cs="Times New Roman"/>
+          <w:sz w:val="40"/>
+          <w:szCs w:val="40"/>
+        </w:rPr>
+      </w:pPr>
+    </w:p>
+    <w:p>
+      <w:pPr>
+        <w:rPr>
+          <w:rFonts w:ascii="Times New Roman" w:hAnsi="Times New Roman" w:cs="Times New Roman"/>
+          <w:sz w:val="40"/>
+          <w:szCs w:val="40"/>
+        </w:rPr>
+      </w:pPr>
+      <w:r>
+        <w:rPr>
+          <w:rFonts w:ascii="Times New Roman" w:hAnsi="Times New Roman" w:cs="Times New Roman"/>
+          <w:sz w:val="40"/>
+          <w:szCs w:val="40"/>
+        </w:rPr>
+        <w:t>Early youth</w:t>
       </w:r>
     </w:p>
     <w:p>
@@ -1941,86 +3086,85 @@
           <w:sz w:val="40"/>
           <w:szCs w:val="40"/>
         </w:rPr>
-        <w:t>Imaginez une graine plantée qui commence à pousser en une petite plante. Un avortement, c'est comme l'arrêter net avant qu'elle ne devienne un arbre : interrompre une grossesse.</w:t>
-      </w:r>
-    </w:p>
-    <w:p>
-      <w:pPr>
-        <w:rPr>
-          <w:rFonts w:ascii="Times New Roman" w:hAnsi="Times New Roman" w:cs="Times New Roman"/>
-          <w:sz w:val="40"/>
-          <w:szCs w:val="40"/>
-        </w:rPr>
-      </w:pPr>
-    </w:p>
-    <w:p>
-      <w:pPr>
-        <w:rPr>
-          <w:rFonts w:ascii="Times New Roman" w:hAnsi="Times New Roman" w:cs="Times New Roman"/>
-          <w:sz w:val="40"/>
-          <w:szCs w:val="40"/>
-        </w:rPr>
-      </w:pPr>
-      <w:r>
-        <w:rPr>
-          <w:rFonts w:ascii="Times New Roman" w:hAnsi="Times New Roman" w:cs="Times New Roman"/>
-          <w:sz w:val="40"/>
-          <w:szCs w:val="40"/>
-        </w:rPr>
-        <w:lastRenderedPageBreak/>
-        <w:t>Définition : Expulsion ou extraction prématurée d'un fœtus avant qu'il soit viable (généralement avant 22 semaines].</w:t>
-      </w:r>
-    </w:p>
-    <w:p>
-      <w:pPr>
-        <w:rPr>
-          <w:rFonts w:ascii="Times New Roman" w:hAnsi="Times New Roman" w:cs="Times New Roman"/>
-          <w:sz w:val="40"/>
-          <w:szCs w:val="40"/>
-        </w:rPr>
-      </w:pPr>
-    </w:p>
-    <w:p>
-      <w:pPr>
-        <w:rPr>
-          <w:rFonts w:ascii="Times New Roman" w:hAnsi="Times New Roman" w:cs="Times New Roman"/>
-          <w:sz w:val="40"/>
-          <w:szCs w:val="40"/>
-        </w:rPr>
-      </w:pPr>
-      <w:r>
-        <w:rPr>
-          <w:rFonts w:ascii="Times New Roman" w:hAnsi="Times New Roman" w:cs="Times New Roman"/>
-          <w:sz w:val="40"/>
-          <w:szCs w:val="40"/>
-        </w:rPr>
-        <w:t>Exemple : En France, l'IVG est légale jusqu'à 14 semaines.</w:t>
-      </w:r>
-    </w:p>
-    <w:p>
-      <w:pPr>
-        <w:rPr>
-          <w:rFonts w:ascii="Times New Roman" w:hAnsi="Times New Roman" w:cs="Times New Roman"/>
-          <w:sz w:val="40"/>
-          <w:szCs w:val="40"/>
-        </w:rPr>
-      </w:pPr>
-    </w:p>
-    <w:p>
-      <w:pPr>
-        <w:rPr>
-          <w:rFonts w:ascii="Times New Roman" w:hAnsi="Times New Roman" w:cs="Times New Roman"/>
-          <w:sz w:val="40"/>
-          <w:szCs w:val="40"/>
-        </w:rPr>
-      </w:pPr>
-      <w:r>
-        <w:rPr>
-          <w:rFonts w:ascii="Times New Roman" w:hAnsi="Times New Roman" w:cs="Times New Roman"/>
-          <w:sz w:val="40"/>
-          <w:szCs w:val="40"/>
-        </w:rPr>
-        <w:t>Signification simple : Fin prématurée d'une grossesse.</w:t>
+        <w:t>Imagine la prime jeunesse comme le premier fruit mûr d'un arbre : tendre, frais et plein de sève, juste après la fleur. C'est cette phase fragile et vibrante au début de la vie.</w:t>
+      </w:r>
+    </w:p>
+    <w:p>
+      <w:pPr>
+        <w:rPr>
+          <w:rFonts w:ascii="Times New Roman" w:hAnsi="Times New Roman" w:cs="Times New Roman"/>
+          <w:sz w:val="40"/>
+          <w:szCs w:val="40"/>
+        </w:rPr>
+      </w:pPr>
+    </w:p>
+    <w:p>
+      <w:pPr>
+        <w:rPr>
+          <w:rFonts w:ascii="Times New Roman" w:hAnsi="Times New Roman" w:cs="Times New Roman"/>
+          <w:sz w:val="40"/>
+          <w:szCs w:val="40"/>
+        </w:rPr>
+      </w:pPr>
+      <w:r>
+        <w:rPr>
+          <w:rFonts w:ascii="Times New Roman" w:hAnsi="Times New Roman" w:cs="Times New Roman"/>
+          <w:sz w:val="40"/>
+          <w:szCs w:val="40"/>
+        </w:rPr>
+        <w:t>Définition : Période de l'extrême jeunesse, l'enfance ou l'adolescence précoce, marquée par l'innocence et la vitalité.</w:t>
+      </w:r>
+    </w:p>
+    <w:p>
+      <w:pPr>
+        <w:rPr>
+          <w:rFonts w:ascii="Times New Roman" w:hAnsi="Times New Roman" w:cs="Times New Roman"/>
+          <w:sz w:val="40"/>
+          <w:szCs w:val="40"/>
+        </w:rPr>
+      </w:pPr>
+    </w:p>
+    <w:p>
+      <w:pPr>
+        <w:rPr>
+          <w:rFonts w:ascii="Times New Roman" w:hAnsi="Times New Roman" w:cs="Times New Roman"/>
+          <w:sz w:val="40"/>
+          <w:szCs w:val="40"/>
+        </w:rPr>
+      </w:pPr>
+      <w:r>
+        <w:rPr>
+          <w:rFonts w:ascii="Times New Roman" w:hAnsi="Times New Roman" w:cs="Times New Roman"/>
+          <w:sz w:val="40"/>
+          <w:szCs w:val="40"/>
+        </w:rPr>
+        <w:t>Exemple : "Dans sa prime jeunesse, elle dansait pieds nus sous la pluie."</w:t>
+      </w:r>
+    </w:p>
+    <w:p>
+      <w:pPr>
+        <w:rPr>
+          <w:rFonts w:ascii="Times New Roman" w:hAnsi="Times New Roman" w:cs="Times New Roman"/>
+          <w:sz w:val="40"/>
+          <w:szCs w:val="40"/>
+        </w:rPr>
+      </w:pPr>
+    </w:p>
+    <w:p>
+      <w:pPr>
+        <w:rPr>
+          <w:rFonts w:ascii="Times New Roman" w:hAnsi="Times New Roman" w:cs="Times New Roman"/>
+          <w:sz w:val="40"/>
+          <w:szCs w:val="40"/>
+        </w:rPr>
+      </w:pPr>
+      <w:r>
+        <w:rPr>
+          <w:rFonts w:ascii="Times New Roman" w:hAnsi="Times New Roman" w:cs="Times New Roman"/>
+          <w:sz w:val="40"/>
+          <w:szCs w:val="40"/>
+        </w:rPr>
+        <w:t>Signification simple : Jeunesse fraîche et pleine d'énergie.</w:t>
       </w:r>
     </w:p>
     <w:p>
@@ -2072,42 +3216,42 @@
           <w:sz w:val="40"/>
           <w:szCs w:val="40"/>
         </w:rPr>
-        <w:t xml:space="preserve">l'adoption (f)    : </w:t>
-      </w:r>
-    </w:p>
-    <w:p>
-      <w:pPr>
-        <w:rPr>
-          <w:rFonts w:ascii="Times New Roman" w:hAnsi="Times New Roman" w:cs="Times New Roman"/>
-          <w:sz w:val="40"/>
-          <w:szCs w:val="40"/>
-        </w:rPr>
-      </w:pPr>
-    </w:p>
-    <w:p>
-      <w:pPr>
-        <w:rPr>
-          <w:rFonts w:ascii="Times New Roman" w:hAnsi="Times New Roman" w:cs="Times New Roman"/>
-          <w:sz w:val="40"/>
-          <w:szCs w:val="40"/>
-        </w:rPr>
-      </w:pPr>
-    </w:p>
-    <w:p>
-      <w:pPr>
-        <w:rPr>
-          <w:rFonts w:ascii="Times New Roman" w:hAnsi="Times New Roman" w:cs="Times New Roman"/>
-          <w:sz w:val="40"/>
-          <w:szCs w:val="40"/>
-        </w:rPr>
-      </w:pPr>
-      <w:r>
-        <w:rPr>
-          <w:rFonts w:ascii="Times New Roman" w:hAnsi="Times New Roman" w:cs="Times New Roman"/>
-          <w:sz w:val="40"/>
-          <w:szCs w:val="40"/>
-        </w:rPr>
-        <w:t>Adoption</w:t>
+        <w:t xml:space="preserve">un enfant    : </w:t>
+      </w:r>
+    </w:p>
+    <w:p>
+      <w:pPr>
+        <w:rPr>
+          <w:rFonts w:ascii="Times New Roman" w:hAnsi="Times New Roman" w:cs="Times New Roman"/>
+          <w:sz w:val="40"/>
+          <w:szCs w:val="40"/>
+        </w:rPr>
+      </w:pPr>
+    </w:p>
+    <w:p>
+      <w:pPr>
+        <w:rPr>
+          <w:rFonts w:ascii="Times New Roman" w:hAnsi="Times New Roman" w:cs="Times New Roman"/>
+          <w:sz w:val="40"/>
+          <w:szCs w:val="40"/>
+        </w:rPr>
+      </w:pPr>
+    </w:p>
+    <w:p>
+      <w:pPr>
+        <w:rPr>
+          <w:rFonts w:ascii="Times New Roman" w:hAnsi="Times New Roman" w:cs="Times New Roman"/>
+          <w:sz w:val="40"/>
+          <w:szCs w:val="40"/>
+        </w:rPr>
+      </w:pPr>
+      <w:r>
+        <w:rPr>
+          <w:rFonts w:ascii="Times New Roman" w:hAnsi="Times New Roman" w:cs="Times New Roman"/>
+          <w:sz w:val="40"/>
+          <w:szCs w:val="40"/>
+        </w:rPr>
+        <w:t>A child</w:t>
       </w:r>
     </w:p>
     <w:p>
@@ -2141,85 +3285,284 @@
           <w:sz w:val="40"/>
           <w:szCs w:val="40"/>
         </w:rPr>
-        <w:t>Imagine un arbre sans racines qui trouve un sol fertile : l'adoption greffe une branche sur une nouvelle famille, lui donnant force et amour.</w:t>
-      </w:r>
-    </w:p>
-    <w:p>
-      <w:pPr>
-        <w:rPr>
-          <w:rFonts w:ascii="Times New Roman" w:hAnsi="Times New Roman" w:cs="Times New Roman"/>
-          <w:sz w:val="40"/>
-          <w:szCs w:val="40"/>
-        </w:rPr>
-      </w:pPr>
-    </w:p>
-    <w:p>
-      <w:pPr>
-        <w:rPr>
-          <w:rFonts w:ascii="Times New Roman" w:hAnsi="Times New Roman" w:cs="Times New Roman"/>
-          <w:sz w:val="40"/>
-          <w:szCs w:val="40"/>
-        </w:rPr>
-      </w:pPr>
-      <w:r>
-        <w:rPr>
-          <w:rFonts w:ascii="Times New Roman" w:hAnsi="Times New Roman" w:cs="Times New Roman"/>
-          <w:sz w:val="40"/>
-          <w:szCs w:val="40"/>
-        </w:rPr>
-        <w:t>Définition : Processus légal par lequel des parents adoptifs deviennent les père et mère d'un enfant, rompant tout lien avec sa famille d'origine biologique.</w:t>
-      </w:r>
-    </w:p>
-    <w:p>
-      <w:pPr>
-        <w:rPr>
-          <w:rFonts w:ascii="Times New Roman" w:hAnsi="Times New Roman" w:cs="Times New Roman"/>
-          <w:sz w:val="40"/>
-          <w:szCs w:val="40"/>
-        </w:rPr>
-      </w:pPr>
-    </w:p>
-    <w:p>
-      <w:pPr>
-        <w:rPr>
-          <w:rFonts w:ascii="Times New Roman" w:hAnsi="Times New Roman" w:cs="Times New Roman"/>
-          <w:sz w:val="40"/>
-          <w:szCs w:val="40"/>
-        </w:rPr>
-      </w:pPr>
-      <w:r>
-        <w:rPr>
-          <w:rFonts w:ascii="Times New Roman" w:hAnsi="Times New Roman" w:cs="Times New Roman"/>
-          <w:sz w:val="40"/>
-          <w:szCs w:val="40"/>
-        </w:rPr>
-        <w:t>Exemple : Un couple sans enfant adopte un bébé orphelin et l'élève comme leur propre fils.</w:t>
-      </w:r>
-    </w:p>
-    <w:p>
-      <w:pPr>
-        <w:rPr>
-          <w:rFonts w:ascii="Times New Roman" w:hAnsi="Times New Roman" w:cs="Times New Roman"/>
-          <w:sz w:val="40"/>
-          <w:szCs w:val="40"/>
-        </w:rPr>
-      </w:pPr>
-    </w:p>
-    <w:p>
-      <w:pPr>
-        <w:rPr>
-          <w:rFonts w:ascii="Times New Roman" w:hAnsi="Times New Roman" w:cs="Times New Roman"/>
-          <w:sz w:val="40"/>
-          <w:szCs w:val="40"/>
-        </w:rPr>
-      </w:pPr>
-      <w:r>
-        <w:rPr>
-          <w:rFonts w:ascii="Times New Roman" w:hAnsi="Times New Roman" w:cs="Times New Roman"/>
-          <w:sz w:val="40"/>
-          <w:szCs w:val="40"/>
-        </w:rPr>
-        <w:t>Signification simple : Accueillir légalement un enfant comme sien.</w:t>
+        <w:t>Imagine un petit arbre tout neuf, fragile et plein de promesses : c'est un enfant, début de la vie humaine, comme une pousse tendre qu'on protège.</w:t>
+      </w:r>
+    </w:p>
+    <w:p>
+      <w:pPr>
+        <w:rPr>
+          <w:rFonts w:ascii="Times New Roman" w:hAnsi="Times New Roman" w:cs="Times New Roman"/>
+          <w:sz w:val="40"/>
+          <w:szCs w:val="40"/>
+        </w:rPr>
+      </w:pPr>
+    </w:p>
+    <w:p>
+      <w:pPr>
+        <w:rPr>
+          <w:rFonts w:ascii="Times New Roman" w:hAnsi="Times New Roman" w:cs="Times New Roman"/>
+          <w:sz w:val="40"/>
+          <w:szCs w:val="40"/>
+        </w:rPr>
+      </w:pPr>
+      <w:r>
+        <w:rPr>
+          <w:rFonts w:ascii="Times New Roman" w:hAnsi="Times New Roman" w:cs="Times New Roman"/>
+          <w:sz w:val="40"/>
+          <w:szCs w:val="40"/>
+        </w:rPr>
+        <w:t>Définition : Un enfant est un être humain jeune, de la naissance à l'adolescence (généralement &lt;18 ans].</w:t>
+      </w:r>
+    </w:p>
+    <w:p>
+      <w:pPr>
+        <w:rPr>
+          <w:rFonts w:ascii="Times New Roman" w:hAnsi="Times New Roman" w:cs="Times New Roman"/>
+          <w:sz w:val="40"/>
+          <w:szCs w:val="40"/>
+        </w:rPr>
+      </w:pPr>
+    </w:p>
+    <w:p>
+      <w:pPr>
+        <w:rPr>
+          <w:rFonts w:ascii="Times New Roman" w:hAnsi="Times New Roman" w:cs="Times New Roman"/>
+          <w:sz w:val="40"/>
+          <w:szCs w:val="40"/>
+        </w:rPr>
+      </w:pPr>
+      <w:r>
+        <w:rPr>
+          <w:rFonts w:ascii="Times New Roman" w:hAnsi="Times New Roman" w:cs="Times New Roman"/>
+          <w:sz w:val="40"/>
+          <w:szCs w:val="40"/>
+        </w:rPr>
+        <w:t>Exemple : Le petit garçon joue dans le parc.</w:t>
+      </w:r>
+    </w:p>
+    <w:p>
+      <w:pPr>
+        <w:rPr>
+          <w:rFonts w:ascii="Times New Roman" w:hAnsi="Times New Roman" w:cs="Times New Roman"/>
+          <w:sz w:val="40"/>
+          <w:szCs w:val="40"/>
+        </w:rPr>
+      </w:pPr>
+    </w:p>
+    <w:p>
+      <w:pPr>
+        <w:rPr>
+          <w:rFonts w:ascii="Times New Roman" w:hAnsi="Times New Roman" w:cs="Times New Roman"/>
+          <w:sz w:val="40"/>
+          <w:szCs w:val="40"/>
+        </w:rPr>
+      </w:pPr>
+      <w:r>
+        <w:rPr>
+          <w:rFonts w:ascii="Times New Roman" w:hAnsi="Times New Roman" w:cs="Times New Roman"/>
+          <w:sz w:val="40"/>
+          <w:szCs w:val="40"/>
+        </w:rPr>
+        <w:t>Signification :Jeune être humain en croissance.</w:t>
+      </w:r>
+    </w:p>
+    <w:p>
+      <w:pPr>
+        <w:rPr>
+          <w:rFonts w:ascii="Times New Roman" w:hAnsi="Times New Roman" w:cs="Times New Roman"/>
+          <w:sz w:val="40"/>
+          <w:szCs w:val="40"/>
+        </w:rPr>
+      </w:pPr>
+      <w:r>
+        <w:rPr>
+          <w:rFonts w:ascii="Times New Roman" w:hAnsi="Times New Roman" w:cs="Times New Roman"/>
+          <w:sz w:val="40"/>
+          <w:szCs w:val="40"/>
+        </w:rPr>
+        <w:t>)</w:t>
+      </w:r>
+    </w:p>
+    <w:p>
+      <w:pPr>
+        <w:rPr>
+          <w:rFonts w:ascii="Times New Roman" w:hAnsi="Times New Roman" w:cs="Times New Roman"/>
+          <w:sz w:val="40"/>
+          <w:szCs w:val="40"/>
+        </w:rPr>
+      </w:pPr>
+    </w:p>
+    <w:p>
+      <w:pPr>
+        <w:rPr>
+          <w:rFonts w:ascii="Times New Roman" w:hAnsi="Times New Roman" w:cs="Times New Roman"/>
+          <w:sz w:val="40"/>
+          <w:szCs w:val="40"/>
+        </w:rPr>
+      </w:pPr>
+    </w:p>
+    <w:p>
+      <w:pPr>
+        <w:rPr>
+          <w:rFonts w:ascii="Times New Roman" w:hAnsi="Times New Roman" w:cs="Times New Roman"/>
+          <w:sz w:val="40"/>
+          <w:szCs w:val="40"/>
+        </w:rPr>
+      </w:pPr>
+      <w:r>
+        <w:rPr>
+          <w:rFonts w:ascii="Times New Roman" w:hAnsi="Times New Roman" w:cs="Times New Roman"/>
+          <w:sz w:val="40"/>
+          <w:szCs w:val="40"/>
+        </w:rPr>
+        <w:t xml:space="preserve">l'enfance (f)    : </w:t>
+      </w:r>
+    </w:p>
+    <w:p>
+      <w:pPr>
+        <w:rPr>
+          <w:rFonts w:ascii="Times New Roman" w:hAnsi="Times New Roman" w:cs="Times New Roman"/>
+          <w:sz w:val="40"/>
+          <w:szCs w:val="40"/>
+        </w:rPr>
+      </w:pPr>
+    </w:p>
+    <w:p>
+      <w:pPr>
+        <w:rPr>
+          <w:rFonts w:ascii="Times New Roman" w:hAnsi="Times New Roman" w:cs="Times New Roman"/>
+          <w:sz w:val="40"/>
+          <w:szCs w:val="40"/>
+        </w:rPr>
+      </w:pPr>
+    </w:p>
+    <w:p>
+      <w:pPr>
+        <w:rPr>
+          <w:rFonts w:ascii="Times New Roman" w:hAnsi="Times New Roman" w:cs="Times New Roman"/>
+          <w:sz w:val="40"/>
+          <w:szCs w:val="40"/>
+        </w:rPr>
+      </w:pPr>
+      <w:r>
+        <w:rPr>
+          <w:rFonts w:ascii="Times New Roman" w:hAnsi="Times New Roman" w:cs="Times New Roman"/>
+          <w:sz w:val="40"/>
+          <w:szCs w:val="40"/>
+        </w:rPr>
+        <w:t>Childhood</w:t>
+      </w:r>
+    </w:p>
+    <w:p>
+      <w:pPr>
+        <w:rPr>
+          <w:rFonts w:ascii="Times New Roman" w:hAnsi="Times New Roman" w:cs="Times New Roman"/>
+          <w:sz w:val="40"/>
+          <w:szCs w:val="40"/>
+        </w:rPr>
+      </w:pPr>
+      <w:r>
+        <w:rPr>
+          <w:rFonts w:ascii="Times New Roman" w:hAnsi="Times New Roman" w:cs="Times New Roman"/>
+          <w:sz w:val="40"/>
+          <w:szCs w:val="40"/>
+        </w:rPr>
+        <w:t>(</w:t>
+      </w:r>
+    </w:p>
+    <w:p>
+      <w:pPr>
+        <w:rPr>
+          <w:rFonts w:ascii="Times New Roman" w:hAnsi="Times New Roman" w:cs="Times New Roman"/>
+          <w:sz w:val="40"/>
+          <w:szCs w:val="40"/>
+        </w:rPr>
+      </w:pPr>
+      <w:r>
+        <w:rPr>
+          <w:rFonts w:ascii="Times New Roman" w:hAnsi="Times New Roman" w:cs="Times New Roman"/>
+          <w:sz w:val="40"/>
+          <w:szCs w:val="40"/>
+        </w:rPr>
+        <w:t>L'enfance : Comme un petit arbre qui pousse ses racines tendres avant de devenir grand et fort.</w:t>
+      </w:r>
+    </w:p>
+    <w:p>
+      <w:pPr>
+        <w:rPr>
+          <w:rFonts w:ascii="Times New Roman" w:hAnsi="Times New Roman" w:cs="Times New Roman"/>
+          <w:sz w:val="40"/>
+          <w:szCs w:val="40"/>
+        </w:rPr>
+      </w:pPr>
+    </w:p>
+    <w:p>
+      <w:pPr>
+        <w:rPr>
+          <w:rFonts w:ascii="Times New Roman" w:hAnsi="Times New Roman" w:cs="Times New Roman"/>
+          <w:sz w:val="40"/>
+          <w:szCs w:val="40"/>
+        </w:rPr>
+      </w:pPr>
+      <w:r>
+        <w:rPr>
+          <w:rFonts w:ascii="Times New Roman" w:hAnsi="Times New Roman" w:cs="Times New Roman"/>
+          <w:sz w:val="40"/>
+          <w:szCs w:val="40"/>
+        </w:rPr>
+        <w:t>Définition : Période de la vie humaine depuis la naissance jusqu'à l'adolescence (environ 0-12 ans], marquée par le développement physique, émotionnel et intellectuel.</w:t>
+      </w:r>
+    </w:p>
+    <w:p>
+      <w:pPr>
+        <w:rPr>
+          <w:rFonts w:ascii="Times New Roman" w:hAnsi="Times New Roman" w:cs="Times New Roman"/>
+          <w:sz w:val="40"/>
+          <w:szCs w:val="40"/>
+        </w:rPr>
+      </w:pPr>
+    </w:p>
+    <w:p>
+      <w:pPr>
+        <w:rPr>
+          <w:rFonts w:ascii="Times New Roman" w:hAnsi="Times New Roman" w:cs="Times New Roman"/>
+          <w:sz w:val="40"/>
+          <w:szCs w:val="40"/>
+        </w:rPr>
+      </w:pPr>
+      <w:r>
+        <w:rPr>
+          <w:rFonts w:ascii="Times New Roman" w:hAnsi="Times New Roman" w:cs="Times New Roman"/>
+          <w:sz w:val="40"/>
+          <w:szCs w:val="40"/>
+        </w:rPr>
+        <w:t>Exemple : "Mon enfance au village fut remplie de jeux libres sous le baobab."</w:t>
+      </w:r>
+    </w:p>
+    <w:p>
+      <w:pPr>
+        <w:rPr>
+          <w:rFonts w:ascii="Times New Roman" w:hAnsi="Times New Roman" w:cs="Times New Roman"/>
+          <w:sz w:val="40"/>
+          <w:szCs w:val="40"/>
+        </w:rPr>
+      </w:pPr>
+    </w:p>
+    <w:p>
+      <w:pPr>
+        <w:rPr>
+          <w:rFonts w:ascii="Times New Roman" w:hAnsi="Times New Roman" w:cs="Times New Roman"/>
+          <w:sz w:val="40"/>
+          <w:szCs w:val="40"/>
+        </w:rPr>
+      </w:pPr>
+      <w:r>
+        <w:rPr>
+          <w:rFonts w:ascii="Times New Roman" w:hAnsi="Times New Roman" w:cs="Times New Roman"/>
+          <w:sz w:val="40"/>
+          <w:szCs w:val="40"/>
+        </w:rPr>
+        <w:t>Signification : Temps innocent de croissance et de découverte.</w:t>
       </w:r>
     </w:p>
     <w:p>
@@ -2272,42 +3615,42 @@
           <w:sz w:val="40"/>
           <w:szCs w:val="40"/>
         </w:rPr>
-        <w:t xml:space="preserve">un orphelin    : </w:t>
-      </w:r>
-    </w:p>
-    <w:p>
-      <w:pPr>
-        <w:rPr>
-          <w:rFonts w:ascii="Times New Roman" w:hAnsi="Times New Roman" w:cs="Times New Roman"/>
-          <w:sz w:val="40"/>
-          <w:szCs w:val="40"/>
-        </w:rPr>
-      </w:pPr>
-    </w:p>
-    <w:p>
-      <w:pPr>
-        <w:rPr>
-          <w:rFonts w:ascii="Times New Roman" w:hAnsi="Times New Roman" w:cs="Times New Roman"/>
-          <w:sz w:val="40"/>
-          <w:szCs w:val="40"/>
-        </w:rPr>
-      </w:pPr>
-    </w:p>
-    <w:p>
-      <w:pPr>
-        <w:rPr>
-          <w:rFonts w:ascii="Times New Roman" w:hAnsi="Times New Roman" w:cs="Times New Roman"/>
-          <w:sz w:val="40"/>
-          <w:szCs w:val="40"/>
-        </w:rPr>
-      </w:pPr>
-      <w:r>
-        <w:rPr>
-          <w:rFonts w:ascii="Times New Roman" w:hAnsi="Times New Roman" w:cs="Times New Roman"/>
-          <w:sz w:val="40"/>
-          <w:szCs w:val="40"/>
-        </w:rPr>
-        <w:t>An orphan</w:t>
+        <w:t xml:space="preserve">un bambin    : </w:t>
+      </w:r>
+    </w:p>
+    <w:p>
+      <w:pPr>
+        <w:rPr>
+          <w:rFonts w:ascii="Times New Roman" w:hAnsi="Times New Roman" w:cs="Times New Roman"/>
+          <w:sz w:val="40"/>
+          <w:szCs w:val="40"/>
+        </w:rPr>
+      </w:pPr>
+    </w:p>
+    <w:p>
+      <w:pPr>
+        <w:rPr>
+          <w:rFonts w:ascii="Times New Roman" w:hAnsi="Times New Roman" w:cs="Times New Roman"/>
+          <w:sz w:val="40"/>
+          <w:szCs w:val="40"/>
+        </w:rPr>
+      </w:pPr>
+    </w:p>
+    <w:p>
+      <w:pPr>
+        <w:rPr>
+          <w:rFonts w:ascii="Times New Roman" w:hAnsi="Times New Roman" w:cs="Times New Roman"/>
+          <w:sz w:val="40"/>
+          <w:szCs w:val="40"/>
+        </w:rPr>
+      </w:pPr>
+      <w:r>
+        <w:rPr>
+          <w:rFonts w:ascii="Times New Roman" w:hAnsi="Times New Roman" w:cs="Times New Roman"/>
+          <w:sz w:val="40"/>
+          <w:szCs w:val="40"/>
+        </w:rPr>
+        <w:t>A toddler</w:t>
       </w:r>
     </w:p>
     <w:p>
@@ -2341,85 +3684,85 @@
           <w:sz w:val="40"/>
           <w:szCs w:val="40"/>
         </w:rPr>
-        <w:t>Imagine un petit oiseau dont le nid est vide : maman et papa partis pour toujours. Cet oiseau est un orphelin, seul face au ciel immense.</w:t>
-      </w:r>
-    </w:p>
-    <w:p>
-      <w:pPr>
-        <w:rPr>
-          <w:rFonts w:ascii="Times New Roman" w:hAnsi="Times New Roman" w:cs="Times New Roman"/>
-          <w:sz w:val="40"/>
-          <w:szCs w:val="40"/>
-        </w:rPr>
-      </w:pPr>
-    </w:p>
-    <w:p>
-      <w:pPr>
-        <w:rPr>
-          <w:rFonts w:ascii="Times New Roman" w:hAnsi="Times New Roman" w:cs="Times New Roman"/>
-          <w:sz w:val="40"/>
-          <w:szCs w:val="40"/>
-        </w:rPr>
-      </w:pPr>
-      <w:r>
-        <w:rPr>
-          <w:rFonts w:ascii="Times New Roman" w:hAnsi="Times New Roman" w:cs="Times New Roman"/>
-          <w:sz w:val="40"/>
-          <w:szCs w:val="40"/>
-        </w:rPr>
-        <w:t>Définition : Enfant mineur privé de ses deux parents par décès.</w:t>
-      </w:r>
-    </w:p>
-    <w:p>
-      <w:pPr>
-        <w:rPr>
-          <w:rFonts w:ascii="Times New Roman" w:hAnsi="Times New Roman" w:cs="Times New Roman"/>
-          <w:sz w:val="40"/>
-          <w:szCs w:val="40"/>
-        </w:rPr>
-      </w:pPr>
-    </w:p>
-    <w:p>
-      <w:pPr>
-        <w:rPr>
-          <w:rFonts w:ascii="Times New Roman" w:hAnsi="Times New Roman" w:cs="Times New Roman"/>
-          <w:sz w:val="40"/>
-          <w:szCs w:val="40"/>
-        </w:rPr>
-      </w:pPr>
-      <w:r>
-        <w:rPr>
-          <w:rFonts w:ascii="Times New Roman" w:hAnsi="Times New Roman" w:cs="Times New Roman"/>
-          <w:sz w:val="40"/>
-          <w:szCs w:val="40"/>
-        </w:rPr>
-        <w:t>Exemple : "L'orphelin fut recueilli par sa tante aimante."</w:t>
-      </w:r>
-    </w:p>
-    <w:p>
-      <w:pPr>
-        <w:rPr>
-          <w:rFonts w:ascii="Times New Roman" w:hAnsi="Times New Roman" w:cs="Times New Roman"/>
-          <w:sz w:val="40"/>
-          <w:szCs w:val="40"/>
-        </w:rPr>
-      </w:pPr>
-    </w:p>
-    <w:p>
-      <w:pPr>
-        <w:rPr>
-          <w:rFonts w:ascii="Times New Roman" w:hAnsi="Times New Roman" w:cs="Times New Roman"/>
-          <w:sz w:val="40"/>
-          <w:szCs w:val="40"/>
-        </w:rPr>
-      </w:pPr>
-      <w:r>
-        <w:rPr>
-          <w:rFonts w:ascii="Times New Roman" w:hAnsi="Times New Roman" w:cs="Times New Roman"/>
-          <w:sz w:val="40"/>
-          <w:szCs w:val="40"/>
-        </w:rPr>
-        <w:t>Signification : Enfant sans parents.</w:t>
+        <w:t>Imagine un petit chaton qui titube sur ses pattes fragiles : voilà le bambin, ce tout-petit humain qui explore le monde à pas maladroits !</w:t>
+      </w:r>
+    </w:p>
+    <w:p>
+      <w:pPr>
+        <w:rPr>
+          <w:rFonts w:ascii="Times New Roman" w:hAnsi="Times New Roman" w:cs="Times New Roman"/>
+          <w:sz w:val="40"/>
+          <w:szCs w:val="40"/>
+        </w:rPr>
+      </w:pPr>
+    </w:p>
+    <w:p>
+      <w:pPr>
+        <w:rPr>
+          <w:rFonts w:ascii="Times New Roman" w:hAnsi="Times New Roman" w:cs="Times New Roman"/>
+          <w:sz w:val="40"/>
+          <w:szCs w:val="40"/>
+        </w:rPr>
+      </w:pPr>
+      <w:r>
+        <w:rPr>
+          <w:rFonts w:ascii="Times New Roman" w:hAnsi="Times New Roman" w:cs="Times New Roman"/>
+          <w:sz w:val="40"/>
+          <w:szCs w:val="40"/>
+        </w:rPr>
+        <w:t>Définition : Un bambin est un enfant de 1 à 3 ans, en phase d'apprentissage de la marche.</w:t>
+      </w:r>
+    </w:p>
+    <w:p>
+      <w:pPr>
+        <w:rPr>
+          <w:rFonts w:ascii="Times New Roman" w:hAnsi="Times New Roman" w:cs="Times New Roman"/>
+          <w:sz w:val="40"/>
+          <w:szCs w:val="40"/>
+        </w:rPr>
+      </w:pPr>
+    </w:p>
+    <w:p>
+      <w:pPr>
+        <w:rPr>
+          <w:rFonts w:ascii="Times New Roman" w:hAnsi="Times New Roman" w:cs="Times New Roman"/>
+          <w:sz w:val="40"/>
+          <w:szCs w:val="40"/>
+        </w:rPr>
+      </w:pPr>
+      <w:r>
+        <w:rPr>
+          <w:rFonts w:ascii="Times New Roman" w:hAnsi="Times New Roman" w:cs="Times New Roman"/>
+          <w:sz w:val="40"/>
+          <w:szCs w:val="40"/>
+        </w:rPr>
+        <w:t>Exemple : Le bambin rit en trébuchant sur ses jouets.</w:t>
+      </w:r>
+    </w:p>
+    <w:p>
+      <w:pPr>
+        <w:rPr>
+          <w:rFonts w:ascii="Times New Roman" w:hAnsi="Times New Roman" w:cs="Times New Roman"/>
+          <w:sz w:val="40"/>
+          <w:szCs w:val="40"/>
+        </w:rPr>
+      </w:pPr>
+    </w:p>
+    <w:p>
+      <w:pPr>
+        <w:rPr>
+          <w:rFonts w:ascii="Times New Roman" w:hAnsi="Times New Roman" w:cs="Times New Roman"/>
+          <w:sz w:val="40"/>
+          <w:szCs w:val="40"/>
+        </w:rPr>
+      </w:pPr>
+      <w:r>
+        <w:rPr>
+          <w:rFonts w:ascii="Times New Roman" w:hAnsi="Times New Roman" w:cs="Times New Roman"/>
+          <w:sz w:val="40"/>
+          <w:szCs w:val="40"/>
+        </w:rPr>
+        <w:t>Signification: Tout-petit qui marche.</w:t>
       </w:r>
     </w:p>
     <w:p>
@@ -2471,42 +3814,42 @@
           <w:sz w:val="40"/>
           <w:szCs w:val="40"/>
         </w:rPr>
-        <w:t xml:space="preserve">la prime jeunesse    : </w:t>
-      </w:r>
-    </w:p>
-    <w:p>
-      <w:pPr>
-        <w:rPr>
-          <w:rFonts w:ascii="Times New Roman" w:hAnsi="Times New Roman" w:cs="Times New Roman"/>
-          <w:sz w:val="40"/>
-          <w:szCs w:val="40"/>
-        </w:rPr>
-      </w:pPr>
-    </w:p>
-    <w:p>
-      <w:pPr>
-        <w:rPr>
-          <w:rFonts w:ascii="Times New Roman" w:hAnsi="Times New Roman" w:cs="Times New Roman"/>
-          <w:sz w:val="40"/>
-          <w:szCs w:val="40"/>
-        </w:rPr>
-      </w:pPr>
-    </w:p>
-    <w:p>
-      <w:pPr>
-        <w:rPr>
-          <w:rFonts w:ascii="Times New Roman" w:hAnsi="Times New Roman" w:cs="Times New Roman"/>
-          <w:sz w:val="40"/>
-          <w:szCs w:val="40"/>
-        </w:rPr>
-      </w:pPr>
-      <w:r>
-        <w:rPr>
-          <w:rFonts w:ascii="Times New Roman" w:hAnsi="Times New Roman" w:cs="Times New Roman"/>
-          <w:sz w:val="40"/>
-          <w:szCs w:val="40"/>
-        </w:rPr>
-        <w:t>Early youth</w:t>
+        <w:t xml:space="preserve">un berceau    : </w:t>
+      </w:r>
+    </w:p>
+    <w:p>
+      <w:pPr>
+        <w:rPr>
+          <w:rFonts w:ascii="Times New Roman" w:hAnsi="Times New Roman" w:cs="Times New Roman"/>
+          <w:sz w:val="40"/>
+          <w:szCs w:val="40"/>
+        </w:rPr>
+      </w:pPr>
+    </w:p>
+    <w:p>
+      <w:pPr>
+        <w:rPr>
+          <w:rFonts w:ascii="Times New Roman" w:hAnsi="Times New Roman" w:cs="Times New Roman"/>
+          <w:sz w:val="40"/>
+          <w:szCs w:val="40"/>
+        </w:rPr>
+      </w:pPr>
+    </w:p>
+    <w:p>
+      <w:pPr>
+        <w:rPr>
+          <w:rFonts w:ascii="Times New Roman" w:hAnsi="Times New Roman" w:cs="Times New Roman"/>
+          <w:sz w:val="40"/>
+          <w:szCs w:val="40"/>
+        </w:rPr>
+      </w:pPr>
+      <w:r>
+        <w:rPr>
+          <w:rFonts w:ascii="Times New Roman" w:hAnsi="Times New Roman" w:cs="Times New Roman"/>
+          <w:sz w:val="40"/>
+          <w:szCs w:val="40"/>
+        </w:rPr>
+        <w:t>A cradle</w:t>
       </w:r>
     </w:p>
     <w:p>
@@ -2541,85 +3884,85 @@
           <w:szCs w:val="40"/>
         </w:rPr>
         <w:lastRenderedPageBreak/>
-        <w:t>Imagine la prime jeunesse comme le premier fruit mûr d'un arbre : tendre, frais et plein de sève, juste après la fleur. C'est cette phase fragile et vibrante au début de la vie.</w:t>
-      </w:r>
-    </w:p>
-    <w:p>
-      <w:pPr>
-        <w:rPr>
-          <w:rFonts w:ascii="Times New Roman" w:hAnsi="Times New Roman" w:cs="Times New Roman"/>
-          <w:sz w:val="40"/>
-          <w:szCs w:val="40"/>
-        </w:rPr>
-      </w:pPr>
-    </w:p>
-    <w:p>
-      <w:pPr>
-        <w:rPr>
-          <w:rFonts w:ascii="Times New Roman" w:hAnsi="Times New Roman" w:cs="Times New Roman"/>
-          <w:sz w:val="40"/>
-          <w:szCs w:val="40"/>
-        </w:rPr>
-      </w:pPr>
-      <w:r>
-        <w:rPr>
-          <w:rFonts w:ascii="Times New Roman" w:hAnsi="Times New Roman" w:cs="Times New Roman"/>
-          <w:sz w:val="40"/>
-          <w:szCs w:val="40"/>
-        </w:rPr>
-        <w:t>Définition : Période de l'extrême jeunesse, l'enfance ou l'adolescence précoce, marquée par l'innocence et la vitalité.</w:t>
-      </w:r>
-    </w:p>
-    <w:p>
-      <w:pPr>
-        <w:rPr>
-          <w:rFonts w:ascii="Times New Roman" w:hAnsi="Times New Roman" w:cs="Times New Roman"/>
-          <w:sz w:val="40"/>
-          <w:szCs w:val="40"/>
-        </w:rPr>
-      </w:pPr>
-    </w:p>
-    <w:p>
-      <w:pPr>
-        <w:rPr>
-          <w:rFonts w:ascii="Times New Roman" w:hAnsi="Times New Roman" w:cs="Times New Roman"/>
-          <w:sz w:val="40"/>
-          <w:szCs w:val="40"/>
-        </w:rPr>
-      </w:pPr>
-      <w:r>
-        <w:rPr>
-          <w:rFonts w:ascii="Times New Roman" w:hAnsi="Times New Roman" w:cs="Times New Roman"/>
-          <w:sz w:val="40"/>
-          <w:szCs w:val="40"/>
-        </w:rPr>
-        <w:t>Exemple : "Dans sa prime jeunesse, elle dansait pieds nus sous la pluie."</w:t>
-      </w:r>
-    </w:p>
-    <w:p>
-      <w:pPr>
-        <w:rPr>
-          <w:rFonts w:ascii="Times New Roman" w:hAnsi="Times New Roman" w:cs="Times New Roman"/>
-          <w:sz w:val="40"/>
-          <w:szCs w:val="40"/>
-        </w:rPr>
-      </w:pPr>
-    </w:p>
-    <w:p>
-      <w:pPr>
-        <w:rPr>
-          <w:rFonts w:ascii="Times New Roman" w:hAnsi="Times New Roman" w:cs="Times New Roman"/>
-          <w:sz w:val="40"/>
-          <w:szCs w:val="40"/>
-        </w:rPr>
-      </w:pPr>
-      <w:r>
-        <w:rPr>
-          <w:rFonts w:ascii="Times New Roman" w:hAnsi="Times New Roman" w:cs="Times New Roman"/>
-          <w:sz w:val="40"/>
-          <w:szCs w:val="40"/>
-        </w:rPr>
-        <w:t>Signification simple : Jeunesse fraîche et pleine d'énergie.</w:t>
+        <w:t>Imagine un nouveau-né lové dans un berceau qui berce doucement sa vie naissante, comme un cocon protecteur au début du voyage humain.</w:t>
+      </w:r>
+    </w:p>
+    <w:p>
+      <w:pPr>
+        <w:rPr>
+          <w:rFonts w:ascii="Times New Roman" w:hAnsi="Times New Roman" w:cs="Times New Roman"/>
+          <w:sz w:val="40"/>
+          <w:szCs w:val="40"/>
+        </w:rPr>
+      </w:pPr>
+    </w:p>
+    <w:p>
+      <w:pPr>
+        <w:rPr>
+          <w:rFonts w:ascii="Times New Roman" w:hAnsi="Times New Roman" w:cs="Times New Roman"/>
+          <w:sz w:val="40"/>
+          <w:szCs w:val="40"/>
+        </w:rPr>
+      </w:pPr>
+      <w:r>
+        <w:rPr>
+          <w:rFonts w:ascii="Times New Roman" w:hAnsi="Times New Roman" w:cs="Times New Roman"/>
+          <w:sz w:val="40"/>
+          <w:szCs w:val="40"/>
+        </w:rPr>
+        <w:t>Définition : Un berceau désigne métaphoriquement le lieu ou l'environnement originel qui abrite et nourrit la vie humaine dès la naissance (ex. : foyer familial].</w:t>
+      </w:r>
+    </w:p>
+    <w:p>
+      <w:pPr>
+        <w:rPr>
+          <w:rFonts w:ascii="Times New Roman" w:hAnsi="Times New Roman" w:cs="Times New Roman"/>
+          <w:sz w:val="40"/>
+          <w:szCs w:val="40"/>
+        </w:rPr>
+      </w:pPr>
+    </w:p>
+    <w:p>
+      <w:pPr>
+        <w:rPr>
+          <w:rFonts w:ascii="Times New Roman" w:hAnsi="Times New Roman" w:cs="Times New Roman"/>
+          <w:sz w:val="40"/>
+          <w:szCs w:val="40"/>
+        </w:rPr>
+      </w:pPr>
+      <w:r>
+        <w:rPr>
+          <w:rFonts w:ascii="Times New Roman" w:hAnsi="Times New Roman" w:cs="Times New Roman"/>
+          <w:sz w:val="40"/>
+          <w:szCs w:val="40"/>
+        </w:rPr>
+        <w:t>Exemple : "La mère patrie est le berceau de nos ancêtres."</w:t>
+      </w:r>
+    </w:p>
+    <w:p>
+      <w:pPr>
+        <w:rPr>
+          <w:rFonts w:ascii="Times New Roman" w:hAnsi="Times New Roman" w:cs="Times New Roman"/>
+          <w:sz w:val="40"/>
+          <w:szCs w:val="40"/>
+        </w:rPr>
+      </w:pPr>
+    </w:p>
+    <w:p>
+      <w:pPr>
+        <w:rPr>
+          <w:rFonts w:ascii="Times New Roman" w:hAnsi="Times New Roman" w:cs="Times New Roman"/>
+          <w:sz w:val="40"/>
+          <w:szCs w:val="40"/>
+        </w:rPr>
+      </w:pPr>
+      <w:r>
+        <w:rPr>
+          <w:rFonts w:ascii="Times New Roman" w:hAnsi="Times New Roman" w:cs="Times New Roman"/>
+          <w:sz w:val="40"/>
+          <w:szCs w:val="40"/>
+        </w:rPr>
+        <w:t>Signification: La vie humaine débute comme un berceau doux.</w:t>
       </w:r>
     </w:p>
     <w:p>
@@ -2671,42 +4014,42 @@
           <w:sz w:val="40"/>
           <w:szCs w:val="40"/>
         </w:rPr>
-        <w:t xml:space="preserve">un enfant    : </w:t>
-      </w:r>
-    </w:p>
-    <w:p>
-      <w:pPr>
-        <w:rPr>
-          <w:rFonts w:ascii="Times New Roman" w:hAnsi="Times New Roman" w:cs="Times New Roman"/>
-          <w:sz w:val="40"/>
-          <w:szCs w:val="40"/>
-        </w:rPr>
-      </w:pPr>
-    </w:p>
-    <w:p>
-      <w:pPr>
-        <w:rPr>
-          <w:rFonts w:ascii="Times New Roman" w:hAnsi="Times New Roman" w:cs="Times New Roman"/>
-          <w:sz w:val="40"/>
-          <w:szCs w:val="40"/>
-        </w:rPr>
-      </w:pPr>
-    </w:p>
-    <w:p>
-      <w:pPr>
-        <w:rPr>
-          <w:rFonts w:ascii="Times New Roman" w:hAnsi="Times New Roman" w:cs="Times New Roman"/>
-          <w:sz w:val="40"/>
-          <w:szCs w:val="40"/>
-        </w:rPr>
-      </w:pPr>
-      <w:r>
-        <w:rPr>
-          <w:rFonts w:ascii="Times New Roman" w:hAnsi="Times New Roman" w:cs="Times New Roman"/>
-          <w:sz w:val="40"/>
-          <w:szCs w:val="40"/>
-        </w:rPr>
-        <w:t>A child</w:t>
+        <w:t xml:space="preserve">une berceuse    : </w:t>
+      </w:r>
+    </w:p>
+    <w:p>
+      <w:pPr>
+        <w:rPr>
+          <w:rFonts w:ascii="Times New Roman" w:hAnsi="Times New Roman" w:cs="Times New Roman"/>
+          <w:sz w:val="40"/>
+          <w:szCs w:val="40"/>
+        </w:rPr>
+      </w:pPr>
+    </w:p>
+    <w:p>
+      <w:pPr>
+        <w:rPr>
+          <w:rFonts w:ascii="Times New Roman" w:hAnsi="Times New Roman" w:cs="Times New Roman"/>
+          <w:sz w:val="40"/>
+          <w:szCs w:val="40"/>
+        </w:rPr>
+      </w:pPr>
+    </w:p>
+    <w:p>
+      <w:pPr>
+        <w:rPr>
+          <w:rFonts w:ascii="Times New Roman" w:hAnsi="Times New Roman" w:cs="Times New Roman"/>
+          <w:sz w:val="40"/>
+          <w:szCs w:val="40"/>
+        </w:rPr>
+      </w:pPr>
+      <w:r>
+        <w:rPr>
+          <w:rFonts w:ascii="Times New Roman" w:hAnsi="Times New Roman" w:cs="Times New Roman"/>
+          <w:sz w:val="40"/>
+          <w:szCs w:val="40"/>
+        </w:rPr>
+        <w:t>A lullaby</w:t>
       </w:r>
     </w:p>
     <w:p>
@@ -2740,33 +4083,59 @@
           <w:sz w:val="40"/>
           <w:szCs w:val="40"/>
         </w:rPr>
-        <w:t>Imagine un petit arbre tout neuf, fragile et plein de promesses : c'est un enfant, début de la vie humaine, comme une pousse tendre qu'on protège.</w:t>
-      </w:r>
-    </w:p>
-    <w:p>
-      <w:pPr>
-        <w:rPr>
-          <w:rFonts w:ascii="Times New Roman" w:hAnsi="Times New Roman" w:cs="Times New Roman"/>
-          <w:sz w:val="40"/>
-          <w:szCs w:val="40"/>
-        </w:rPr>
-      </w:pPr>
-    </w:p>
-    <w:p>
-      <w:pPr>
-        <w:rPr>
-          <w:rFonts w:ascii="Times New Roman" w:hAnsi="Times New Roman" w:cs="Times New Roman"/>
-          <w:sz w:val="40"/>
-          <w:szCs w:val="40"/>
-        </w:rPr>
-      </w:pPr>
-      <w:r>
-        <w:rPr>
-          <w:rFonts w:ascii="Times New Roman" w:hAnsi="Times New Roman" w:cs="Times New Roman"/>
-          <w:sz w:val="40"/>
-          <w:szCs w:val="40"/>
-        </w:rPr>
-        <w:t>Définition : Un enfant est un être humain jeune, de la naissance à l'adolescence (généralement &lt;18 ans].</w:t>
+        <w:t>Imagine une maman qui berce doucement son bébé fatigué dans ses bras, chantant une mélodie douce comme un vent léger qui apaise les vagues agitées de la mer. C'est une berceuse : elle endort les soucis.</w:t>
+      </w:r>
+    </w:p>
+    <w:p>
+      <w:pPr>
+        <w:rPr>
+          <w:rFonts w:ascii="Times New Roman" w:hAnsi="Times New Roman" w:cs="Times New Roman"/>
+          <w:sz w:val="40"/>
+          <w:szCs w:val="40"/>
+        </w:rPr>
+      </w:pPr>
+    </w:p>
+    <w:p>
+      <w:pPr>
+        <w:rPr>
+          <w:rFonts w:ascii="Times New Roman" w:hAnsi="Times New Roman" w:cs="Times New Roman"/>
+          <w:sz w:val="40"/>
+          <w:szCs w:val="40"/>
+        </w:rPr>
+      </w:pPr>
+      <w:r>
+        <w:rPr>
+          <w:rFonts w:ascii="Times New Roman" w:hAnsi="Times New Roman" w:cs="Times New Roman"/>
+          <w:sz w:val="40"/>
+          <w:szCs w:val="40"/>
+        </w:rPr>
+        <w:t>Définition : Chanson douce chantée pour endormir un enfant.</w:t>
+      </w:r>
+    </w:p>
+    <w:p>
+      <w:pPr>
+        <w:rPr>
+          <w:rFonts w:ascii="Times New Roman" w:hAnsi="Times New Roman" w:cs="Times New Roman"/>
+          <w:sz w:val="40"/>
+          <w:szCs w:val="40"/>
+        </w:rPr>
+      </w:pPr>
+    </w:p>
+    <w:p>
+      <w:pPr>
+        <w:rPr>
+          <w:rFonts w:ascii="Times New Roman" w:hAnsi="Times New Roman" w:cs="Times New Roman"/>
+          <w:sz w:val="40"/>
+          <w:szCs w:val="40"/>
+        </w:rPr>
+      </w:pPr>
+      <w:r>
+        <w:rPr>
+          <w:rFonts w:ascii="Times New Roman" w:hAnsi="Times New Roman" w:cs="Times New Roman"/>
+          <w:sz w:val="40"/>
+          <w:szCs w:val="40"/>
+        </w:rPr>
+        <w:t>Exemple : « Fais dodo, Colas mon p'tit frère... »</w:t>
       </w:r>
     </w:p>
     <w:p>
@@ -2793,33 +4162,7 @@
           <w:szCs w:val="40"/>
         </w:rPr>
         <w:lastRenderedPageBreak/>
-        <w:t>Exemple : Le petit garçon joue dans le parc.</w:t>
-      </w:r>
-    </w:p>
-    <w:p>
-      <w:pPr>
-        <w:rPr>
-          <w:rFonts w:ascii="Times New Roman" w:hAnsi="Times New Roman" w:cs="Times New Roman"/>
-          <w:sz w:val="40"/>
-          <w:szCs w:val="40"/>
-        </w:rPr>
-      </w:pPr>
-    </w:p>
-    <w:p>
-      <w:pPr>
-        <w:rPr>
-          <w:rFonts w:ascii="Times New Roman" w:hAnsi="Times New Roman" w:cs="Times New Roman"/>
-          <w:sz w:val="40"/>
-          <w:szCs w:val="40"/>
-        </w:rPr>
-      </w:pPr>
-      <w:r>
-        <w:rPr>
-          <w:rFonts w:ascii="Times New Roman" w:hAnsi="Times New Roman" w:cs="Times New Roman"/>
-          <w:sz w:val="40"/>
-          <w:szCs w:val="40"/>
-        </w:rPr>
-        <w:t>Signification :Jeune être humain en croissance.</w:t>
+        <w:t>Signification: Chanson qui endort les bébés.</w:t>
       </w:r>
     </w:p>
     <w:p>
@@ -2871,42 +4214,42 @@
           <w:sz w:val="40"/>
           <w:szCs w:val="40"/>
         </w:rPr>
-        <w:t xml:space="preserve">l'enfance (f)    : </w:t>
-      </w:r>
-    </w:p>
-    <w:p>
-      <w:pPr>
-        <w:rPr>
-          <w:rFonts w:ascii="Times New Roman" w:hAnsi="Times New Roman" w:cs="Times New Roman"/>
-          <w:sz w:val="40"/>
-          <w:szCs w:val="40"/>
-        </w:rPr>
-      </w:pPr>
-    </w:p>
-    <w:p>
-      <w:pPr>
-        <w:rPr>
-          <w:rFonts w:ascii="Times New Roman" w:hAnsi="Times New Roman" w:cs="Times New Roman"/>
-          <w:sz w:val="40"/>
-          <w:szCs w:val="40"/>
-        </w:rPr>
-      </w:pPr>
-    </w:p>
-    <w:p>
-      <w:pPr>
-        <w:rPr>
-          <w:rFonts w:ascii="Times New Roman" w:hAnsi="Times New Roman" w:cs="Times New Roman"/>
-          <w:sz w:val="40"/>
-          <w:szCs w:val="40"/>
-        </w:rPr>
-      </w:pPr>
-      <w:r>
-        <w:rPr>
-          <w:rFonts w:ascii="Times New Roman" w:hAnsi="Times New Roman" w:cs="Times New Roman"/>
-          <w:sz w:val="40"/>
-          <w:szCs w:val="40"/>
-        </w:rPr>
-        <w:t>Childhood</w:t>
+        <w:t xml:space="preserve">un jouet    : </w:t>
+      </w:r>
+    </w:p>
+    <w:p>
+      <w:pPr>
+        <w:rPr>
+          <w:rFonts w:ascii="Times New Roman" w:hAnsi="Times New Roman" w:cs="Times New Roman"/>
+          <w:sz w:val="40"/>
+          <w:szCs w:val="40"/>
+        </w:rPr>
+      </w:pPr>
+    </w:p>
+    <w:p>
+      <w:pPr>
+        <w:rPr>
+          <w:rFonts w:ascii="Times New Roman" w:hAnsi="Times New Roman" w:cs="Times New Roman"/>
+          <w:sz w:val="40"/>
+          <w:szCs w:val="40"/>
+        </w:rPr>
+      </w:pPr>
+    </w:p>
+    <w:p>
+      <w:pPr>
+        <w:rPr>
+          <w:rFonts w:ascii="Times New Roman" w:hAnsi="Times New Roman" w:cs="Times New Roman"/>
+          <w:sz w:val="40"/>
+          <w:szCs w:val="40"/>
+        </w:rPr>
+      </w:pPr>
+      <w:r>
+        <w:rPr>
+          <w:rFonts w:ascii="Times New Roman" w:hAnsi="Times New Roman" w:cs="Times New Roman"/>
+          <w:sz w:val="40"/>
+          <w:szCs w:val="40"/>
+        </w:rPr>
+        <w:t>A toy</w:t>
       </w:r>
     </w:p>
     <w:p>
@@ -2940,85 +4283,85 @@
           <w:sz w:val="40"/>
           <w:szCs w:val="40"/>
         </w:rPr>
-        <w:t>L'enfance : Comme un petit arbre qui pousse ses racines tendres avant de devenir grand et fort.</w:t>
-      </w:r>
-    </w:p>
-    <w:p>
-      <w:pPr>
-        <w:rPr>
-          <w:rFonts w:ascii="Times New Roman" w:hAnsi="Times New Roman" w:cs="Times New Roman"/>
-          <w:sz w:val="40"/>
-          <w:szCs w:val="40"/>
-        </w:rPr>
-      </w:pPr>
-    </w:p>
-    <w:p>
-      <w:pPr>
-        <w:rPr>
-          <w:rFonts w:ascii="Times New Roman" w:hAnsi="Times New Roman" w:cs="Times New Roman"/>
-          <w:sz w:val="40"/>
-          <w:szCs w:val="40"/>
-        </w:rPr>
-      </w:pPr>
-      <w:r>
-        <w:rPr>
-          <w:rFonts w:ascii="Times New Roman" w:hAnsi="Times New Roman" w:cs="Times New Roman"/>
-          <w:sz w:val="40"/>
-          <w:szCs w:val="40"/>
-        </w:rPr>
-        <w:t>Définition : Période de la vie humaine depuis la naissance jusqu'à l'adolescence (environ 0-12 ans], marquée par le développement physique, émotionnel et intellectuel.</w:t>
-      </w:r>
-    </w:p>
-    <w:p>
-      <w:pPr>
-        <w:rPr>
-          <w:rFonts w:ascii="Times New Roman" w:hAnsi="Times New Roman" w:cs="Times New Roman"/>
-          <w:sz w:val="40"/>
-          <w:szCs w:val="40"/>
-        </w:rPr>
-      </w:pPr>
-    </w:p>
-    <w:p>
-      <w:pPr>
-        <w:rPr>
-          <w:rFonts w:ascii="Times New Roman" w:hAnsi="Times New Roman" w:cs="Times New Roman"/>
-          <w:sz w:val="40"/>
-          <w:szCs w:val="40"/>
-        </w:rPr>
-      </w:pPr>
-      <w:r>
-        <w:rPr>
-          <w:rFonts w:ascii="Times New Roman" w:hAnsi="Times New Roman" w:cs="Times New Roman"/>
-          <w:sz w:val="40"/>
-          <w:szCs w:val="40"/>
-        </w:rPr>
-        <w:t>Exemple : "Mon enfance au village fut remplie de jeux libres sous le baobab."</w:t>
-      </w:r>
-    </w:p>
-    <w:p>
-      <w:pPr>
-        <w:rPr>
-          <w:rFonts w:ascii="Times New Roman" w:hAnsi="Times New Roman" w:cs="Times New Roman"/>
-          <w:sz w:val="40"/>
-          <w:szCs w:val="40"/>
-        </w:rPr>
-      </w:pPr>
-    </w:p>
-    <w:p>
-      <w:pPr>
-        <w:rPr>
-          <w:rFonts w:ascii="Times New Roman" w:hAnsi="Times New Roman" w:cs="Times New Roman"/>
-          <w:sz w:val="40"/>
-          <w:szCs w:val="40"/>
-        </w:rPr>
-      </w:pPr>
-      <w:r>
-        <w:rPr>
-          <w:rFonts w:ascii="Times New Roman" w:hAnsi="Times New Roman" w:cs="Times New Roman"/>
-          <w:sz w:val="40"/>
-          <w:szCs w:val="40"/>
-        </w:rPr>
-        <w:t>Signification : Temps innocent de croissance et de découverte.</w:t>
+        <w:t>Imagine un petit train en bois qui glisse joyeusement sur les rails: c'est un jouet, objet ludique pour s'amuser sans fin.</w:t>
+      </w:r>
+    </w:p>
+    <w:p>
+      <w:pPr>
+        <w:rPr>
+          <w:rFonts w:ascii="Times New Roman" w:hAnsi="Times New Roman" w:cs="Times New Roman"/>
+          <w:sz w:val="40"/>
+          <w:szCs w:val="40"/>
+        </w:rPr>
+      </w:pPr>
+    </w:p>
+    <w:p>
+      <w:pPr>
+        <w:rPr>
+          <w:rFonts w:ascii="Times New Roman" w:hAnsi="Times New Roman" w:cs="Times New Roman"/>
+          <w:sz w:val="40"/>
+          <w:szCs w:val="40"/>
+        </w:rPr>
+      </w:pPr>
+      <w:r>
+        <w:rPr>
+          <w:rFonts w:ascii="Times New Roman" w:hAnsi="Times New Roman" w:cs="Times New Roman"/>
+          <w:sz w:val="40"/>
+          <w:szCs w:val="40"/>
+        </w:rPr>
+        <w:t>Définition: Objet conçu pour le divertissement et le jeu des enfants.</w:t>
+      </w:r>
+    </w:p>
+    <w:p>
+      <w:pPr>
+        <w:rPr>
+          <w:rFonts w:ascii="Times New Roman" w:hAnsi="Times New Roman" w:cs="Times New Roman"/>
+          <w:sz w:val="40"/>
+          <w:szCs w:val="40"/>
+        </w:rPr>
+      </w:pPr>
+    </w:p>
+    <w:p>
+      <w:pPr>
+        <w:rPr>
+          <w:rFonts w:ascii="Times New Roman" w:hAnsi="Times New Roman" w:cs="Times New Roman"/>
+          <w:sz w:val="40"/>
+          <w:szCs w:val="40"/>
+        </w:rPr>
+      </w:pPr>
+      <w:r>
+        <w:rPr>
+          <w:rFonts w:ascii="Times New Roman" w:hAnsi="Times New Roman" w:cs="Times New Roman"/>
+          <w:sz w:val="40"/>
+          <w:szCs w:val="40"/>
+        </w:rPr>
+        <w:t>Exemple: La poupée est un jouet préféré.</w:t>
+      </w:r>
+    </w:p>
+    <w:p>
+      <w:pPr>
+        <w:rPr>
+          <w:rFonts w:ascii="Times New Roman" w:hAnsi="Times New Roman" w:cs="Times New Roman"/>
+          <w:sz w:val="40"/>
+          <w:szCs w:val="40"/>
+        </w:rPr>
+      </w:pPr>
+    </w:p>
+    <w:p>
+      <w:pPr>
+        <w:rPr>
+          <w:rFonts w:ascii="Times New Roman" w:hAnsi="Times New Roman" w:cs="Times New Roman"/>
+          <w:sz w:val="40"/>
+          <w:szCs w:val="40"/>
+        </w:rPr>
+      </w:pPr>
+      <w:r>
+        <w:rPr>
+          <w:rFonts w:ascii="Times New Roman" w:hAnsi="Times New Roman" w:cs="Times New Roman"/>
+          <w:sz w:val="40"/>
+          <w:szCs w:val="40"/>
+        </w:rPr>
+        <w:t>Signification: Un jouet amuse les enfants.</w:t>
       </w:r>
     </w:p>
     <w:p>
@@ -3070,42 +4413,42 @@
           <w:sz w:val="40"/>
           <w:szCs w:val="40"/>
         </w:rPr>
-        <w:t xml:space="preserve">un bambin    : </w:t>
-      </w:r>
-    </w:p>
-    <w:p>
-      <w:pPr>
-        <w:rPr>
-          <w:rFonts w:ascii="Times New Roman" w:hAnsi="Times New Roman" w:cs="Times New Roman"/>
-          <w:sz w:val="40"/>
-          <w:szCs w:val="40"/>
-        </w:rPr>
-      </w:pPr>
-    </w:p>
-    <w:p>
-      <w:pPr>
-        <w:rPr>
-          <w:rFonts w:ascii="Times New Roman" w:hAnsi="Times New Roman" w:cs="Times New Roman"/>
-          <w:sz w:val="40"/>
-          <w:szCs w:val="40"/>
-        </w:rPr>
-      </w:pPr>
-    </w:p>
-    <w:p>
-      <w:pPr>
-        <w:rPr>
-          <w:rFonts w:ascii="Times New Roman" w:hAnsi="Times New Roman" w:cs="Times New Roman"/>
-          <w:sz w:val="40"/>
-          <w:szCs w:val="40"/>
-        </w:rPr>
-      </w:pPr>
-      <w:r>
-        <w:rPr>
-          <w:rFonts w:ascii="Times New Roman" w:hAnsi="Times New Roman" w:cs="Times New Roman"/>
-          <w:sz w:val="40"/>
-          <w:szCs w:val="40"/>
-        </w:rPr>
-        <w:t>A toddler</w:t>
+        <w:t xml:space="preserve">un jeu    : </w:t>
+      </w:r>
+    </w:p>
+    <w:p>
+      <w:pPr>
+        <w:rPr>
+          <w:rFonts w:ascii="Times New Roman" w:hAnsi="Times New Roman" w:cs="Times New Roman"/>
+          <w:sz w:val="40"/>
+          <w:szCs w:val="40"/>
+        </w:rPr>
+      </w:pPr>
+    </w:p>
+    <w:p>
+      <w:pPr>
+        <w:rPr>
+          <w:rFonts w:ascii="Times New Roman" w:hAnsi="Times New Roman" w:cs="Times New Roman"/>
+          <w:sz w:val="40"/>
+          <w:szCs w:val="40"/>
+        </w:rPr>
+      </w:pPr>
+    </w:p>
+    <w:p>
+      <w:pPr>
+        <w:rPr>
+          <w:rFonts w:ascii="Times New Roman" w:hAnsi="Times New Roman" w:cs="Times New Roman"/>
+          <w:sz w:val="40"/>
+          <w:szCs w:val="40"/>
+        </w:rPr>
+      </w:pPr>
+      <w:r>
+        <w:rPr>
+          <w:rFonts w:ascii="Times New Roman" w:hAnsi="Times New Roman" w:cs="Times New Roman"/>
+          <w:sz w:val="40"/>
+          <w:szCs w:val="40"/>
+        </w:rPr>
+        <w:t>A game</w:t>
       </w:r>
     </w:p>
     <w:p>
@@ -3139,85 +4482,86 @@
           <w:sz w:val="40"/>
           <w:szCs w:val="40"/>
         </w:rPr>
-        <w:t>Imagine un petit chaton qui titube sur ses pattes fragiles : voilà le bambin, ce tout-petit humain qui explore le monde à pas maladroits !</w:t>
-      </w:r>
-    </w:p>
-    <w:p>
-      <w:pPr>
-        <w:rPr>
-          <w:rFonts w:ascii="Times New Roman" w:hAnsi="Times New Roman" w:cs="Times New Roman"/>
-          <w:sz w:val="40"/>
-          <w:szCs w:val="40"/>
-        </w:rPr>
-      </w:pPr>
-    </w:p>
-    <w:p>
-      <w:pPr>
-        <w:rPr>
-          <w:rFonts w:ascii="Times New Roman" w:hAnsi="Times New Roman" w:cs="Times New Roman"/>
-          <w:sz w:val="40"/>
-          <w:szCs w:val="40"/>
-        </w:rPr>
-      </w:pPr>
-      <w:r>
-        <w:rPr>
-          <w:rFonts w:ascii="Times New Roman" w:hAnsi="Times New Roman" w:cs="Times New Roman"/>
-          <w:sz w:val="40"/>
-          <w:szCs w:val="40"/>
-        </w:rPr>
-        <w:t>Définition : Un bambin est un enfant de 1 à 3 ans, en phase d'apprentissage de la marche.</w:t>
-      </w:r>
-    </w:p>
-    <w:p>
-      <w:pPr>
-        <w:rPr>
-          <w:rFonts w:ascii="Times New Roman" w:hAnsi="Times New Roman" w:cs="Times New Roman"/>
-          <w:sz w:val="40"/>
-          <w:szCs w:val="40"/>
-        </w:rPr>
-      </w:pPr>
-    </w:p>
-    <w:p>
-      <w:pPr>
-        <w:rPr>
-          <w:rFonts w:ascii="Times New Roman" w:hAnsi="Times New Roman" w:cs="Times New Roman"/>
-          <w:sz w:val="40"/>
-          <w:szCs w:val="40"/>
-        </w:rPr>
-      </w:pPr>
-      <w:r>
-        <w:rPr>
-          <w:rFonts w:ascii="Times New Roman" w:hAnsi="Times New Roman" w:cs="Times New Roman"/>
-          <w:sz w:val="40"/>
-          <w:szCs w:val="40"/>
-        </w:rPr>
-        <w:t>Exemple : Le bambin rit en trébuchant sur ses jouets.</w:t>
-      </w:r>
-    </w:p>
-    <w:p>
-      <w:pPr>
-        <w:rPr>
-          <w:rFonts w:ascii="Times New Roman" w:hAnsi="Times New Roman" w:cs="Times New Roman"/>
-          <w:sz w:val="40"/>
-          <w:szCs w:val="40"/>
-        </w:rPr>
-      </w:pPr>
-    </w:p>
-    <w:p>
-      <w:pPr>
-        <w:rPr>
-          <w:rFonts w:ascii="Times New Roman" w:hAnsi="Times New Roman" w:cs="Times New Roman"/>
-          <w:sz w:val="40"/>
-          <w:szCs w:val="40"/>
-        </w:rPr>
-      </w:pPr>
-      <w:r>
-        <w:rPr>
-          <w:rFonts w:ascii="Times New Roman" w:hAnsi="Times New Roman" w:cs="Times New Roman"/>
-          <w:sz w:val="40"/>
-          <w:szCs w:val="40"/>
-        </w:rPr>
-        <w:t>Signification: Tout-petit qui marche.</w:t>
+        <w:lastRenderedPageBreak/>
+        <w:t>Imagine un chat jouant avec une pelote : c'est un jeu plein de bonds et de rires, comme un terrain de foot bondé d'enfants hilares.</w:t>
+      </w:r>
+    </w:p>
+    <w:p>
+      <w:pPr>
+        <w:rPr>
+          <w:rFonts w:ascii="Times New Roman" w:hAnsi="Times New Roman" w:cs="Times New Roman"/>
+          <w:sz w:val="40"/>
+          <w:szCs w:val="40"/>
+        </w:rPr>
+      </w:pPr>
+    </w:p>
+    <w:p>
+      <w:pPr>
+        <w:rPr>
+          <w:rFonts w:ascii="Times New Roman" w:hAnsi="Times New Roman" w:cs="Times New Roman"/>
+          <w:sz w:val="40"/>
+          <w:szCs w:val="40"/>
+        </w:rPr>
+      </w:pPr>
+      <w:r>
+        <w:rPr>
+          <w:rFonts w:ascii="Times New Roman" w:hAnsi="Times New Roman" w:cs="Times New Roman"/>
+          <w:sz w:val="40"/>
+          <w:szCs w:val="40"/>
+        </w:rPr>
+        <w:t>Définition : Activité ludique régie par des règles, visant le divertissement ou la compétition.</w:t>
+      </w:r>
+    </w:p>
+    <w:p>
+      <w:pPr>
+        <w:rPr>
+          <w:rFonts w:ascii="Times New Roman" w:hAnsi="Times New Roman" w:cs="Times New Roman"/>
+          <w:sz w:val="40"/>
+          <w:szCs w:val="40"/>
+        </w:rPr>
+      </w:pPr>
+    </w:p>
+    <w:p>
+      <w:pPr>
+        <w:rPr>
+          <w:rFonts w:ascii="Times New Roman" w:hAnsi="Times New Roman" w:cs="Times New Roman"/>
+          <w:sz w:val="40"/>
+          <w:szCs w:val="40"/>
+        </w:rPr>
+      </w:pPr>
+      <w:r>
+        <w:rPr>
+          <w:rFonts w:ascii="Times New Roman" w:hAnsi="Times New Roman" w:cs="Times New Roman"/>
+          <w:sz w:val="40"/>
+          <w:szCs w:val="40"/>
+        </w:rPr>
+        <w:t>Exemple : Le jeu d'échecs oppose deux esprits stratégiques.</w:t>
+      </w:r>
+    </w:p>
+    <w:p>
+      <w:pPr>
+        <w:rPr>
+          <w:rFonts w:ascii="Times New Roman" w:hAnsi="Times New Roman" w:cs="Times New Roman"/>
+          <w:sz w:val="40"/>
+          <w:szCs w:val="40"/>
+        </w:rPr>
+      </w:pPr>
+    </w:p>
+    <w:p>
+      <w:pPr>
+        <w:rPr>
+          <w:rFonts w:ascii="Times New Roman" w:hAnsi="Times New Roman" w:cs="Times New Roman"/>
+          <w:sz w:val="40"/>
+          <w:szCs w:val="40"/>
+        </w:rPr>
+      </w:pPr>
+      <w:r>
+        <w:rPr>
+          <w:rFonts w:ascii="Times New Roman" w:hAnsi="Times New Roman" w:cs="Times New Roman"/>
+          <w:sz w:val="40"/>
+          <w:szCs w:val="40"/>
+        </w:rPr>
+        <w:t>Signification : Activité amusante avec règles.</w:t>
       </w:r>
     </w:p>
     <w:p>
@@ -3269,42 +4613,42 @@
           <w:sz w:val="40"/>
           <w:szCs w:val="40"/>
         </w:rPr>
-        <w:t xml:space="preserve">un berceau    : </w:t>
-      </w:r>
-    </w:p>
-    <w:p>
-      <w:pPr>
-        <w:rPr>
-          <w:rFonts w:ascii="Times New Roman" w:hAnsi="Times New Roman" w:cs="Times New Roman"/>
-          <w:sz w:val="40"/>
-          <w:szCs w:val="40"/>
-        </w:rPr>
-      </w:pPr>
-    </w:p>
-    <w:p>
-      <w:pPr>
-        <w:rPr>
-          <w:rFonts w:ascii="Times New Roman" w:hAnsi="Times New Roman" w:cs="Times New Roman"/>
-          <w:sz w:val="40"/>
-          <w:szCs w:val="40"/>
-        </w:rPr>
-      </w:pPr>
-    </w:p>
-    <w:p>
-      <w:pPr>
-        <w:rPr>
-          <w:rFonts w:ascii="Times New Roman" w:hAnsi="Times New Roman" w:cs="Times New Roman"/>
-          <w:sz w:val="40"/>
-          <w:szCs w:val="40"/>
-        </w:rPr>
-      </w:pPr>
-      <w:r>
-        <w:rPr>
-          <w:rFonts w:ascii="Times New Roman" w:hAnsi="Times New Roman" w:cs="Times New Roman"/>
-          <w:sz w:val="40"/>
-          <w:szCs w:val="40"/>
-        </w:rPr>
-        <w:t>A cradle</w:t>
+        <w:t xml:space="preserve">un landau    : </w:t>
+      </w:r>
+    </w:p>
+    <w:p>
+      <w:pPr>
+        <w:rPr>
+          <w:rFonts w:ascii="Times New Roman" w:hAnsi="Times New Roman" w:cs="Times New Roman"/>
+          <w:sz w:val="40"/>
+          <w:szCs w:val="40"/>
+        </w:rPr>
+      </w:pPr>
+    </w:p>
+    <w:p>
+      <w:pPr>
+        <w:rPr>
+          <w:rFonts w:ascii="Times New Roman" w:hAnsi="Times New Roman" w:cs="Times New Roman"/>
+          <w:sz w:val="40"/>
+          <w:szCs w:val="40"/>
+        </w:rPr>
+      </w:pPr>
+    </w:p>
+    <w:p>
+      <w:pPr>
+        <w:rPr>
+          <w:rFonts w:ascii="Times New Roman" w:hAnsi="Times New Roman" w:cs="Times New Roman"/>
+          <w:sz w:val="40"/>
+          <w:szCs w:val="40"/>
+        </w:rPr>
+      </w:pPr>
+      <w:r>
+        <w:rPr>
+          <w:rFonts w:ascii="Times New Roman" w:hAnsi="Times New Roman" w:cs="Times New Roman"/>
+          <w:sz w:val="40"/>
+          <w:szCs w:val="40"/>
+        </w:rPr>
+        <w:t>A pram</w:t>
       </w:r>
     </w:p>
     <w:p>
@@ -3338,17 +4682,86 @@
           <w:sz w:val="40"/>
           <w:szCs w:val="40"/>
         </w:rPr>
-        <w:t>Imagine un nouveau-né lové dans un berceau qui berce doucement sa vie naissante, comme un cocon protecteur au début du voyage humain.</w:t>
-      </w:r>
-    </w:p>
-    <w:p>
-      <w:pPr>
-        <w:rPr>
-          <w:rFonts w:ascii="Times New Roman" w:hAnsi="Times New Roman" w:cs="Times New Roman"/>
-          <w:sz w:val="40"/>
-          <w:szCs w:val="40"/>
-        </w:rPr>
-      </w:pPr>
+        <w:t>Imagine un bébé roi dans son carrosse roulant, poussé par sa nourrice : c'est un landau, chariot élégant pour promener les tout-petits !</w:t>
+      </w:r>
+    </w:p>
+    <w:p>
+      <w:pPr>
+        <w:rPr>
+          <w:rFonts w:ascii="Times New Roman" w:hAnsi="Times New Roman" w:cs="Times New Roman"/>
+          <w:sz w:val="40"/>
+          <w:szCs w:val="40"/>
+        </w:rPr>
+      </w:pPr>
+    </w:p>
+    <w:p>
+      <w:pPr>
+        <w:rPr>
+          <w:rFonts w:ascii="Times New Roman" w:hAnsi="Times New Roman" w:cs="Times New Roman"/>
+          <w:sz w:val="40"/>
+          <w:szCs w:val="40"/>
+        </w:rPr>
+      </w:pPr>
+      <w:r>
+        <w:rPr>
+          <w:rFonts w:ascii="Times New Roman" w:hAnsi="Times New Roman" w:cs="Times New Roman"/>
+          <w:sz w:val="40"/>
+          <w:szCs w:val="40"/>
+        </w:rPr>
+        <w:t>Définition : Voiture d'enfant à roues, souvent capitonnée, pour balades.</w:t>
+      </w:r>
+    </w:p>
+    <w:p>
+      <w:pPr>
+        <w:rPr>
+          <w:rFonts w:ascii="Times New Roman" w:hAnsi="Times New Roman" w:cs="Times New Roman"/>
+          <w:sz w:val="40"/>
+          <w:szCs w:val="40"/>
+        </w:rPr>
+      </w:pPr>
+    </w:p>
+    <w:p>
+      <w:pPr>
+        <w:rPr>
+          <w:rFonts w:ascii="Times New Roman" w:hAnsi="Times New Roman" w:cs="Times New Roman"/>
+          <w:sz w:val="40"/>
+          <w:szCs w:val="40"/>
+        </w:rPr>
+      </w:pPr>
+      <w:r>
+        <w:rPr>
+          <w:rFonts w:ascii="Times New Roman" w:hAnsi="Times New Roman" w:cs="Times New Roman"/>
+          <w:sz w:val="40"/>
+          <w:szCs w:val="40"/>
+        </w:rPr>
+        <w:t>Exemple : "Elle poussait le landau dans le parc."</w:t>
+      </w:r>
+    </w:p>
+    <w:p>
+      <w:pPr>
+        <w:rPr>
+          <w:rFonts w:ascii="Times New Roman" w:hAnsi="Times New Roman" w:cs="Times New Roman"/>
+          <w:sz w:val="40"/>
+          <w:szCs w:val="40"/>
+        </w:rPr>
+      </w:pPr>
+    </w:p>
+    <w:p>
+      <w:pPr>
+        <w:rPr>
+          <w:rFonts w:ascii="Times New Roman" w:hAnsi="Times New Roman" w:cs="Times New Roman"/>
+          <w:sz w:val="40"/>
+          <w:szCs w:val="40"/>
+        </w:rPr>
+      </w:pPr>
+      <w:r>
+        <w:rPr>
+          <w:rFonts w:ascii="Times New Roman" w:hAnsi="Times New Roman" w:cs="Times New Roman"/>
+          <w:sz w:val="40"/>
+          <w:szCs w:val="40"/>
+        </w:rPr>
+        <w:t>Signification : Chariot roulant pour bébé.</w:t>
+      </w:r>
     </w:p>
     <w:p>
       <w:pPr>
@@ -3365,75 +4778,6 @@
           <w:szCs w:val="40"/>
         </w:rPr>
         <w:lastRenderedPageBreak/>
-        <w:t>Définition : Un berceau désigne métaphoriquement le lieu ou l'environnement originel qui abrite et nourrit la vie humaine dès la naissance (ex. : foyer familial].</w:t>
-      </w:r>
-    </w:p>
-    <w:p>
-      <w:pPr>
-        <w:rPr>
-          <w:rFonts w:ascii="Times New Roman" w:hAnsi="Times New Roman" w:cs="Times New Roman"/>
-          <w:sz w:val="40"/>
-          <w:szCs w:val="40"/>
-        </w:rPr>
-      </w:pPr>
-    </w:p>
-    <w:p>
-      <w:pPr>
-        <w:rPr>
-          <w:rFonts w:ascii="Times New Roman" w:hAnsi="Times New Roman" w:cs="Times New Roman"/>
-          <w:sz w:val="40"/>
-          <w:szCs w:val="40"/>
-        </w:rPr>
-      </w:pPr>
-      <w:r>
-        <w:rPr>
-          <w:rFonts w:ascii="Times New Roman" w:hAnsi="Times New Roman" w:cs="Times New Roman"/>
-          <w:sz w:val="40"/>
-          <w:szCs w:val="40"/>
-        </w:rPr>
-        <w:t>Exemple : "La mère patrie est le berceau de nos ancêtres."</w:t>
-      </w:r>
-    </w:p>
-    <w:p>
-      <w:pPr>
-        <w:rPr>
-          <w:rFonts w:ascii="Times New Roman" w:hAnsi="Times New Roman" w:cs="Times New Roman"/>
-          <w:sz w:val="40"/>
-          <w:szCs w:val="40"/>
-        </w:rPr>
-      </w:pPr>
-    </w:p>
-    <w:p>
-      <w:pPr>
-        <w:rPr>
-          <w:rFonts w:ascii="Times New Roman" w:hAnsi="Times New Roman" w:cs="Times New Roman"/>
-          <w:sz w:val="40"/>
-          <w:szCs w:val="40"/>
-        </w:rPr>
-      </w:pPr>
-      <w:r>
-        <w:rPr>
-          <w:rFonts w:ascii="Times New Roman" w:hAnsi="Times New Roman" w:cs="Times New Roman"/>
-          <w:sz w:val="40"/>
-          <w:szCs w:val="40"/>
-        </w:rPr>
-        <w:t>Signification: La vie humaine débute comme un berceau doux.</w:t>
-      </w:r>
-    </w:p>
-    <w:p>
-      <w:pPr>
-        <w:rPr>
-          <w:rFonts w:ascii="Times New Roman" w:hAnsi="Times New Roman" w:cs="Times New Roman"/>
-          <w:sz w:val="40"/>
-          <w:szCs w:val="40"/>
-        </w:rPr>
-      </w:pPr>
-      <w:r>
-        <w:rPr>
-          <w:rFonts w:ascii="Times New Roman" w:hAnsi="Times New Roman" w:cs="Times New Roman"/>
-          <w:sz w:val="40"/>
-          <w:szCs w:val="40"/>
-        </w:rPr>
         <w:t>)</w:t>
       </w:r>
     </w:p>
@@ -3469,42 +4813,42 @@
           <w:sz w:val="40"/>
           <w:szCs w:val="40"/>
         </w:rPr>
-        <w:t xml:space="preserve">une berceuse    : </w:t>
-      </w:r>
-    </w:p>
-    <w:p>
-      <w:pPr>
-        <w:rPr>
-          <w:rFonts w:ascii="Times New Roman" w:hAnsi="Times New Roman" w:cs="Times New Roman"/>
-          <w:sz w:val="40"/>
-          <w:szCs w:val="40"/>
-        </w:rPr>
-      </w:pPr>
-    </w:p>
-    <w:p>
-      <w:pPr>
-        <w:rPr>
-          <w:rFonts w:ascii="Times New Roman" w:hAnsi="Times New Roman" w:cs="Times New Roman"/>
-          <w:sz w:val="40"/>
-          <w:szCs w:val="40"/>
-        </w:rPr>
-      </w:pPr>
-    </w:p>
-    <w:p>
-      <w:pPr>
-        <w:rPr>
-          <w:rFonts w:ascii="Times New Roman" w:hAnsi="Times New Roman" w:cs="Times New Roman"/>
-          <w:sz w:val="40"/>
-          <w:szCs w:val="40"/>
-        </w:rPr>
-      </w:pPr>
-      <w:r>
-        <w:rPr>
-          <w:rFonts w:ascii="Times New Roman" w:hAnsi="Times New Roman" w:cs="Times New Roman"/>
-          <w:sz w:val="40"/>
-          <w:szCs w:val="40"/>
-        </w:rPr>
-        <w:t>A lullaby</w:t>
+        <w:t xml:space="preserve">une poussette    : </w:t>
+      </w:r>
+    </w:p>
+    <w:p>
+      <w:pPr>
+        <w:rPr>
+          <w:rFonts w:ascii="Times New Roman" w:hAnsi="Times New Roman" w:cs="Times New Roman"/>
+          <w:sz w:val="40"/>
+          <w:szCs w:val="40"/>
+        </w:rPr>
+      </w:pPr>
+    </w:p>
+    <w:p>
+      <w:pPr>
+        <w:rPr>
+          <w:rFonts w:ascii="Times New Roman" w:hAnsi="Times New Roman" w:cs="Times New Roman"/>
+          <w:sz w:val="40"/>
+          <w:szCs w:val="40"/>
+        </w:rPr>
+      </w:pPr>
+    </w:p>
+    <w:p>
+      <w:pPr>
+        <w:rPr>
+          <w:rFonts w:ascii="Times New Roman" w:hAnsi="Times New Roman" w:cs="Times New Roman"/>
+          <w:sz w:val="40"/>
+          <w:szCs w:val="40"/>
+        </w:rPr>
+      </w:pPr>
+      <w:r>
+        <w:rPr>
+          <w:rFonts w:ascii="Times New Roman" w:hAnsi="Times New Roman" w:cs="Times New Roman"/>
+          <w:sz w:val="40"/>
+          <w:szCs w:val="40"/>
+        </w:rPr>
+        <w:t>A pushchair</w:t>
       </w:r>
     </w:p>
     <w:p>
@@ -3538,85 +4882,85 @@
           <w:sz w:val="40"/>
           <w:szCs w:val="40"/>
         </w:rPr>
-        <w:t>Imagine une maman qui berce doucement son bébé fatigué dans ses bras, chantant une mélodie douce comme un vent léger qui apaise les vagues agitées de la mer. C'est une berceuse : elle endort les soucis.</w:t>
-      </w:r>
-    </w:p>
-    <w:p>
-      <w:pPr>
-        <w:rPr>
-          <w:rFonts w:ascii="Times New Roman" w:hAnsi="Times New Roman" w:cs="Times New Roman"/>
-          <w:sz w:val="40"/>
-          <w:szCs w:val="40"/>
-        </w:rPr>
-      </w:pPr>
-    </w:p>
-    <w:p>
-      <w:pPr>
-        <w:rPr>
-          <w:rFonts w:ascii="Times New Roman" w:hAnsi="Times New Roman" w:cs="Times New Roman"/>
-          <w:sz w:val="40"/>
-          <w:szCs w:val="40"/>
-        </w:rPr>
-      </w:pPr>
-      <w:r>
-        <w:rPr>
-          <w:rFonts w:ascii="Times New Roman" w:hAnsi="Times New Roman" w:cs="Times New Roman"/>
-          <w:sz w:val="40"/>
-          <w:szCs w:val="40"/>
-        </w:rPr>
-        <w:t>Définition : Chanson douce chantée pour endormir un enfant.</w:t>
-      </w:r>
-    </w:p>
-    <w:p>
-      <w:pPr>
-        <w:rPr>
-          <w:rFonts w:ascii="Times New Roman" w:hAnsi="Times New Roman" w:cs="Times New Roman"/>
-          <w:sz w:val="40"/>
-          <w:szCs w:val="40"/>
-        </w:rPr>
-      </w:pPr>
-    </w:p>
-    <w:p>
-      <w:pPr>
-        <w:rPr>
-          <w:rFonts w:ascii="Times New Roman" w:hAnsi="Times New Roman" w:cs="Times New Roman"/>
-          <w:sz w:val="40"/>
-          <w:szCs w:val="40"/>
-        </w:rPr>
-      </w:pPr>
-      <w:r>
-        <w:rPr>
-          <w:rFonts w:ascii="Times New Roman" w:hAnsi="Times New Roman" w:cs="Times New Roman"/>
-          <w:sz w:val="40"/>
-          <w:szCs w:val="40"/>
-        </w:rPr>
-        <w:t>Exemple : « Fais dodo, Colas mon p'tit frère... »</w:t>
-      </w:r>
-    </w:p>
-    <w:p>
-      <w:pPr>
-        <w:rPr>
-          <w:rFonts w:ascii="Times New Roman" w:hAnsi="Times New Roman" w:cs="Times New Roman"/>
-          <w:sz w:val="40"/>
-          <w:szCs w:val="40"/>
-        </w:rPr>
-      </w:pPr>
-    </w:p>
-    <w:p>
-      <w:pPr>
-        <w:rPr>
-          <w:rFonts w:ascii="Times New Roman" w:hAnsi="Times New Roman" w:cs="Times New Roman"/>
-          <w:sz w:val="40"/>
-          <w:szCs w:val="40"/>
-        </w:rPr>
-      </w:pPr>
-      <w:r>
-        <w:rPr>
-          <w:rFonts w:ascii="Times New Roman" w:hAnsi="Times New Roman" w:cs="Times New Roman"/>
-          <w:sz w:val="40"/>
-          <w:szCs w:val="40"/>
-        </w:rPr>
-        <w:t>Signification: Chanson qui endort les bébés.</w:t>
+        <w:t>Imagine un papa qui pousse un petit chariot roulant avec bébé dedans, comme un cheval tirant une charrette joyeuse en ville. Ça roule facile!</w:t>
+      </w:r>
+    </w:p>
+    <w:p>
+      <w:pPr>
+        <w:rPr>
+          <w:rFonts w:ascii="Times New Roman" w:hAnsi="Times New Roman" w:cs="Times New Roman"/>
+          <w:sz w:val="40"/>
+          <w:szCs w:val="40"/>
+        </w:rPr>
+      </w:pPr>
+    </w:p>
+    <w:p>
+      <w:pPr>
+        <w:rPr>
+          <w:rFonts w:ascii="Times New Roman" w:hAnsi="Times New Roman" w:cs="Times New Roman"/>
+          <w:sz w:val="40"/>
+          <w:szCs w:val="40"/>
+        </w:rPr>
+      </w:pPr>
+      <w:r>
+        <w:rPr>
+          <w:rFonts w:ascii="Times New Roman" w:hAnsi="Times New Roman" w:cs="Times New Roman"/>
+          <w:sz w:val="40"/>
+          <w:szCs w:val="40"/>
+        </w:rPr>
+        <w:t>Définition : Une poussette est une petite voiture à roues pour transporter un bébé en le poussant.</w:t>
+      </w:r>
+    </w:p>
+    <w:p>
+      <w:pPr>
+        <w:rPr>
+          <w:rFonts w:ascii="Times New Roman" w:hAnsi="Times New Roman" w:cs="Times New Roman"/>
+          <w:sz w:val="40"/>
+          <w:szCs w:val="40"/>
+        </w:rPr>
+      </w:pPr>
+    </w:p>
+    <w:p>
+      <w:pPr>
+        <w:rPr>
+          <w:rFonts w:ascii="Times New Roman" w:hAnsi="Times New Roman" w:cs="Times New Roman"/>
+          <w:sz w:val="40"/>
+          <w:szCs w:val="40"/>
+        </w:rPr>
+      </w:pPr>
+      <w:r>
+        <w:rPr>
+          <w:rFonts w:ascii="Times New Roman" w:hAnsi="Times New Roman" w:cs="Times New Roman"/>
+          <w:sz w:val="40"/>
+          <w:szCs w:val="40"/>
+        </w:rPr>
+        <w:t>Exemple : Marie promène son fils dans la poussette au parc.</w:t>
+      </w:r>
+    </w:p>
+    <w:p>
+      <w:pPr>
+        <w:rPr>
+          <w:rFonts w:ascii="Times New Roman" w:hAnsi="Times New Roman" w:cs="Times New Roman"/>
+          <w:sz w:val="40"/>
+          <w:szCs w:val="40"/>
+        </w:rPr>
+      </w:pPr>
+    </w:p>
+    <w:p>
+      <w:pPr>
+        <w:rPr>
+          <w:rFonts w:ascii="Times New Roman" w:hAnsi="Times New Roman" w:cs="Times New Roman"/>
+          <w:sz w:val="40"/>
+          <w:szCs w:val="40"/>
+        </w:rPr>
+      </w:pPr>
+      <w:r>
+        <w:rPr>
+          <w:rFonts w:ascii="Times New Roman" w:hAnsi="Times New Roman" w:cs="Times New Roman"/>
+          <w:sz w:val="40"/>
+          <w:szCs w:val="40"/>
+        </w:rPr>
+        <w:t>Signification : Bébé chariot roulant à pousser.</w:t>
       </w:r>
     </w:p>
     <w:p>
@@ -3668,42 +5012,42 @@
           <w:sz w:val="40"/>
           <w:szCs w:val="40"/>
         </w:rPr>
-        <w:t xml:space="preserve">un jouet    : </w:t>
-      </w:r>
-    </w:p>
-    <w:p>
-      <w:pPr>
-        <w:rPr>
-          <w:rFonts w:ascii="Times New Roman" w:hAnsi="Times New Roman" w:cs="Times New Roman"/>
-          <w:sz w:val="40"/>
-          <w:szCs w:val="40"/>
-        </w:rPr>
-      </w:pPr>
-    </w:p>
-    <w:p>
-      <w:pPr>
-        <w:rPr>
-          <w:rFonts w:ascii="Times New Roman" w:hAnsi="Times New Roman" w:cs="Times New Roman"/>
-          <w:sz w:val="40"/>
-          <w:szCs w:val="40"/>
-        </w:rPr>
-      </w:pPr>
-    </w:p>
-    <w:p>
-      <w:pPr>
-        <w:rPr>
-          <w:rFonts w:ascii="Times New Roman" w:hAnsi="Times New Roman" w:cs="Times New Roman"/>
-          <w:sz w:val="40"/>
-          <w:szCs w:val="40"/>
-        </w:rPr>
-      </w:pPr>
-      <w:r>
-        <w:rPr>
-          <w:rFonts w:ascii="Times New Roman" w:hAnsi="Times New Roman" w:cs="Times New Roman"/>
-          <w:sz w:val="40"/>
-          <w:szCs w:val="40"/>
-        </w:rPr>
-        <w:t>A toy</w:t>
+        <w:t xml:space="preserve">la croissance    : </w:t>
+      </w:r>
+    </w:p>
+    <w:p>
+      <w:pPr>
+        <w:rPr>
+          <w:rFonts w:ascii="Times New Roman" w:hAnsi="Times New Roman" w:cs="Times New Roman"/>
+          <w:sz w:val="40"/>
+          <w:szCs w:val="40"/>
+        </w:rPr>
+      </w:pPr>
+    </w:p>
+    <w:p>
+      <w:pPr>
+        <w:rPr>
+          <w:rFonts w:ascii="Times New Roman" w:hAnsi="Times New Roman" w:cs="Times New Roman"/>
+          <w:sz w:val="40"/>
+          <w:szCs w:val="40"/>
+        </w:rPr>
+      </w:pPr>
+    </w:p>
+    <w:p>
+      <w:pPr>
+        <w:rPr>
+          <w:rFonts w:ascii="Times New Roman" w:hAnsi="Times New Roman" w:cs="Times New Roman"/>
+          <w:sz w:val="40"/>
+          <w:szCs w:val="40"/>
+        </w:rPr>
+      </w:pPr>
+      <w:r>
+        <w:rPr>
+          <w:rFonts w:ascii="Times New Roman" w:hAnsi="Times New Roman" w:cs="Times New Roman"/>
+          <w:sz w:val="40"/>
+          <w:szCs w:val="40"/>
+        </w:rPr>
+        <w:t>Growth</w:t>
       </w:r>
     </w:p>
     <w:p>
@@ -3737,85 +5081,86 @@
           <w:sz w:val="40"/>
           <w:szCs w:val="40"/>
         </w:rPr>
-        <w:t>Imagine un petit train en bois qui glisse joyeusement sur les rails: c'est un jouet, objet ludique pour s'amuser sans fin.</w:t>
-      </w:r>
-    </w:p>
-    <w:p>
-      <w:pPr>
-        <w:rPr>
-          <w:rFonts w:ascii="Times New Roman" w:hAnsi="Times New Roman" w:cs="Times New Roman"/>
-          <w:sz w:val="40"/>
-          <w:szCs w:val="40"/>
-        </w:rPr>
-      </w:pPr>
-    </w:p>
-    <w:p>
-      <w:pPr>
-        <w:rPr>
-          <w:rFonts w:ascii="Times New Roman" w:hAnsi="Times New Roman" w:cs="Times New Roman"/>
-          <w:sz w:val="40"/>
-          <w:szCs w:val="40"/>
-        </w:rPr>
-      </w:pPr>
-      <w:r>
-        <w:rPr>
-          <w:rFonts w:ascii="Times New Roman" w:hAnsi="Times New Roman" w:cs="Times New Roman"/>
-          <w:sz w:val="40"/>
-          <w:szCs w:val="40"/>
-        </w:rPr>
-        <w:t>Définition: Objet conçu pour le divertissement et le jeu des enfants.</w:t>
-      </w:r>
-    </w:p>
-    <w:p>
-      <w:pPr>
-        <w:rPr>
-          <w:rFonts w:ascii="Times New Roman" w:hAnsi="Times New Roman" w:cs="Times New Roman"/>
-          <w:sz w:val="40"/>
-          <w:szCs w:val="40"/>
-        </w:rPr>
-      </w:pPr>
-    </w:p>
-    <w:p>
-      <w:pPr>
-        <w:rPr>
-          <w:rFonts w:ascii="Times New Roman" w:hAnsi="Times New Roman" w:cs="Times New Roman"/>
-          <w:sz w:val="40"/>
-          <w:szCs w:val="40"/>
-        </w:rPr>
-      </w:pPr>
-      <w:r>
-        <w:rPr>
-          <w:rFonts w:ascii="Times New Roman" w:hAnsi="Times New Roman" w:cs="Times New Roman"/>
-          <w:sz w:val="40"/>
-          <w:szCs w:val="40"/>
-        </w:rPr>
-        <w:t>Exemple: La poupée est un jouet préféré.</w:t>
-      </w:r>
-    </w:p>
-    <w:p>
-      <w:pPr>
-        <w:rPr>
-          <w:rFonts w:ascii="Times New Roman" w:hAnsi="Times New Roman" w:cs="Times New Roman"/>
-          <w:sz w:val="40"/>
-          <w:szCs w:val="40"/>
-        </w:rPr>
-      </w:pPr>
-    </w:p>
-    <w:p>
-      <w:pPr>
-        <w:rPr>
-          <w:rFonts w:ascii="Times New Roman" w:hAnsi="Times New Roman" w:cs="Times New Roman"/>
-          <w:sz w:val="40"/>
-          <w:szCs w:val="40"/>
-        </w:rPr>
-      </w:pPr>
-      <w:r>
-        <w:rPr>
-          <w:rFonts w:ascii="Times New Roman" w:hAnsi="Times New Roman" w:cs="Times New Roman"/>
-          <w:sz w:val="40"/>
-          <w:szCs w:val="40"/>
-        </w:rPr>
-        <w:t>Signification: Un jouet amuse les enfants.</w:t>
+        <w:lastRenderedPageBreak/>
+        <w:t>La croissance est comme un arbre qui pousse : racines solides en bas, branches vers le ciel, feuilles nouvelles chaque printemps.</w:t>
+      </w:r>
+    </w:p>
+    <w:p>
+      <w:pPr>
+        <w:rPr>
+          <w:rFonts w:ascii="Times New Roman" w:hAnsi="Times New Roman" w:cs="Times New Roman"/>
+          <w:sz w:val="40"/>
+          <w:szCs w:val="40"/>
+        </w:rPr>
+      </w:pPr>
+    </w:p>
+    <w:p>
+      <w:pPr>
+        <w:rPr>
+          <w:rFonts w:ascii="Times New Roman" w:hAnsi="Times New Roman" w:cs="Times New Roman"/>
+          <w:sz w:val="40"/>
+          <w:szCs w:val="40"/>
+        </w:rPr>
+      </w:pPr>
+      <w:r>
+        <w:rPr>
+          <w:rFonts w:ascii="Times New Roman" w:hAnsi="Times New Roman" w:cs="Times New Roman"/>
+          <w:sz w:val="40"/>
+          <w:szCs w:val="40"/>
+        </w:rPr>
+        <w:t>Définition : Développement progressif des capacités physiques, mentales ou personnelles d'un être humain.</w:t>
+      </w:r>
+    </w:p>
+    <w:p>
+      <w:pPr>
+        <w:rPr>
+          <w:rFonts w:ascii="Times New Roman" w:hAnsi="Times New Roman" w:cs="Times New Roman"/>
+          <w:sz w:val="40"/>
+          <w:szCs w:val="40"/>
+        </w:rPr>
+      </w:pPr>
+    </w:p>
+    <w:p>
+      <w:pPr>
+        <w:rPr>
+          <w:rFonts w:ascii="Times New Roman" w:hAnsi="Times New Roman" w:cs="Times New Roman"/>
+          <w:sz w:val="40"/>
+          <w:szCs w:val="40"/>
+        </w:rPr>
+      </w:pPr>
+      <w:r>
+        <w:rPr>
+          <w:rFonts w:ascii="Times New Roman" w:hAnsi="Times New Roman" w:cs="Times New Roman"/>
+          <w:sz w:val="40"/>
+          <w:szCs w:val="40"/>
+        </w:rPr>
+        <w:t>Exemple : Un enfant grandit de 10 cm en un an.</w:t>
+      </w:r>
+    </w:p>
+    <w:p>
+      <w:pPr>
+        <w:rPr>
+          <w:rFonts w:ascii="Times New Roman" w:hAnsi="Times New Roman" w:cs="Times New Roman"/>
+          <w:sz w:val="40"/>
+          <w:szCs w:val="40"/>
+        </w:rPr>
+      </w:pPr>
+    </w:p>
+    <w:p>
+      <w:pPr>
+        <w:rPr>
+          <w:rFonts w:ascii="Times New Roman" w:hAnsi="Times New Roman" w:cs="Times New Roman"/>
+          <w:sz w:val="40"/>
+          <w:szCs w:val="40"/>
+        </w:rPr>
+      </w:pPr>
+      <w:r>
+        <w:rPr>
+          <w:rFonts w:ascii="Times New Roman" w:hAnsi="Times New Roman" w:cs="Times New Roman"/>
+          <w:sz w:val="40"/>
+          <w:szCs w:val="40"/>
+        </w:rPr>
+        <w:t>Signification : Devenir plus grand et meilleur.</w:t>
       </w:r>
     </w:p>
     <w:p>
@@ -3867,42 +5212,42 @@
           <w:sz w:val="40"/>
           <w:szCs w:val="40"/>
         </w:rPr>
-        <w:t xml:space="preserve">un jeu    : </w:t>
-      </w:r>
-    </w:p>
-    <w:p>
-      <w:pPr>
-        <w:rPr>
-          <w:rFonts w:ascii="Times New Roman" w:hAnsi="Times New Roman" w:cs="Times New Roman"/>
-          <w:sz w:val="40"/>
-          <w:szCs w:val="40"/>
-        </w:rPr>
-      </w:pPr>
-    </w:p>
-    <w:p>
-      <w:pPr>
-        <w:rPr>
-          <w:rFonts w:ascii="Times New Roman" w:hAnsi="Times New Roman" w:cs="Times New Roman"/>
-          <w:sz w:val="40"/>
-          <w:szCs w:val="40"/>
-        </w:rPr>
-      </w:pPr>
-    </w:p>
-    <w:p>
-      <w:pPr>
-        <w:rPr>
-          <w:rFonts w:ascii="Times New Roman" w:hAnsi="Times New Roman" w:cs="Times New Roman"/>
-          <w:sz w:val="40"/>
-          <w:szCs w:val="40"/>
-        </w:rPr>
-      </w:pPr>
-      <w:r>
-        <w:rPr>
-          <w:rFonts w:ascii="Times New Roman" w:hAnsi="Times New Roman" w:cs="Times New Roman"/>
-          <w:sz w:val="40"/>
-          <w:szCs w:val="40"/>
-        </w:rPr>
-        <w:t>A game</w:t>
+        <w:t xml:space="preserve">l'adolescence (f)    : </w:t>
+      </w:r>
+    </w:p>
+    <w:p>
+      <w:pPr>
+        <w:rPr>
+          <w:rFonts w:ascii="Times New Roman" w:hAnsi="Times New Roman" w:cs="Times New Roman"/>
+          <w:sz w:val="40"/>
+          <w:szCs w:val="40"/>
+        </w:rPr>
+      </w:pPr>
+    </w:p>
+    <w:p>
+      <w:pPr>
+        <w:rPr>
+          <w:rFonts w:ascii="Times New Roman" w:hAnsi="Times New Roman" w:cs="Times New Roman"/>
+          <w:sz w:val="40"/>
+          <w:szCs w:val="40"/>
+        </w:rPr>
+      </w:pPr>
+    </w:p>
+    <w:p>
+      <w:pPr>
+        <w:rPr>
+          <w:rFonts w:ascii="Times New Roman" w:hAnsi="Times New Roman" w:cs="Times New Roman"/>
+          <w:sz w:val="40"/>
+          <w:szCs w:val="40"/>
+        </w:rPr>
+      </w:pPr>
+      <w:r>
+        <w:rPr>
+          <w:rFonts w:ascii="Times New Roman" w:hAnsi="Times New Roman" w:cs="Times New Roman"/>
+          <w:sz w:val="40"/>
+          <w:szCs w:val="40"/>
+        </w:rPr>
+        <w:t>Adolescence</w:t>
       </w:r>
     </w:p>
     <w:p>
@@ -3936,17 +5281,86 @@
           <w:sz w:val="40"/>
           <w:szCs w:val="40"/>
         </w:rPr>
-        <w:t>Imagine un chat jouant avec une pelote : c'est un jeu plein de bonds et de rires, comme un terrain de foot bondé d'enfants hilares.</w:t>
-      </w:r>
-    </w:p>
-    <w:p>
-      <w:pPr>
-        <w:rPr>
-          <w:rFonts w:ascii="Times New Roman" w:hAnsi="Times New Roman" w:cs="Times New Roman"/>
-          <w:sz w:val="40"/>
-          <w:szCs w:val="40"/>
-        </w:rPr>
-      </w:pPr>
+        <w:t>L'adolescence est comme un pont entre l'enfance et l'âge adulte : un fleuve turbulent où l'enfant apprend à voguer vers l'homme.</w:t>
+      </w:r>
+    </w:p>
+    <w:p>
+      <w:pPr>
+        <w:rPr>
+          <w:rFonts w:ascii="Times New Roman" w:hAnsi="Times New Roman" w:cs="Times New Roman"/>
+          <w:sz w:val="40"/>
+          <w:szCs w:val="40"/>
+        </w:rPr>
+      </w:pPr>
+    </w:p>
+    <w:p>
+      <w:pPr>
+        <w:rPr>
+          <w:rFonts w:ascii="Times New Roman" w:hAnsi="Times New Roman" w:cs="Times New Roman"/>
+          <w:sz w:val="40"/>
+          <w:szCs w:val="40"/>
+        </w:rPr>
+      </w:pPr>
+      <w:r>
+        <w:rPr>
+          <w:rFonts w:ascii="Times New Roman" w:hAnsi="Times New Roman" w:cs="Times New Roman"/>
+          <w:sz w:val="40"/>
+          <w:szCs w:val="40"/>
+        </w:rPr>
+        <w:t>Définition : Période de transition de la puberté à la maturité, environ 12-20 ans.</w:t>
+      </w:r>
+    </w:p>
+    <w:p>
+      <w:pPr>
+        <w:rPr>
+          <w:rFonts w:ascii="Times New Roman" w:hAnsi="Times New Roman" w:cs="Times New Roman"/>
+          <w:sz w:val="40"/>
+          <w:szCs w:val="40"/>
+        </w:rPr>
+      </w:pPr>
+    </w:p>
+    <w:p>
+      <w:pPr>
+        <w:rPr>
+          <w:rFonts w:ascii="Times New Roman" w:hAnsi="Times New Roman" w:cs="Times New Roman"/>
+          <w:sz w:val="40"/>
+          <w:szCs w:val="40"/>
+        </w:rPr>
+      </w:pPr>
+      <w:r>
+        <w:rPr>
+          <w:rFonts w:ascii="Times New Roman" w:hAnsi="Times New Roman" w:cs="Times New Roman"/>
+          <w:sz w:val="40"/>
+          <w:szCs w:val="40"/>
+        </w:rPr>
+        <w:t>Exemple : À 15 ans, Marie conteste ses parents.</w:t>
+      </w:r>
+    </w:p>
+    <w:p>
+      <w:pPr>
+        <w:rPr>
+          <w:rFonts w:ascii="Times New Roman" w:hAnsi="Times New Roman" w:cs="Times New Roman"/>
+          <w:sz w:val="40"/>
+          <w:szCs w:val="40"/>
+        </w:rPr>
+      </w:pPr>
+    </w:p>
+    <w:p>
+      <w:pPr>
+        <w:rPr>
+          <w:rFonts w:ascii="Times New Roman" w:hAnsi="Times New Roman" w:cs="Times New Roman"/>
+          <w:sz w:val="40"/>
+          <w:szCs w:val="40"/>
+        </w:rPr>
+      </w:pPr>
+      <w:r>
+        <w:rPr>
+          <w:rFonts w:ascii="Times New Roman" w:hAnsi="Times New Roman" w:cs="Times New Roman"/>
+          <w:sz w:val="40"/>
+          <w:szCs w:val="40"/>
+        </w:rPr>
+        <w:t>Signification : Pont vers l'âge adulte.</w:t>
+      </w:r>
     </w:p>
     <w:p>
       <w:pPr>
@@ -3963,871 +5377,6 @@
           <w:szCs w:val="40"/>
         </w:rPr>
         <w:lastRenderedPageBreak/>
-        <w:t>Définition : Activité ludique régie par des règles, visant le divertissement ou la compétition.</w:t>
-      </w:r>
-    </w:p>
-    <w:p>
-      <w:pPr>
-        <w:rPr>
-          <w:rFonts w:ascii="Times New Roman" w:hAnsi="Times New Roman" w:cs="Times New Roman"/>
-          <w:sz w:val="40"/>
-          <w:szCs w:val="40"/>
-        </w:rPr>
-      </w:pPr>
-    </w:p>
-    <w:p>
-      <w:pPr>
-        <w:rPr>
-          <w:rFonts w:ascii="Times New Roman" w:hAnsi="Times New Roman" w:cs="Times New Roman"/>
-          <w:sz w:val="40"/>
-          <w:szCs w:val="40"/>
-        </w:rPr>
-      </w:pPr>
-      <w:r>
-        <w:rPr>
-          <w:rFonts w:ascii="Times New Roman" w:hAnsi="Times New Roman" w:cs="Times New Roman"/>
-          <w:sz w:val="40"/>
-          <w:szCs w:val="40"/>
-        </w:rPr>
-        <w:t>Exemple : Le jeu d'échecs oppose deux esprits stratégiques.</w:t>
-      </w:r>
-    </w:p>
-    <w:p>
-      <w:pPr>
-        <w:rPr>
-          <w:rFonts w:ascii="Times New Roman" w:hAnsi="Times New Roman" w:cs="Times New Roman"/>
-          <w:sz w:val="40"/>
-          <w:szCs w:val="40"/>
-        </w:rPr>
-      </w:pPr>
-    </w:p>
-    <w:p>
-      <w:pPr>
-        <w:rPr>
-          <w:rFonts w:ascii="Times New Roman" w:hAnsi="Times New Roman" w:cs="Times New Roman"/>
-          <w:sz w:val="40"/>
-          <w:szCs w:val="40"/>
-        </w:rPr>
-      </w:pPr>
-      <w:r>
-        <w:rPr>
-          <w:rFonts w:ascii="Times New Roman" w:hAnsi="Times New Roman" w:cs="Times New Roman"/>
-          <w:sz w:val="40"/>
-          <w:szCs w:val="40"/>
-        </w:rPr>
-        <w:t>Signification : Activité amusante avec règles.</w:t>
-      </w:r>
-    </w:p>
-    <w:p>
-      <w:pPr>
-        <w:rPr>
-          <w:rFonts w:ascii="Times New Roman" w:hAnsi="Times New Roman" w:cs="Times New Roman"/>
-          <w:sz w:val="40"/>
-          <w:szCs w:val="40"/>
-        </w:rPr>
-      </w:pPr>
-      <w:r>
-        <w:rPr>
-          <w:rFonts w:ascii="Times New Roman" w:hAnsi="Times New Roman" w:cs="Times New Roman"/>
-          <w:sz w:val="40"/>
-          <w:szCs w:val="40"/>
-        </w:rPr>
-        <w:t>)</w:t>
-      </w:r>
-    </w:p>
-    <w:p>
-      <w:pPr>
-        <w:rPr>
-          <w:rFonts w:ascii="Times New Roman" w:hAnsi="Times New Roman" w:cs="Times New Roman"/>
-          <w:sz w:val="40"/>
-          <w:szCs w:val="40"/>
-        </w:rPr>
-      </w:pPr>
-    </w:p>
-    <w:p>
-      <w:pPr>
-        <w:rPr>
-          <w:rFonts w:ascii="Times New Roman" w:hAnsi="Times New Roman" w:cs="Times New Roman"/>
-          <w:sz w:val="40"/>
-          <w:szCs w:val="40"/>
-        </w:rPr>
-      </w:pPr>
-    </w:p>
-    <w:p>
-      <w:pPr>
-        <w:rPr>
-          <w:rFonts w:ascii="Times New Roman" w:hAnsi="Times New Roman" w:cs="Times New Roman"/>
-          <w:sz w:val="40"/>
-          <w:szCs w:val="40"/>
-        </w:rPr>
-      </w:pPr>
-      <w:r>
-        <w:rPr>
-          <w:rFonts w:ascii="Times New Roman" w:hAnsi="Times New Roman" w:cs="Times New Roman"/>
-          <w:sz w:val="40"/>
-          <w:szCs w:val="40"/>
-        </w:rPr>
-        <w:t xml:space="preserve">un landau    : </w:t>
-      </w:r>
-    </w:p>
-    <w:p>
-      <w:pPr>
-        <w:rPr>
-          <w:rFonts w:ascii="Times New Roman" w:hAnsi="Times New Roman" w:cs="Times New Roman"/>
-          <w:sz w:val="40"/>
-          <w:szCs w:val="40"/>
-        </w:rPr>
-      </w:pPr>
-    </w:p>
-    <w:p>
-      <w:pPr>
-        <w:rPr>
-          <w:rFonts w:ascii="Times New Roman" w:hAnsi="Times New Roman" w:cs="Times New Roman"/>
-          <w:sz w:val="40"/>
-          <w:szCs w:val="40"/>
-        </w:rPr>
-      </w:pPr>
-    </w:p>
-    <w:p>
-      <w:pPr>
-        <w:rPr>
-          <w:rFonts w:ascii="Times New Roman" w:hAnsi="Times New Roman" w:cs="Times New Roman"/>
-          <w:sz w:val="40"/>
-          <w:szCs w:val="40"/>
-        </w:rPr>
-      </w:pPr>
-      <w:r>
-        <w:rPr>
-          <w:rFonts w:ascii="Times New Roman" w:hAnsi="Times New Roman" w:cs="Times New Roman"/>
-          <w:sz w:val="40"/>
-          <w:szCs w:val="40"/>
-        </w:rPr>
-        <w:t>A pram</w:t>
-      </w:r>
-    </w:p>
-    <w:p>
-      <w:pPr>
-        <w:rPr>
-          <w:rFonts w:ascii="Times New Roman" w:hAnsi="Times New Roman" w:cs="Times New Roman"/>
-          <w:sz w:val="40"/>
-          <w:szCs w:val="40"/>
-        </w:rPr>
-      </w:pPr>
-      <w:r>
-        <w:rPr>
-          <w:rFonts w:ascii="Times New Roman" w:hAnsi="Times New Roman" w:cs="Times New Roman"/>
-          <w:sz w:val="40"/>
-          <w:szCs w:val="40"/>
-        </w:rPr>
-        <w:t>(</w:t>
-      </w:r>
-    </w:p>
-    <w:p>
-      <w:pPr>
-        <w:rPr>
-          <w:rFonts w:ascii="Times New Roman" w:hAnsi="Times New Roman" w:cs="Times New Roman"/>
-          <w:sz w:val="40"/>
-          <w:szCs w:val="40"/>
-        </w:rPr>
-      </w:pPr>
-      <w:r>
-        <w:rPr>
-          <w:rFonts w:ascii="Times New Roman" w:hAnsi="Times New Roman" w:cs="Times New Roman"/>
-          <w:sz w:val="40"/>
-          <w:szCs w:val="40"/>
-        </w:rPr>
-        <w:t>Imagine un bébé roi dans son carrosse roulant, poussé par sa nourrice : c'est un landau, chariot élégant pour promener les tout-petits !</w:t>
-      </w:r>
-    </w:p>
-    <w:p>
-      <w:pPr>
-        <w:rPr>
-          <w:rFonts w:ascii="Times New Roman" w:hAnsi="Times New Roman" w:cs="Times New Roman"/>
-          <w:sz w:val="40"/>
-          <w:szCs w:val="40"/>
-        </w:rPr>
-      </w:pPr>
-    </w:p>
-    <w:p>
-      <w:pPr>
-        <w:rPr>
-          <w:rFonts w:ascii="Times New Roman" w:hAnsi="Times New Roman" w:cs="Times New Roman"/>
-          <w:sz w:val="40"/>
-          <w:szCs w:val="40"/>
-        </w:rPr>
-      </w:pPr>
-      <w:r>
-        <w:rPr>
-          <w:rFonts w:ascii="Times New Roman" w:hAnsi="Times New Roman" w:cs="Times New Roman"/>
-          <w:sz w:val="40"/>
-          <w:szCs w:val="40"/>
-        </w:rPr>
-        <w:t>Définition : Voiture d'enfant à roues, souvent capitonnée, pour balades.</w:t>
-      </w:r>
-    </w:p>
-    <w:p>
-      <w:pPr>
-        <w:rPr>
-          <w:rFonts w:ascii="Times New Roman" w:hAnsi="Times New Roman" w:cs="Times New Roman"/>
-          <w:sz w:val="40"/>
-          <w:szCs w:val="40"/>
-        </w:rPr>
-      </w:pPr>
-    </w:p>
-    <w:p>
-      <w:pPr>
-        <w:rPr>
-          <w:rFonts w:ascii="Times New Roman" w:hAnsi="Times New Roman" w:cs="Times New Roman"/>
-          <w:sz w:val="40"/>
-          <w:szCs w:val="40"/>
-        </w:rPr>
-      </w:pPr>
-      <w:r>
-        <w:rPr>
-          <w:rFonts w:ascii="Times New Roman" w:hAnsi="Times New Roman" w:cs="Times New Roman"/>
-          <w:sz w:val="40"/>
-          <w:szCs w:val="40"/>
-        </w:rPr>
-        <w:t>Exemple : "Elle poussait le landau dans le parc."</w:t>
-      </w:r>
-    </w:p>
-    <w:p>
-      <w:pPr>
-        <w:rPr>
-          <w:rFonts w:ascii="Times New Roman" w:hAnsi="Times New Roman" w:cs="Times New Roman"/>
-          <w:sz w:val="40"/>
-          <w:szCs w:val="40"/>
-        </w:rPr>
-      </w:pPr>
-    </w:p>
-    <w:p>
-      <w:pPr>
-        <w:rPr>
-          <w:rFonts w:ascii="Times New Roman" w:hAnsi="Times New Roman" w:cs="Times New Roman"/>
-          <w:sz w:val="40"/>
-          <w:szCs w:val="40"/>
-        </w:rPr>
-      </w:pPr>
-      <w:r>
-        <w:rPr>
-          <w:rFonts w:ascii="Times New Roman" w:hAnsi="Times New Roman" w:cs="Times New Roman"/>
-          <w:sz w:val="40"/>
-          <w:szCs w:val="40"/>
-        </w:rPr>
-        <w:t>Signification : Chariot roulant pour bébé.</w:t>
-      </w:r>
-    </w:p>
-    <w:p>
-      <w:pPr>
-        <w:rPr>
-          <w:rFonts w:ascii="Times New Roman" w:hAnsi="Times New Roman" w:cs="Times New Roman"/>
-          <w:sz w:val="40"/>
-          <w:szCs w:val="40"/>
-        </w:rPr>
-      </w:pPr>
-      <w:r>
-        <w:rPr>
-          <w:rFonts w:ascii="Times New Roman" w:hAnsi="Times New Roman" w:cs="Times New Roman"/>
-          <w:sz w:val="40"/>
-          <w:szCs w:val="40"/>
-        </w:rPr>
-        <w:t>)</w:t>
-      </w:r>
-    </w:p>
-    <w:p>
-      <w:pPr>
-        <w:rPr>
-          <w:rFonts w:ascii="Times New Roman" w:hAnsi="Times New Roman" w:cs="Times New Roman"/>
-          <w:sz w:val="40"/>
-          <w:szCs w:val="40"/>
-        </w:rPr>
-      </w:pPr>
-    </w:p>
-    <w:p>
-      <w:pPr>
-        <w:rPr>
-          <w:rFonts w:ascii="Times New Roman" w:hAnsi="Times New Roman" w:cs="Times New Roman"/>
-          <w:sz w:val="40"/>
-          <w:szCs w:val="40"/>
-        </w:rPr>
-      </w:pPr>
-    </w:p>
-    <w:p>
-      <w:pPr>
-        <w:rPr>
-          <w:rFonts w:ascii="Times New Roman" w:hAnsi="Times New Roman" w:cs="Times New Roman"/>
-          <w:sz w:val="40"/>
-          <w:szCs w:val="40"/>
-        </w:rPr>
-      </w:pPr>
-      <w:r>
-        <w:rPr>
-          <w:rFonts w:ascii="Times New Roman" w:hAnsi="Times New Roman" w:cs="Times New Roman"/>
-          <w:sz w:val="40"/>
-          <w:szCs w:val="40"/>
-        </w:rPr>
-        <w:t xml:space="preserve">une poussette    : </w:t>
-      </w:r>
-    </w:p>
-    <w:p>
-      <w:pPr>
-        <w:rPr>
-          <w:rFonts w:ascii="Times New Roman" w:hAnsi="Times New Roman" w:cs="Times New Roman"/>
-          <w:sz w:val="40"/>
-          <w:szCs w:val="40"/>
-        </w:rPr>
-      </w:pPr>
-    </w:p>
-    <w:p>
-      <w:pPr>
-        <w:rPr>
-          <w:rFonts w:ascii="Times New Roman" w:hAnsi="Times New Roman" w:cs="Times New Roman"/>
-          <w:sz w:val="40"/>
-          <w:szCs w:val="40"/>
-        </w:rPr>
-      </w:pPr>
-    </w:p>
-    <w:p>
-      <w:pPr>
-        <w:rPr>
-          <w:rFonts w:ascii="Times New Roman" w:hAnsi="Times New Roman" w:cs="Times New Roman"/>
-          <w:sz w:val="40"/>
-          <w:szCs w:val="40"/>
-        </w:rPr>
-      </w:pPr>
-      <w:r>
-        <w:rPr>
-          <w:rFonts w:ascii="Times New Roman" w:hAnsi="Times New Roman" w:cs="Times New Roman"/>
-          <w:sz w:val="40"/>
-          <w:szCs w:val="40"/>
-        </w:rPr>
-        <w:t>A pushchair</w:t>
-      </w:r>
-    </w:p>
-    <w:p>
-      <w:pPr>
-        <w:rPr>
-          <w:rFonts w:ascii="Times New Roman" w:hAnsi="Times New Roman" w:cs="Times New Roman"/>
-          <w:sz w:val="40"/>
-          <w:szCs w:val="40"/>
-        </w:rPr>
-      </w:pPr>
-      <w:r>
-        <w:rPr>
-          <w:rFonts w:ascii="Times New Roman" w:hAnsi="Times New Roman" w:cs="Times New Roman"/>
-          <w:sz w:val="40"/>
-          <w:szCs w:val="40"/>
-        </w:rPr>
-        <w:t>(</w:t>
-      </w:r>
-    </w:p>
-    <w:p>
-      <w:pPr>
-        <w:rPr>
-          <w:rFonts w:ascii="Times New Roman" w:hAnsi="Times New Roman" w:cs="Times New Roman"/>
-          <w:sz w:val="40"/>
-          <w:szCs w:val="40"/>
-        </w:rPr>
-      </w:pPr>
-      <w:r>
-        <w:rPr>
-          <w:rFonts w:ascii="Times New Roman" w:hAnsi="Times New Roman" w:cs="Times New Roman"/>
-          <w:sz w:val="40"/>
-          <w:szCs w:val="40"/>
-        </w:rPr>
-        <w:t>Imagine un papa qui pousse un petit chariot roulant avec bébé dedans, comme un cheval tirant une charrette joyeuse en ville. Ça roule facile!</w:t>
-      </w:r>
-    </w:p>
-    <w:p>
-      <w:pPr>
-        <w:rPr>
-          <w:rFonts w:ascii="Times New Roman" w:hAnsi="Times New Roman" w:cs="Times New Roman"/>
-          <w:sz w:val="40"/>
-          <w:szCs w:val="40"/>
-        </w:rPr>
-      </w:pPr>
-    </w:p>
-    <w:p>
-      <w:pPr>
-        <w:rPr>
-          <w:rFonts w:ascii="Times New Roman" w:hAnsi="Times New Roman" w:cs="Times New Roman"/>
-          <w:sz w:val="40"/>
-          <w:szCs w:val="40"/>
-        </w:rPr>
-      </w:pPr>
-      <w:r>
-        <w:rPr>
-          <w:rFonts w:ascii="Times New Roman" w:hAnsi="Times New Roman" w:cs="Times New Roman"/>
-          <w:sz w:val="40"/>
-          <w:szCs w:val="40"/>
-        </w:rPr>
-        <w:t>Définition : Une poussette est une petite voiture à roues pour transporter un bébé en le poussant.</w:t>
-      </w:r>
-    </w:p>
-    <w:p>
-      <w:pPr>
-        <w:rPr>
-          <w:rFonts w:ascii="Times New Roman" w:hAnsi="Times New Roman" w:cs="Times New Roman"/>
-          <w:sz w:val="40"/>
-          <w:szCs w:val="40"/>
-        </w:rPr>
-      </w:pPr>
-    </w:p>
-    <w:p>
-      <w:pPr>
-        <w:rPr>
-          <w:rFonts w:ascii="Times New Roman" w:hAnsi="Times New Roman" w:cs="Times New Roman"/>
-          <w:sz w:val="40"/>
-          <w:szCs w:val="40"/>
-        </w:rPr>
-      </w:pPr>
-      <w:r>
-        <w:rPr>
-          <w:rFonts w:ascii="Times New Roman" w:hAnsi="Times New Roman" w:cs="Times New Roman"/>
-          <w:sz w:val="40"/>
-          <w:szCs w:val="40"/>
-        </w:rPr>
-        <w:t>Exemple : Marie promène son fils dans la poussette au parc.</w:t>
-      </w:r>
-    </w:p>
-    <w:p>
-      <w:pPr>
-        <w:rPr>
-          <w:rFonts w:ascii="Times New Roman" w:hAnsi="Times New Roman" w:cs="Times New Roman"/>
-          <w:sz w:val="40"/>
-          <w:szCs w:val="40"/>
-        </w:rPr>
-      </w:pPr>
-    </w:p>
-    <w:p>
-      <w:pPr>
-        <w:rPr>
-          <w:rFonts w:ascii="Times New Roman" w:hAnsi="Times New Roman" w:cs="Times New Roman"/>
-          <w:sz w:val="40"/>
-          <w:szCs w:val="40"/>
-        </w:rPr>
-      </w:pPr>
-      <w:r>
-        <w:rPr>
-          <w:rFonts w:ascii="Times New Roman" w:hAnsi="Times New Roman" w:cs="Times New Roman"/>
-          <w:sz w:val="40"/>
-          <w:szCs w:val="40"/>
-        </w:rPr>
-        <w:t>Signification : Bébé chariot roulant à pousser.</w:t>
-      </w:r>
-    </w:p>
-    <w:p>
-      <w:pPr>
-        <w:rPr>
-          <w:rFonts w:ascii="Times New Roman" w:hAnsi="Times New Roman" w:cs="Times New Roman"/>
-          <w:sz w:val="40"/>
-          <w:szCs w:val="40"/>
-        </w:rPr>
-      </w:pPr>
-      <w:r>
-        <w:rPr>
-          <w:rFonts w:ascii="Times New Roman" w:hAnsi="Times New Roman" w:cs="Times New Roman"/>
-          <w:sz w:val="40"/>
-          <w:szCs w:val="40"/>
-        </w:rPr>
-        <w:t>)</w:t>
-      </w:r>
-    </w:p>
-    <w:p>
-      <w:pPr>
-        <w:rPr>
-          <w:rFonts w:ascii="Times New Roman" w:hAnsi="Times New Roman" w:cs="Times New Roman"/>
-          <w:sz w:val="40"/>
-          <w:szCs w:val="40"/>
-        </w:rPr>
-      </w:pPr>
-    </w:p>
-    <w:p>
-      <w:pPr>
-        <w:rPr>
-          <w:rFonts w:ascii="Times New Roman" w:hAnsi="Times New Roman" w:cs="Times New Roman"/>
-          <w:sz w:val="40"/>
-          <w:szCs w:val="40"/>
-        </w:rPr>
-      </w:pPr>
-    </w:p>
-    <w:p>
-      <w:pPr>
-        <w:rPr>
-          <w:rFonts w:ascii="Times New Roman" w:hAnsi="Times New Roman" w:cs="Times New Roman"/>
-          <w:sz w:val="40"/>
-          <w:szCs w:val="40"/>
-        </w:rPr>
-      </w:pPr>
-      <w:r>
-        <w:rPr>
-          <w:rFonts w:ascii="Times New Roman" w:hAnsi="Times New Roman" w:cs="Times New Roman"/>
-          <w:sz w:val="40"/>
-          <w:szCs w:val="40"/>
-        </w:rPr>
-        <w:t xml:space="preserve">la croissance    : </w:t>
-      </w:r>
-    </w:p>
-    <w:p>
-      <w:pPr>
-        <w:rPr>
-          <w:rFonts w:ascii="Times New Roman" w:hAnsi="Times New Roman" w:cs="Times New Roman"/>
-          <w:sz w:val="40"/>
-          <w:szCs w:val="40"/>
-        </w:rPr>
-      </w:pPr>
-    </w:p>
-    <w:p>
-      <w:pPr>
-        <w:rPr>
-          <w:rFonts w:ascii="Times New Roman" w:hAnsi="Times New Roman" w:cs="Times New Roman"/>
-          <w:sz w:val="40"/>
-          <w:szCs w:val="40"/>
-        </w:rPr>
-      </w:pPr>
-    </w:p>
-    <w:p>
-      <w:pPr>
-        <w:rPr>
-          <w:rFonts w:ascii="Times New Roman" w:hAnsi="Times New Roman" w:cs="Times New Roman"/>
-          <w:sz w:val="40"/>
-          <w:szCs w:val="40"/>
-        </w:rPr>
-      </w:pPr>
-      <w:r>
-        <w:rPr>
-          <w:rFonts w:ascii="Times New Roman" w:hAnsi="Times New Roman" w:cs="Times New Roman"/>
-          <w:sz w:val="40"/>
-          <w:szCs w:val="40"/>
-        </w:rPr>
-        <w:t>Growth</w:t>
-      </w:r>
-    </w:p>
-    <w:p>
-      <w:pPr>
-        <w:rPr>
-          <w:rFonts w:ascii="Times New Roman" w:hAnsi="Times New Roman" w:cs="Times New Roman"/>
-          <w:sz w:val="40"/>
-          <w:szCs w:val="40"/>
-        </w:rPr>
-      </w:pPr>
-      <w:r>
-        <w:rPr>
-          <w:rFonts w:ascii="Times New Roman" w:hAnsi="Times New Roman" w:cs="Times New Roman"/>
-          <w:sz w:val="40"/>
-          <w:szCs w:val="40"/>
-        </w:rPr>
-        <w:t>(</w:t>
-      </w:r>
-    </w:p>
-    <w:p>
-      <w:pPr>
-        <w:rPr>
-          <w:rFonts w:ascii="Times New Roman" w:hAnsi="Times New Roman" w:cs="Times New Roman"/>
-          <w:sz w:val="40"/>
-          <w:szCs w:val="40"/>
-        </w:rPr>
-      </w:pPr>
-      <w:r>
-        <w:rPr>
-          <w:rFonts w:ascii="Times New Roman" w:hAnsi="Times New Roman" w:cs="Times New Roman"/>
-          <w:sz w:val="40"/>
-          <w:szCs w:val="40"/>
-        </w:rPr>
-        <w:t>La croissance est comme un arbre qui pousse : racines solides en bas, branches vers le ciel, feuilles nouvelles chaque printemps.</w:t>
-      </w:r>
-    </w:p>
-    <w:p>
-      <w:pPr>
-        <w:rPr>
-          <w:rFonts w:ascii="Times New Roman" w:hAnsi="Times New Roman" w:cs="Times New Roman"/>
-          <w:sz w:val="40"/>
-          <w:szCs w:val="40"/>
-        </w:rPr>
-      </w:pPr>
-    </w:p>
-    <w:p>
-      <w:pPr>
-        <w:rPr>
-          <w:rFonts w:ascii="Times New Roman" w:hAnsi="Times New Roman" w:cs="Times New Roman"/>
-          <w:sz w:val="40"/>
-          <w:szCs w:val="40"/>
-        </w:rPr>
-      </w:pPr>
-      <w:r>
-        <w:rPr>
-          <w:rFonts w:ascii="Times New Roman" w:hAnsi="Times New Roman" w:cs="Times New Roman"/>
-          <w:sz w:val="40"/>
-          <w:szCs w:val="40"/>
-        </w:rPr>
-        <w:t>Définition : Développement progressif des capacités physiques, mentales ou personnelles d'un être humain.</w:t>
-      </w:r>
-    </w:p>
-    <w:p>
-      <w:pPr>
-        <w:rPr>
-          <w:rFonts w:ascii="Times New Roman" w:hAnsi="Times New Roman" w:cs="Times New Roman"/>
-          <w:sz w:val="40"/>
-          <w:szCs w:val="40"/>
-        </w:rPr>
-      </w:pPr>
-    </w:p>
-    <w:p>
-      <w:pPr>
-        <w:rPr>
-          <w:rFonts w:ascii="Times New Roman" w:hAnsi="Times New Roman" w:cs="Times New Roman"/>
-          <w:sz w:val="40"/>
-          <w:szCs w:val="40"/>
-        </w:rPr>
-      </w:pPr>
-      <w:r>
-        <w:rPr>
-          <w:rFonts w:ascii="Times New Roman" w:hAnsi="Times New Roman" w:cs="Times New Roman"/>
-          <w:sz w:val="40"/>
-          <w:szCs w:val="40"/>
-        </w:rPr>
-        <w:t>Exemple : Un enfant grandit de 10 cm en un an.</w:t>
-      </w:r>
-    </w:p>
-    <w:p>
-      <w:pPr>
-        <w:rPr>
-          <w:rFonts w:ascii="Times New Roman" w:hAnsi="Times New Roman" w:cs="Times New Roman"/>
-          <w:sz w:val="40"/>
-          <w:szCs w:val="40"/>
-        </w:rPr>
-      </w:pPr>
-    </w:p>
-    <w:p>
-      <w:pPr>
-        <w:rPr>
-          <w:rFonts w:ascii="Times New Roman" w:hAnsi="Times New Roman" w:cs="Times New Roman"/>
-          <w:sz w:val="40"/>
-          <w:szCs w:val="40"/>
-        </w:rPr>
-      </w:pPr>
-      <w:r>
-        <w:rPr>
-          <w:rFonts w:ascii="Times New Roman" w:hAnsi="Times New Roman" w:cs="Times New Roman"/>
-          <w:sz w:val="40"/>
-          <w:szCs w:val="40"/>
-        </w:rPr>
-        <w:t>Signification : Devenir plus grand et meilleur.</w:t>
-      </w:r>
-    </w:p>
-    <w:p>
-      <w:pPr>
-        <w:rPr>
-          <w:rFonts w:ascii="Times New Roman" w:hAnsi="Times New Roman" w:cs="Times New Roman"/>
-          <w:sz w:val="40"/>
-          <w:szCs w:val="40"/>
-        </w:rPr>
-      </w:pPr>
-      <w:r>
-        <w:rPr>
-          <w:rFonts w:ascii="Times New Roman" w:hAnsi="Times New Roman" w:cs="Times New Roman"/>
-          <w:sz w:val="40"/>
-          <w:szCs w:val="40"/>
-        </w:rPr>
-        <w:t>)</w:t>
-      </w:r>
-    </w:p>
-    <w:p>
-      <w:pPr>
-        <w:rPr>
-          <w:rFonts w:ascii="Times New Roman" w:hAnsi="Times New Roman" w:cs="Times New Roman"/>
-          <w:sz w:val="40"/>
-          <w:szCs w:val="40"/>
-        </w:rPr>
-      </w:pPr>
-    </w:p>
-    <w:p>
-      <w:pPr>
-        <w:rPr>
-          <w:rFonts w:ascii="Times New Roman" w:hAnsi="Times New Roman" w:cs="Times New Roman"/>
-          <w:sz w:val="40"/>
-          <w:szCs w:val="40"/>
-        </w:rPr>
-      </w:pPr>
-    </w:p>
-    <w:p>
-      <w:pPr>
-        <w:rPr>
-          <w:rFonts w:ascii="Times New Roman" w:hAnsi="Times New Roman" w:cs="Times New Roman"/>
-          <w:sz w:val="40"/>
-          <w:szCs w:val="40"/>
-        </w:rPr>
-      </w:pPr>
-      <w:r>
-        <w:rPr>
-          <w:rFonts w:ascii="Times New Roman" w:hAnsi="Times New Roman" w:cs="Times New Roman"/>
-          <w:sz w:val="40"/>
-          <w:szCs w:val="40"/>
-        </w:rPr>
-        <w:t xml:space="preserve">l'adolescence (f)    : </w:t>
-      </w:r>
-    </w:p>
-    <w:p>
-      <w:pPr>
-        <w:rPr>
-          <w:rFonts w:ascii="Times New Roman" w:hAnsi="Times New Roman" w:cs="Times New Roman"/>
-          <w:sz w:val="40"/>
-          <w:szCs w:val="40"/>
-        </w:rPr>
-      </w:pPr>
-    </w:p>
-    <w:p>
-      <w:pPr>
-        <w:rPr>
-          <w:rFonts w:ascii="Times New Roman" w:hAnsi="Times New Roman" w:cs="Times New Roman"/>
-          <w:sz w:val="40"/>
-          <w:szCs w:val="40"/>
-        </w:rPr>
-      </w:pPr>
-    </w:p>
-    <w:p>
-      <w:pPr>
-        <w:rPr>
-          <w:rFonts w:ascii="Times New Roman" w:hAnsi="Times New Roman" w:cs="Times New Roman"/>
-          <w:sz w:val="40"/>
-          <w:szCs w:val="40"/>
-        </w:rPr>
-      </w:pPr>
-      <w:r>
-        <w:rPr>
-          <w:rFonts w:ascii="Times New Roman" w:hAnsi="Times New Roman" w:cs="Times New Roman"/>
-          <w:sz w:val="40"/>
-          <w:szCs w:val="40"/>
-        </w:rPr>
-        <w:t>Adolescence</w:t>
-      </w:r>
-    </w:p>
-    <w:p>
-      <w:pPr>
-        <w:rPr>
-          <w:rFonts w:ascii="Times New Roman" w:hAnsi="Times New Roman" w:cs="Times New Roman"/>
-          <w:sz w:val="40"/>
-          <w:szCs w:val="40"/>
-        </w:rPr>
-      </w:pPr>
-      <w:r>
-        <w:rPr>
-          <w:rFonts w:ascii="Times New Roman" w:hAnsi="Times New Roman" w:cs="Times New Roman"/>
-          <w:sz w:val="40"/>
-          <w:szCs w:val="40"/>
-        </w:rPr>
-        <w:t>(</w:t>
-      </w:r>
-    </w:p>
-    <w:p>
-      <w:pPr>
-        <w:rPr>
-          <w:rFonts w:ascii="Times New Roman" w:hAnsi="Times New Roman" w:cs="Times New Roman"/>
-          <w:sz w:val="40"/>
-          <w:szCs w:val="40"/>
-        </w:rPr>
-      </w:pPr>
-      <w:r>
-        <w:rPr>
-          <w:rFonts w:ascii="Times New Roman" w:hAnsi="Times New Roman" w:cs="Times New Roman"/>
-          <w:sz w:val="40"/>
-          <w:szCs w:val="40"/>
-        </w:rPr>
-        <w:t>L'adolescence est comme un pont entre l'enfance et l'âge adulte : un fleuve turbulent où l'enfant apprend à voguer vers l'homme.</w:t>
-      </w:r>
-    </w:p>
-    <w:p>
-      <w:pPr>
-        <w:rPr>
-          <w:rFonts w:ascii="Times New Roman" w:hAnsi="Times New Roman" w:cs="Times New Roman"/>
-          <w:sz w:val="40"/>
-          <w:szCs w:val="40"/>
-        </w:rPr>
-      </w:pPr>
-    </w:p>
-    <w:p>
-      <w:pPr>
-        <w:rPr>
-          <w:rFonts w:ascii="Times New Roman" w:hAnsi="Times New Roman" w:cs="Times New Roman"/>
-          <w:sz w:val="40"/>
-          <w:szCs w:val="40"/>
-        </w:rPr>
-      </w:pPr>
-      <w:r>
-        <w:rPr>
-          <w:rFonts w:ascii="Times New Roman" w:hAnsi="Times New Roman" w:cs="Times New Roman"/>
-          <w:sz w:val="40"/>
-          <w:szCs w:val="40"/>
-        </w:rPr>
-        <w:t>Définition : Période de transition de la puberté à la maturité, environ 12-20 ans.</w:t>
-      </w:r>
-    </w:p>
-    <w:p>
-      <w:pPr>
-        <w:rPr>
-          <w:rFonts w:ascii="Times New Roman" w:hAnsi="Times New Roman" w:cs="Times New Roman"/>
-          <w:sz w:val="40"/>
-          <w:szCs w:val="40"/>
-        </w:rPr>
-      </w:pPr>
-    </w:p>
-    <w:p>
-      <w:pPr>
-        <w:rPr>
-          <w:rFonts w:ascii="Times New Roman" w:hAnsi="Times New Roman" w:cs="Times New Roman"/>
-          <w:sz w:val="40"/>
-          <w:szCs w:val="40"/>
-        </w:rPr>
-      </w:pPr>
-      <w:r>
-        <w:rPr>
-          <w:rFonts w:ascii="Times New Roman" w:hAnsi="Times New Roman" w:cs="Times New Roman"/>
-          <w:sz w:val="40"/>
-          <w:szCs w:val="40"/>
-        </w:rPr>
-        <w:t>Exemple : À 15 ans, Marie conteste ses parents.</w:t>
-      </w:r>
-    </w:p>
-    <w:p>
-      <w:pPr>
-        <w:rPr>
-          <w:rFonts w:ascii="Times New Roman" w:hAnsi="Times New Roman" w:cs="Times New Roman"/>
-          <w:sz w:val="40"/>
-          <w:szCs w:val="40"/>
-        </w:rPr>
-      </w:pPr>
-    </w:p>
-    <w:p>
-      <w:pPr>
-        <w:rPr>
-          <w:rFonts w:ascii="Times New Roman" w:hAnsi="Times New Roman" w:cs="Times New Roman"/>
-          <w:sz w:val="40"/>
-          <w:szCs w:val="40"/>
-        </w:rPr>
-      </w:pPr>
-      <w:r>
-        <w:rPr>
-          <w:rFonts w:ascii="Times New Roman" w:hAnsi="Times New Roman" w:cs="Times New Roman"/>
-          <w:sz w:val="40"/>
-          <w:szCs w:val="40"/>
-        </w:rPr>
-        <w:t>Signification : Pont vers l'âge adulte.</w:t>
-      </w:r>
-    </w:p>
-    <w:p>
-      <w:pPr>
-        <w:rPr>
-          <w:rFonts w:ascii="Times New Roman" w:hAnsi="Times New Roman" w:cs="Times New Roman"/>
-          <w:sz w:val="40"/>
-          <w:szCs w:val="40"/>
-        </w:rPr>
-      </w:pPr>
-      <w:r>
-        <w:rPr>
-          <w:rFonts w:ascii="Times New Roman" w:hAnsi="Times New Roman" w:cs="Times New Roman"/>
-          <w:sz w:val="40"/>
-          <w:szCs w:val="40"/>
-        </w:rPr>
         <w:t>)</w:t>
       </w:r>
     </w:p>
@@ -5817,13 +6366,15 @@
           <w:rFonts w:ascii="Times New Roman" w:hAnsi="Times New Roman" w:cs="Times New Roman"/>
           <w:sz w:val="40"/>
           <w:szCs w:val="40"/>
-        </w:rPr>
-      </w:pPr>
-      <w:r>
-        <w:rPr>
-          <w:rFonts w:ascii="Times New Roman" w:hAnsi="Times New Roman" w:cs="Times New Roman"/>
-          <w:sz w:val="40"/>
-          <w:szCs w:val="40"/>
+          <w:lang w:val="en-US"/>
+        </w:rPr>
+      </w:pPr>
+      <w:r>
+        <w:rPr>
+          <w:rFonts w:ascii="Times New Roman" w:hAnsi="Times New Roman" w:cs="Times New Roman"/>
+          <w:sz w:val="40"/>
+          <w:szCs w:val="40"/>
+          <w:lang w:val="en-US"/>
         </w:rPr>
         <w:t>)</w:t>
       </w:r>
@@ -5834,31 +6385,35 @@
           <w:rFonts w:ascii="Times New Roman" w:hAnsi="Times New Roman" w:cs="Times New Roman"/>
           <w:sz w:val="40"/>
           <w:szCs w:val="40"/>
-        </w:rPr>
-      </w:pPr>
-    </w:p>
-    <w:p>
-      <w:pPr>
-        <w:rPr>
-          <w:rFonts w:ascii="Times New Roman" w:hAnsi="Times New Roman" w:cs="Times New Roman"/>
-          <w:sz w:val="40"/>
-          <w:szCs w:val="40"/>
-        </w:rPr>
-      </w:pPr>
-    </w:p>
-    <w:p>
-      <w:pPr>
-        <w:rPr>
-          <w:rFonts w:ascii="Times New Roman" w:hAnsi="Times New Roman" w:cs="Times New Roman"/>
-          <w:sz w:val="40"/>
-          <w:szCs w:val="40"/>
-        </w:rPr>
-      </w:pPr>
-      <w:r>
-        <w:rPr>
-          <w:rFonts w:ascii="Times New Roman" w:hAnsi="Times New Roman" w:cs="Times New Roman"/>
-          <w:sz w:val="40"/>
-          <w:szCs w:val="40"/>
+          <w:lang w:val="en-US"/>
+        </w:rPr>
+      </w:pPr>
+    </w:p>
+    <w:p>
+      <w:pPr>
+        <w:rPr>
+          <w:rFonts w:ascii="Times New Roman" w:hAnsi="Times New Roman" w:cs="Times New Roman"/>
+          <w:sz w:val="40"/>
+          <w:szCs w:val="40"/>
+          <w:lang w:val="en-US"/>
+        </w:rPr>
+      </w:pPr>
+    </w:p>
+    <w:p>
+      <w:pPr>
+        <w:rPr>
+          <w:rFonts w:ascii="Times New Roman" w:hAnsi="Times New Roman" w:cs="Times New Roman"/>
+          <w:sz w:val="40"/>
+          <w:szCs w:val="40"/>
+          <w:lang w:val="en-US"/>
+        </w:rPr>
+      </w:pPr>
+      <w:r>
+        <w:rPr>
+          <w:rFonts w:ascii="Times New Roman" w:hAnsi="Times New Roman" w:cs="Times New Roman"/>
+          <w:sz w:val="40"/>
+          <w:szCs w:val="40"/>
+          <w:lang w:val="en-US"/>
         </w:rPr>
         <w:t xml:space="preserve">la maturité    : </w:t>
       </w:r>
@@ -5869,31 +6424,35 @@
           <w:rFonts w:ascii="Times New Roman" w:hAnsi="Times New Roman" w:cs="Times New Roman"/>
           <w:sz w:val="40"/>
           <w:szCs w:val="40"/>
-        </w:rPr>
-      </w:pPr>
-    </w:p>
-    <w:p>
-      <w:pPr>
-        <w:rPr>
-          <w:rFonts w:ascii="Times New Roman" w:hAnsi="Times New Roman" w:cs="Times New Roman"/>
-          <w:sz w:val="40"/>
-          <w:szCs w:val="40"/>
-        </w:rPr>
-      </w:pPr>
-    </w:p>
-    <w:p>
-      <w:pPr>
-        <w:rPr>
-          <w:rFonts w:ascii="Times New Roman" w:hAnsi="Times New Roman" w:cs="Times New Roman"/>
-          <w:sz w:val="40"/>
-          <w:szCs w:val="40"/>
-        </w:rPr>
-      </w:pPr>
-      <w:r>
-        <w:rPr>
-          <w:rFonts w:ascii="Times New Roman" w:hAnsi="Times New Roman" w:cs="Times New Roman"/>
-          <w:sz w:val="40"/>
-          <w:szCs w:val="40"/>
+          <w:lang w:val="en-US"/>
+        </w:rPr>
+      </w:pPr>
+    </w:p>
+    <w:p>
+      <w:pPr>
+        <w:rPr>
+          <w:rFonts w:ascii="Times New Roman" w:hAnsi="Times New Roman" w:cs="Times New Roman"/>
+          <w:sz w:val="40"/>
+          <w:szCs w:val="40"/>
+          <w:lang w:val="en-US"/>
+        </w:rPr>
+      </w:pPr>
+    </w:p>
+    <w:p>
+      <w:pPr>
+        <w:rPr>
+          <w:rFonts w:ascii="Times New Roman" w:hAnsi="Times New Roman" w:cs="Times New Roman"/>
+          <w:sz w:val="40"/>
+          <w:szCs w:val="40"/>
+          <w:lang w:val="en-US"/>
+        </w:rPr>
+      </w:pPr>
+      <w:r>
+        <w:rPr>
+          <w:rFonts w:ascii="Times New Roman" w:hAnsi="Times New Roman" w:cs="Times New Roman"/>
+          <w:sz w:val="40"/>
+          <w:szCs w:val="40"/>
+          <w:lang w:val="en-US"/>
         </w:rPr>
         <w:t>Maturity - middle age</w:t>
       </w:r>
@@ -5904,13 +6463,15 @@
           <w:rFonts w:ascii="Times New Roman" w:hAnsi="Times New Roman" w:cs="Times New Roman"/>
           <w:sz w:val="40"/>
           <w:szCs w:val="40"/>
-        </w:rPr>
-      </w:pPr>
-      <w:r>
-        <w:rPr>
-          <w:rFonts w:ascii="Times New Roman" w:hAnsi="Times New Roman" w:cs="Times New Roman"/>
-          <w:sz w:val="40"/>
-          <w:szCs w:val="40"/>
+          <w:lang w:val="en-US"/>
+        </w:rPr>
+      </w:pPr>
+      <w:r>
+        <w:rPr>
+          <w:rFonts w:ascii="Times New Roman" w:hAnsi="Times New Roman" w:cs="Times New Roman"/>
+          <w:sz w:val="40"/>
+          <w:szCs w:val="40"/>
+          <w:lang w:val="en-US"/>
         </w:rPr>
         <w:t>(</w:t>
       </w:r>
@@ -7810,13 +8371,15 @@
           <w:rFonts w:ascii="Times New Roman" w:hAnsi="Times New Roman" w:cs="Times New Roman"/>
           <w:sz w:val="40"/>
           <w:szCs w:val="40"/>
-        </w:rPr>
-      </w:pPr>
-      <w:r>
-        <w:rPr>
-          <w:rFonts w:ascii="Times New Roman" w:hAnsi="Times New Roman" w:cs="Times New Roman"/>
-          <w:sz w:val="40"/>
-          <w:szCs w:val="40"/>
+          <w:lang w:val="en-US"/>
+        </w:rPr>
+      </w:pPr>
+      <w:r>
+        <w:rPr>
+          <w:rFonts w:ascii="Times New Roman" w:hAnsi="Times New Roman" w:cs="Times New Roman"/>
+          <w:sz w:val="40"/>
+          <w:szCs w:val="40"/>
+          <w:lang w:val="en-US"/>
         </w:rPr>
         <w:t>)</w:t>
       </w:r>
@@ -7827,31 +8390,35 @@
           <w:rFonts w:ascii="Times New Roman" w:hAnsi="Times New Roman" w:cs="Times New Roman"/>
           <w:sz w:val="40"/>
           <w:szCs w:val="40"/>
-        </w:rPr>
-      </w:pPr>
-    </w:p>
-    <w:p>
-      <w:pPr>
-        <w:rPr>
-          <w:rFonts w:ascii="Times New Roman" w:hAnsi="Times New Roman" w:cs="Times New Roman"/>
-          <w:sz w:val="40"/>
-          <w:szCs w:val="40"/>
-        </w:rPr>
-      </w:pPr>
-    </w:p>
-    <w:p>
-      <w:pPr>
-        <w:rPr>
-          <w:rFonts w:ascii="Times New Roman" w:hAnsi="Times New Roman" w:cs="Times New Roman"/>
-          <w:sz w:val="40"/>
-          <w:szCs w:val="40"/>
-        </w:rPr>
-      </w:pPr>
-      <w:r>
-        <w:rPr>
-          <w:rFonts w:ascii="Times New Roman" w:hAnsi="Times New Roman" w:cs="Times New Roman"/>
-          <w:sz w:val="40"/>
-          <w:szCs w:val="40"/>
+          <w:lang w:val="en-US"/>
+        </w:rPr>
+      </w:pPr>
+    </w:p>
+    <w:p>
+      <w:pPr>
+        <w:rPr>
+          <w:rFonts w:ascii="Times New Roman" w:hAnsi="Times New Roman" w:cs="Times New Roman"/>
+          <w:sz w:val="40"/>
+          <w:szCs w:val="40"/>
+          <w:lang w:val="en-US"/>
+        </w:rPr>
+      </w:pPr>
+    </w:p>
+    <w:p>
+      <w:pPr>
+        <w:rPr>
+          <w:rFonts w:ascii="Times New Roman" w:hAnsi="Times New Roman" w:cs="Times New Roman"/>
+          <w:sz w:val="40"/>
+          <w:szCs w:val="40"/>
+          <w:lang w:val="en-US"/>
+        </w:rPr>
+      </w:pPr>
+      <w:r>
+        <w:rPr>
+          <w:rFonts w:ascii="Times New Roman" w:hAnsi="Times New Roman" w:cs="Times New Roman"/>
+          <w:sz w:val="40"/>
+          <w:szCs w:val="40"/>
+          <w:lang w:val="en-US"/>
         </w:rPr>
         <w:t xml:space="preserve">un vieillard    : </w:t>
       </w:r>
@@ -7862,31 +8429,35 @@
           <w:rFonts w:ascii="Times New Roman" w:hAnsi="Times New Roman" w:cs="Times New Roman"/>
           <w:sz w:val="40"/>
           <w:szCs w:val="40"/>
-        </w:rPr>
-      </w:pPr>
-    </w:p>
-    <w:p>
-      <w:pPr>
-        <w:rPr>
-          <w:rFonts w:ascii="Times New Roman" w:hAnsi="Times New Roman" w:cs="Times New Roman"/>
-          <w:sz w:val="40"/>
-          <w:szCs w:val="40"/>
-        </w:rPr>
-      </w:pPr>
-    </w:p>
-    <w:p>
-      <w:pPr>
-        <w:rPr>
-          <w:rFonts w:ascii="Times New Roman" w:hAnsi="Times New Roman" w:cs="Times New Roman"/>
-          <w:sz w:val="40"/>
-          <w:szCs w:val="40"/>
-        </w:rPr>
-      </w:pPr>
-      <w:r>
-        <w:rPr>
-          <w:rFonts w:ascii="Times New Roman" w:hAnsi="Times New Roman" w:cs="Times New Roman"/>
-          <w:sz w:val="40"/>
-          <w:szCs w:val="40"/>
+          <w:lang w:val="en-US"/>
+        </w:rPr>
+      </w:pPr>
+    </w:p>
+    <w:p>
+      <w:pPr>
+        <w:rPr>
+          <w:rFonts w:ascii="Times New Roman" w:hAnsi="Times New Roman" w:cs="Times New Roman"/>
+          <w:sz w:val="40"/>
+          <w:szCs w:val="40"/>
+          <w:lang w:val="en-US"/>
+        </w:rPr>
+      </w:pPr>
+    </w:p>
+    <w:p>
+      <w:pPr>
+        <w:rPr>
+          <w:rFonts w:ascii="Times New Roman" w:hAnsi="Times New Roman" w:cs="Times New Roman"/>
+          <w:sz w:val="40"/>
+          <w:szCs w:val="40"/>
+          <w:lang w:val="en-US"/>
+        </w:rPr>
+      </w:pPr>
+      <w:r>
+        <w:rPr>
+          <w:rFonts w:ascii="Times New Roman" w:hAnsi="Times New Roman" w:cs="Times New Roman"/>
+          <w:sz w:val="40"/>
+          <w:szCs w:val="40"/>
+          <w:lang w:val="en-US"/>
         </w:rPr>
         <w:t>an old person</w:t>
       </w:r>
@@ -7897,13 +8468,15 @@
           <w:rFonts w:ascii="Times New Roman" w:hAnsi="Times New Roman" w:cs="Times New Roman"/>
           <w:sz w:val="40"/>
           <w:szCs w:val="40"/>
-        </w:rPr>
-      </w:pPr>
-      <w:r>
-        <w:rPr>
-          <w:rFonts w:ascii="Times New Roman" w:hAnsi="Times New Roman" w:cs="Times New Roman"/>
-          <w:sz w:val="40"/>
-          <w:szCs w:val="40"/>
+          <w:lang w:val="en-US"/>
+        </w:rPr>
+      </w:pPr>
+      <w:r>
+        <w:rPr>
+          <w:rFonts w:ascii="Times New Roman" w:hAnsi="Times New Roman" w:cs="Times New Roman"/>
+          <w:sz w:val="40"/>
+          <w:szCs w:val="40"/>
+          <w:lang w:val="en-US"/>
         </w:rPr>
         <w:t>(</w:t>
       </w:r>
@@ -8408,13 +8981,15 @@
           <w:rFonts w:ascii="Times New Roman" w:hAnsi="Times New Roman" w:cs="Times New Roman"/>
           <w:sz w:val="40"/>
           <w:szCs w:val="40"/>
-        </w:rPr>
-      </w:pPr>
-      <w:r>
-        <w:rPr>
-          <w:rFonts w:ascii="Times New Roman" w:hAnsi="Times New Roman" w:cs="Times New Roman"/>
-          <w:sz w:val="40"/>
-          <w:szCs w:val="40"/>
+          <w:lang w:val="en-US"/>
+        </w:rPr>
+      </w:pPr>
+      <w:r>
+        <w:rPr>
+          <w:rFonts w:ascii="Times New Roman" w:hAnsi="Times New Roman" w:cs="Times New Roman"/>
+          <w:sz w:val="40"/>
+          <w:szCs w:val="40"/>
+          <w:lang w:val="en-US"/>
         </w:rPr>
         <w:t>)</w:t>
       </w:r>
@@ -8425,31 +9000,35 @@
           <w:rFonts w:ascii="Times New Roman" w:hAnsi="Times New Roman" w:cs="Times New Roman"/>
           <w:sz w:val="40"/>
           <w:szCs w:val="40"/>
-        </w:rPr>
-      </w:pPr>
-    </w:p>
-    <w:p>
-      <w:pPr>
-        <w:rPr>
-          <w:rFonts w:ascii="Times New Roman" w:hAnsi="Times New Roman" w:cs="Times New Roman"/>
-          <w:sz w:val="40"/>
-          <w:szCs w:val="40"/>
-        </w:rPr>
-      </w:pPr>
-    </w:p>
-    <w:p>
-      <w:pPr>
-        <w:rPr>
-          <w:rFonts w:ascii="Times New Roman" w:hAnsi="Times New Roman" w:cs="Times New Roman"/>
-          <w:sz w:val="40"/>
-          <w:szCs w:val="40"/>
-        </w:rPr>
-      </w:pPr>
-      <w:r>
-        <w:rPr>
-          <w:rFonts w:ascii="Times New Roman" w:hAnsi="Times New Roman" w:cs="Times New Roman"/>
-          <w:sz w:val="40"/>
-          <w:szCs w:val="40"/>
+          <w:lang w:val="en-US"/>
+        </w:rPr>
+      </w:pPr>
+    </w:p>
+    <w:p>
+      <w:pPr>
+        <w:rPr>
+          <w:rFonts w:ascii="Times New Roman" w:hAnsi="Times New Roman" w:cs="Times New Roman"/>
+          <w:sz w:val="40"/>
+          <w:szCs w:val="40"/>
+          <w:lang w:val="en-US"/>
+        </w:rPr>
+      </w:pPr>
+    </w:p>
+    <w:p>
+      <w:pPr>
+        <w:rPr>
+          <w:rFonts w:ascii="Times New Roman" w:hAnsi="Times New Roman" w:cs="Times New Roman"/>
+          <w:sz w:val="40"/>
+          <w:szCs w:val="40"/>
+          <w:lang w:val="en-US"/>
+        </w:rPr>
+      </w:pPr>
+      <w:r>
+        <w:rPr>
+          <w:rFonts w:ascii="Times New Roman" w:hAnsi="Times New Roman" w:cs="Times New Roman"/>
+          <w:sz w:val="40"/>
+          <w:szCs w:val="40"/>
+          <w:lang w:val="en-US"/>
         </w:rPr>
         <w:t xml:space="preserve">une personne âgée    : </w:t>
       </w:r>
@@ -8460,31 +9039,35 @@
           <w:rFonts w:ascii="Times New Roman" w:hAnsi="Times New Roman" w:cs="Times New Roman"/>
           <w:sz w:val="40"/>
           <w:szCs w:val="40"/>
-        </w:rPr>
-      </w:pPr>
-    </w:p>
-    <w:p>
-      <w:pPr>
-        <w:rPr>
-          <w:rFonts w:ascii="Times New Roman" w:hAnsi="Times New Roman" w:cs="Times New Roman"/>
-          <w:sz w:val="40"/>
-          <w:szCs w:val="40"/>
-        </w:rPr>
-      </w:pPr>
-    </w:p>
-    <w:p>
-      <w:pPr>
-        <w:rPr>
-          <w:rFonts w:ascii="Times New Roman" w:hAnsi="Times New Roman" w:cs="Times New Roman"/>
-          <w:sz w:val="40"/>
-          <w:szCs w:val="40"/>
-        </w:rPr>
-      </w:pPr>
-      <w:r>
-        <w:rPr>
-          <w:rFonts w:ascii="Times New Roman" w:hAnsi="Times New Roman" w:cs="Times New Roman"/>
-          <w:sz w:val="40"/>
-          <w:szCs w:val="40"/>
+          <w:lang w:val="en-US"/>
+        </w:rPr>
+      </w:pPr>
+    </w:p>
+    <w:p>
+      <w:pPr>
+        <w:rPr>
+          <w:rFonts w:ascii="Times New Roman" w:hAnsi="Times New Roman" w:cs="Times New Roman"/>
+          <w:sz w:val="40"/>
+          <w:szCs w:val="40"/>
+          <w:lang w:val="en-US"/>
+        </w:rPr>
+      </w:pPr>
+    </w:p>
+    <w:p>
+      <w:pPr>
+        <w:rPr>
+          <w:rFonts w:ascii="Times New Roman" w:hAnsi="Times New Roman" w:cs="Times New Roman"/>
+          <w:sz w:val="40"/>
+          <w:szCs w:val="40"/>
+          <w:lang w:val="en-US"/>
+        </w:rPr>
+      </w:pPr>
+      <w:r>
+        <w:rPr>
+          <w:rFonts w:ascii="Times New Roman" w:hAnsi="Times New Roman" w:cs="Times New Roman"/>
+          <w:sz w:val="40"/>
+          <w:szCs w:val="40"/>
+          <w:lang w:val="en-US"/>
         </w:rPr>
         <w:t>an elderly person - a senior citizen</w:t>
       </w:r>
@@ -9190,8 +9773,6 @@
           <w:szCs w:val="40"/>
         </w:rPr>
       </w:pPr>
-      <w:bookmarkStart w:id="0" w:name="_GoBack"/>
-      <w:bookmarkEnd w:id="0"/>
     </w:p>
     <w:p>
       <w:pPr>
